--- a/Module-4(SQL)/Assesment/Assesment-1(SQL).docx
+++ b/Module-4(SQL)/Assesment/Assesment-1(SQL).docx
@@ -90,15 +90,7 @@
         <w:pStyle w:val="ListParagraph"/>
       </w:pPr>
       <w:r>
-        <w:t xml:space="preserve">Constraints </w:t>
-      </w:r>
-      <w:proofErr w:type="gramStart"/>
-      <w:r>
-        <w:t>stops</w:t>
-      </w:r>
-      <w:proofErr w:type="gramEnd"/>
-      <w:r>
-        <w:t xml:space="preserve"> the wrong entries.</w:t>
+        <w:t>Constraints stops the wrong entries.</w:t>
       </w:r>
     </w:p>
     <w:p>
@@ -113,26 +105,16 @@
       <w:pPr>
         <w:pStyle w:val="ListParagraph"/>
       </w:pPr>
-      <w:proofErr w:type="gramStart"/>
-      <w:r>
-        <w:t>Also</w:t>
-      </w:r>
-      <w:proofErr w:type="gramEnd"/>
-      <w:r>
-        <w:t xml:space="preserve"> transaction ensures all changes are saved properly or not at all.</w:t>
-      </w:r>
-    </w:p>
-    <w:p>
-      <w:pPr>
-        <w:pStyle w:val="ListParagraph"/>
-      </w:pPr>
-      <w:proofErr w:type="gramStart"/>
-      <w:r>
-        <w:t>This structures</w:t>
-      </w:r>
-      <w:proofErr w:type="gramEnd"/>
-      <w:r>
-        <w:t xml:space="preserve"> helps prevent errors and keeps data inconsistent.</w:t>
+      <w:r>
+        <w:t>Also transaction ensures all changes are saved properly or not at all.</w:t>
+      </w:r>
+    </w:p>
+    <w:p>
+      <w:pPr>
+        <w:pStyle w:val="ListParagraph"/>
+      </w:pPr>
+      <w:r>
+        <w:t>This structures helps prevent errors and keeps data inconsistent.</w:t>
       </w:r>
     </w:p>
     <w:p>
@@ -192,15 +174,7 @@
         <w:pStyle w:val="ListParagraph"/>
       </w:pPr>
       <w:r>
-        <w:t xml:space="preserve">The amount </w:t>
-      </w:r>
-      <w:proofErr w:type="gramStart"/>
-      <w:r>
-        <w:t>are</w:t>
-      </w:r>
-      <w:proofErr w:type="gramEnd"/>
-      <w:r>
-        <w:t xml:space="preserve"> not negative</w:t>
+        <w:t>The amount are not negative</w:t>
       </w:r>
     </w:p>
     <w:p>
@@ -216,28 +190,20 @@
         <w:pStyle w:val="ListParagraph"/>
       </w:pPr>
       <w:r>
-        <w:t>Required fields (like category) are not empty</w:t>
-      </w:r>
-    </w:p>
-    <w:p>
-      <w:pPr>
-        <w:pStyle w:val="ListParagraph"/>
-      </w:pPr>
-    </w:p>
-    <w:p>
-      <w:pPr>
-        <w:pStyle w:val="ListParagraph"/>
-      </w:pPr>
-      <w:r>
-        <w:t xml:space="preserve">This keeps the data are accurate, consistent and </w:t>
-      </w:r>
-      <w:proofErr w:type="gramStart"/>
-      <w:r>
-        <w:t>reliable ,</w:t>
-      </w:r>
-      <w:proofErr w:type="gramEnd"/>
-      <w:r>
-        <w:t xml:space="preserve"> which is essential for tracking expenses correctly and making good financial decisions.</w:t>
+        <w:t>Required fields are not empty</w:t>
+      </w:r>
+    </w:p>
+    <w:p>
+      <w:pPr>
+        <w:pStyle w:val="ListParagraph"/>
+      </w:pPr>
+    </w:p>
+    <w:p>
+      <w:pPr>
+        <w:pStyle w:val="ListParagraph"/>
+      </w:pPr>
+      <w:r>
+        <w:t>This keeps the data are accurate, consistent and reliable , which is essential for tracking expenses correctly and making good financial decisions.</w:t>
       </w:r>
     </w:p>
     <w:p>
@@ -317,17 +283,8 @@
           <w:b/>
           <w:bCs/>
         </w:rPr>
-        <w:t xml:space="preserve">Category-wise </w:t>
-      </w:r>
-      <w:proofErr w:type="gramStart"/>
-      <w:r>
-        <w:rPr>
-          <w:b/>
-          <w:bCs/>
-        </w:rPr>
-        <w:t>Spending:-</w:t>
-      </w:r>
-      <w:proofErr w:type="gramEnd"/>
+        <w:t>Category-wise Spending:-</w:t>
+      </w:r>
     </w:p>
     <w:p>
       <w:pPr>
@@ -343,33 +300,14 @@
         <w:pStyle w:val="ListParagraph"/>
         <w:ind w:left="1440"/>
       </w:pPr>
-      <w:proofErr w:type="gramStart"/>
-      <w:r>
-        <w:t>Query:-</w:t>
-      </w:r>
-      <w:proofErr w:type="gramEnd"/>
-      <w:r>
-        <w:t xml:space="preserve">  </w:t>
+      <w:r>
+        <w:t xml:space="preserve">Query:-  </w:t>
       </w:r>
       <w:r>
         <w:rPr>
           <w:highlight w:val="yellow"/>
         </w:rPr>
-        <w:t xml:space="preserve">SELECT category, </w:t>
-      </w:r>
-      <w:proofErr w:type="gramStart"/>
-      <w:r>
-        <w:rPr>
-          <w:highlight w:val="yellow"/>
-        </w:rPr>
-        <w:t>SUM(</w:t>
-      </w:r>
-      <w:proofErr w:type="gramEnd"/>
-      <w:r>
-        <w:rPr>
-          <w:highlight w:val="yellow"/>
-        </w:rPr>
-        <w:t>amount) FROM expenses GROUP BY category;</w:t>
+        <w:t>SELECT category, SUM(amount) FROM expenses GROUP BY category;</w:t>
       </w:r>
     </w:p>
     <w:p/>
@@ -390,59 +328,27 @@
           <w:b/>
           <w:bCs/>
         </w:rPr>
-        <w:t xml:space="preserve">Monthly spending </w:t>
-      </w:r>
-      <w:proofErr w:type="gramStart"/>
-      <w:r>
-        <w:rPr>
-          <w:b/>
-          <w:bCs/>
-        </w:rPr>
-        <w:t>spends:-</w:t>
-      </w:r>
-      <w:proofErr w:type="gramEnd"/>
+        <w:t>Monthly spending spends:-</w:t>
+      </w:r>
     </w:p>
     <w:p>
       <w:pPr>
         <w:pStyle w:val="ListParagraph"/>
         <w:ind w:left="1440"/>
       </w:pPr>
-      <w:proofErr w:type="gramStart"/>
       <w:r>
         <w:rPr>
           <w:b/>
           <w:bCs/>
         </w:rPr>
         <w:lastRenderedPageBreak/>
-        <w:t>Query:-</w:t>
-      </w:r>
-      <w:proofErr w:type="gramEnd"/>
-      <w:r>
-        <w:rPr>
-          <w:b/>
-          <w:bCs/>
-        </w:rPr>
-        <w:t xml:space="preserve"> </w:t>
+        <w:t xml:space="preserve">Query:- </w:t>
       </w:r>
       <w:r>
         <w:rPr>
           <w:highlight w:val="yellow"/>
         </w:rPr>
-        <w:t xml:space="preserve">SELECT Month(date), </w:t>
-      </w:r>
-      <w:proofErr w:type="gramStart"/>
-      <w:r>
-        <w:rPr>
-          <w:highlight w:val="yellow"/>
-        </w:rPr>
-        <w:t>SUM(</w:t>
-      </w:r>
-      <w:proofErr w:type="gramEnd"/>
-      <w:r>
-        <w:rPr>
-          <w:highlight w:val="yellow"/>
-        </w:rPr>
-        <w:t>amount) FROM expenses GROUP BY Month(date);</w:t>
+        <w:t>SELECT Month(date), SUM(amount) FROM expenses GROUP BY Month(date);</w:t>
       </w:r>
     </w:p>
     <w:p/>
@@ -459,17 +365,8 @@
           <w:b/>
           <w:bCs/>
         </w:rPr>
-        <w:t xml:space="preserve">Frequent expense </w:t>
-      </w:r>
-      <w:proofErr w:type="gramStart"/>
-      <w:r>
-        <w:rPr>
-          <w:b/>
-          <w:bCs/>
-        </w:rPr>
-        <w:t>types:-</w:t>
-      </w:r>
-      <w:proofErr w:type="gramEnd"/>
+        <w:t>Frequent expense types:-</w:t>
+      </w:r>
     </w:p>
     <w:p>
       <w:pPr>
@@ -485,33 +382,14 @@
         <w:pStyle w:val="ListParagraph"/>
         <w:ind w:left="1440"/>
       </w:pPr>
-      <w:proofErr w:type="gramStart"/>
-      <w:r>
-        <w:t>Query:-</w:t>
-      </w:r>
-      <w:proofErr w:type="gramEnd"/>
-      <w:r>
-        <w:t xml:space="preserve"> </w:t>
+      <w:r>
+        <w:t xml:space="preserve">Query:- </w:t>
       </w:r>
       <w:r>
         <w:rPr>
           <w:highlight w:val="yellow"/>
         </w:rPr>
-        <w:t xml:space="preserve">SELECT category, </w:t>
-      </w:r>
-      <w:proofErr w:type="gramStart"/>
-      <w:r>
-        <w:rPr>
-          <w:highlight w:val="yellow"/>
-        </w:rPr>
-        <w:t>COUNT(</w:t>
-      </w:r>
-      <w:proofErr w:type="gramEnd"/>
-      <w:r>
-        <w:rPr>
-          <w:highlight w:val="yellow"/>
-        </w:rPr>
-        <w:t>*) FROM expenses GROUP BY category;</w:t>
+        <w:t>SELECT category, COUNT(*) FROM expenses GROUP BY category;</w:t>
       </w:r>
     </w:p>
     <w:p/>
@@ -530,7 +408,6 @@
         </w:rPr>
         <w:t xml:space="preserve">Average Spending </w:t>
       </w:r>
-      <w:proofErr w:type="gramStart"/>
       <w:r>
         <w:rPr>
           <w:b/>
@@ -545,20 +422,14 @@
         </w:rPr>
         <w:t>:-</w:t>
       </w:r>
-      <w:proofErr w:type="gramEnd"/>
     </w:p>
     <w:p>
       <w:pPr>
         <w:pStyle w:val="ListParagraph"/>
         <w:ind w:left="1440"/>
       </w:pPr>
-      <w:proofErr w:type="gramStart"/>
-      <w:r>
-        <w:t>Query:-</w:t>
-      </w:r>
-      <w:proofErr w:type="gramEnd"/>
-      <w:r>
-        <w:t xml:space="preserve"> </w:t>
+      <w:r>
+        <w:t xml:space="preserve">Query:- </w:t>
       </w:r>
       <w:r>
         <w:rPr>
@@ -566,7 +437,6 @@
         </w:rPr>
         <w:t xml:space="preserve">SELECT category, </w:t>
       </w:r>
-      <w:proofErr w:type="gramStart"/>
       <w:r>
         <w:rPr>
           <w:highlight w:val="yellow"/>
@@ -579,7 +449,6 @@
         </w:rPr>
         <w:t>(</w:t>
       </w:r>
-      <w:proofErr w:type="gramEnd"/>
       <w:r>
         <w:rPr>
           <w:highlight w:val="yellow"/>
@@ -651,15 +520,7 @@
           <w:b/>
           <w:bCs/>
         </w:rPr>
-        <w:t xml:space="preserve">Example </w:t>
-      </w:r>
-      <w:proofErr w:type="gramStart"/>
-      <w:r>
-        <w:rPr>
-          <w:b/>
-          <w:bCs/>
-        </w:rPr>
-        <w:t>scenario</w:t>
+        <w:t>Example scenario</w:t>
       </w:r>
       <w:r>
         <w:rPr>
@@ -670,22 +531,13 @@
         </w:rPr>
         <w:t>:-</w:t>
       </w:r>
-      <w:proofErr w:type="gramEnd"/>
-    </w:p>
-    <w:p>
-      <w:pPr>
-        <w:pStyle w:val="ListParagraph"/>
-      </w:pPr>
-      <w:r>
-        <w:t xml:space="preserve">Suppose you are adding new </w:t>
-      </w:r>
-      <w:proofErr w:type="gramStart"/>
-      <w:r>
-        <w:t>expenses :</w:t>
-      </w:r>
-      <w:proofErr w:type="gramEnd"/>
-      <w:r>
-        <w:t>-</w:t>
+    </w:p>
+    <w:p>
+      <w:pPr>
+        <w:pStyle w:val="ListParagraph"/>
+      </w:pPr>
+      <w:r>
+        <w:t>Suppose you are adding new expenses :-</w:t>
       </w:r>
     </w:p>
     <w:p>
@@ -709,36 +561,20 @@
         <w:pStyle w:val="ListParagraph"/>
       </w:pPr>
       <w:r>
-        <w:t xml:space="preserve">Payment </w:t>
-      </w:r>
-      <w:proofErr w:type="gramStart"/>
-      <w:r>
-        <w:t>Method :</w:t>
-      </w:r>
-      <w:proofErr w:type="gramEnd"/>
-      <w:r>
-        <w:t xml:space="preserve"> card</w:t>
-      </w:r>
-    </w:p>
-    <w:p>
-      <w:pPr>
-        <w:pStyle w:val="ListParagraph"/>
-      </w:pPr>
-    </w:p>
-    <w:p>
-      <w:pPr>
-        <w:pStyle w:val="ListParagraph"/>
-      </w:pPr>
-      <w:r>
-        <w:t xml:space="preserve">The system </w:t>
-      </w:r>
-      <w:proofErr w:type="gramStart"/>
-      <w:r>
-        <w:t>start</w:t>
-      </w:r>
-      <w:proofErr w:type="gramEnd"/>
-      <w:r>
-        <w:t xml:space="preserve"> saving the data,</w:t>
+        <w:t>Payment Method : card</w:t>
+      </w:r>
+    </w:p>
+    <w:p>
+      <w:pPr>
+        <w:pStyle w:val="ListParagraph"/>
+      </w:pPr>
+    </w:p>
+    <w:p>
+      <w:pPr>
+        <w:pStyle w:val="ListParagraph"/>
+      </w:pPr>
+      <w:r>
+        <w:t>The system start saving the data,</w:t>
       </w:r>
     </w:p>
     <w:p>
@@ -775,42 +611,15 @@
           <w:b/>
           <w:bCs/>
         </w:rPr>
-        <w:t xml:space="preserve">What Rollback </w:t>
-      </w:r>
-      <w:proofErr w:type="gramStart"/>
-      <w:r>
-        <w:rPr>
-          <w:b/>
-          <w:bCs/>
-        </w:rPr>
-        <w:t>Does:-</w:t>
-      </w:r>
-      <w:proofErr w:type="gramEnd"/>
-    </w:p>
-    <w:p>
-      <w:pPr>
-        <w:pStyle w:val="ListParagraph"/>
-      </w:pPr>
-      <w:r>
-        <w:t xml:space="preserve">Rollback cancels the entire transactions and </w:t>
-      </w:r>
-      <w:proofErr w:type="gramStart"/>
-      <w:r>
-        <w:t>restore</w:t>
-      </w:r>
-      <w:proofErr w:type="gramEnd"/>
-      <w:r>
-        <w:t xml:space="preserve"> the database to </w:t>
-      </w:r>
-      <w:proofErr w:type="spellStart"/>
-      <w:proofErr w:type="gramStart"/>
-      <w:r>
-        <w:t>it’s</w:t>
-      </w:r>
-      <w:proofErr w:type="spellEnd"/>
-      <w:proofErr w:type="gramEnd"/>
-      <w:r>
-        <w:t xml:space="preserve"> previous state, so no partial or wrong data is saved.</w:t>
+        <w:t>What Rollback Does:-</w:t>
+      </w:r>
+    </w:p>
+    <w:p>
+      <w:pPr>
+        <w:pStyle w:val="ListParagraph"/>
+      </w:pPr>
+      <w:r>
+        <w:t>Rollback cancels the entire transactions and restore the database to it’s previous state, so no partial or wrong data is saved.</w:t>
       </w:r>
     </w:p>
     <w:p>
@@ -887,54 +696,21 @@
       <w:pPr>
         <w:pStyle w:val="ListParagraph"/>
       </w:pPr>
-      <w:proofErr w:type="gramStart"/>
       <w:r>
         <w:lastRenderedPageBreak/>
-        <w:t>Query:-</w:t>
-      </w:r>
-      <w:proofErr w:type="gramEnd"/>
-      <w:r>
-        <w:t xml:space="preserve"> </w:t>
+        <w:t xml:space="preserve">Query:- </w:t>
       </w:r>
       <w:r>
         <w:rPr>
           <w:highlight w:val="yellow"/>
         </w:rPr>
-        <w:t xml:space="preserve">SELECT Month(date) AS month, </w:t>
-      </w:r>
-      <w:proofErr w:type="gramStart"/>
+        <w:t>SELECT Month(date) AS month, SUM(amount) total FR</w:t>
+      </w:r>
       <w:r>
         <w:rPr>
           <w:highlight w:val="yellow"/>
         </w:rPr>
-        <w:t>SUM(</w:t>
-      </w:r>
-      <w:proofErr w:type="gramEnd"/>
-      <w:r>
-        <w:rPr>
-          <w:highlight w:val="yellow"/>
-        </w:rPr>
-        <w:t xml:space="preserve">amount) total </w:t>
-      </w:r>
-      <w:proofErr w:type="spellStart"/>
-      <w:r>
-        <w:rPr>
-          <w:highlight w:val="yellow"/>
-        </w:rPr>
-        <w:t>FR</w:t>
-      </w:r>
-      <w:r>
-        <w:rPr>
-          <w:highlight w:val="yellow"/>
-        </w:rPr>
-        <w:t>ey</w:t>
-      </w:r>
-      <w:proofErr w:type="spellEnd"/>
-      <w:r>
-        <w:rPr>
-          <w:highlight w:val="yellow"/>
-        </w:rPr>
-        <w:t xml:space="preserve"> </w:t>
+        <w:t xml:space="preserve">ey </w:t>
       </w:r>
       <w:r>
         <w:rPr>
@@ -981,15 +757,7 @@
         </w:rPr>
       </w:pPr>
       <w:r>
-        <w:t xml:space="preserve">Triggers are used to automatically updated data when an </w:t>
-      </w:r>
-      <w:proofErr w:type="gramStart"/>
-      <w:r>
-        <w:t>expenses</w:t>
-      </w:r>
-      <w:proofErr w:type="gramEnd"/>
-      <w:r>
-        <w:t xml:space="preserve"> added, updated and deleted.</w:t>
+        <w:t>Triggers are used to automatically updated data when an expenses added, updated and deleted.</w:t>
       </w:r>
     </w:p>
     <w:p>
@@ -1012,17 +780,8 @@
           <w:b/>
           <w:bCs/>
         </w:rPr>
-        <w:t xml:space="preserve">Why they are </w:t>
-      </w:r>
-      <w:proofErr w:type="gramStart"/>
-      <w:r>
-        <w:rPr>
-          <w:b/>
-          <w:bCs/>
-        </w:rPr>
-        <w:t>useful:-</w:t>
-      </w:r>
-      <w:proofErr w:type="gramEnd"/>
+        <w:t>Why they are useful:-</w:t>
+      </w:r>
     </w:p>
     <w:p>
       <w:r>
@@ -1033,23 +792,7 @@
           <w:b/>
           <w:bCs/>
         </w:rPr>
-        <w:t xml:space="preserve">Auto Category </w:t>
-      </w:r>
-      <w:proofErr w:type="gramStart"/>
-      <w:r>
-        <w:rPr>
-          <w:b/>
-          <w:bCs/>
-        </w:rPr>
-        <w:t>Handling :</w:t>
-      </w:r>
-      <w:proofErr w:type="gramEnd"/>
-      <w:r>
-        <w:rPr>
-          <w:b/>
-          <w:bCs/>
-        </w:rPr>
-        <w:t xml:space="preserve">- </w:t>
+        <w:t xml:space="preserve">Auto Category Handling :- </w:t>
       </w:r>
       <w:r>
         <w:t>Assign or adjust categories without manual input.</w:t>
@@ -1064,23 +807,7 @@
           <w:b/>
           <w:bCs/>
         </w:rPr>
-        <w:t xml:space="preserve">Auto Balance </w:t>
-      </w:r>
-      <w:proofErr w:type="gramStart"/>
-      <w:r>
-        <w:rPr>
-          <w:b/>
-          <w:bCs/>
-        </w:rPr>
-        <w:t>Update :</w:t>
-      </w:r>
-      <w:proofErr w:type="gramEnd"/>
-      <w:r>
-        <w:rPr>
-          <w:b/>
-          <w:bCs/>
-        </w:rPr>
-        <w:t>-</w:t>
+        <w:t>Auto Balance Update :-</w:t>
       </w:r>
       <w:r>
         <w:rPr>
@@ -1102,23 +829,7 @@
           <w:b/>
           <w:bCs/>
         </w:rPr>
-        <w:t xml:space="preserve">Data </w:t>
-      </w:r>
-      <w:proofErr w:type="gramStart"/>
-      <w:r>
-        <w:rPr>
-          <w:b/>
-          <w:bCs/>
-        </w:rPr>
-        <w:t>Consistency :</w:t>
-      </w:r>
-      <w:proofErr w:type="gramEnd"/>
-      <w:r>
-        <w:rPr>
-          <w:b/>
-          <w:bCs/>
-        </w:rPr>
-        <w:t>-</w:t>
+        <w:t>Data Consistency :-</w:t>
       </w:r>
       <w:r>
         <w:rPr>
@@ -1140,17 +851,8 @@
           <w:b/>
           <w:bCs/>
         </w:rPr>
-        <w:t xml:space="preserve">Less Manual </w:t>
-      </w:r>
-      <w:proofErr w:type="gramStart"/>
-      <w:r>
-        <w:rPr>
-          <w:b/>
-          <w:bCs/>
-        </w:rPr>
-        <w:t>Work:-</w:t>
-      </w:r>
-      <w:proofErr w:type="gramEnd"/>
+        <w:t>Less Manual Work:-</w:t>
+      </w:r>
       <w:r>
         <w:rPr>
           <w:b/>
@@ -1215,23 +917,7 @@
           <w:b/>
           <w:bCs/>
         </w:rPr>
-        <w:t xml:space="preserve">Create a Database on </w:t>
-      </w:r>
-      <w:proofErr w:type="spellStart"/>
-      <w:r>
-        <w:rPr>
-          <w:b/>
-          <w:bCs/>
-        </w:rPr>
-        <w:t>ExpenseDB</w:t>
-      </w:r>
-      <w:proofErr w:type="spellEnd"/>
-      <w:r>
-        <w:rPr>
-          <w:b/>
-          <w:bCs/>
-        </w:rPr>
-        <w:t>;</w:t>
+        <w:t>Create a Database on ExpenseDB;</w:t>
       </w:r>
     </w:p>
     <w:p>
@@ -1247,26 +933,17 @@
         </w:rPr>
       </w:pPr>
       <w:r>
-        <w:t xml:space="preserve">Create database </w:t>
-      </w:r>
-      <w:proofErr w:type="spellStart"/>
-      <w:r>
-        <w:t>ExpenseDB</w:t>
-      </w:r>
-      <w:proofErr w:type="spellEnd"/>
-      <w:r>
-        <w:t>;</w:t>
-      </w:r>
-    </w:p>
-    <w:p>
-      <w:pPr>
-        <w:pStyle w:val="ListParagraph"/>
-        <w:rPr>
-          <w:b/>
-          <w:bCs/>
-        </w:rPr>
-      </w:pPr>
-      <w:proofErr w:type="gramStart"/>
+        <w:t>Create database ExpenseDB;</w:t>
+      </w:r>
+    </w:p>
+    <w:p>
+      <w:pPr>
+        <w:pStyle w:val="ListParagraph"/>
+        <w:rPr>
+          <w:b/>
+          <w:bCs/>
+        </w:rPr>
+      </w:pPr>
       <w:r>
         <w:rPr>
           <w:b/>
@@ -1274,7 +951,6 @@
         </w:rPr>
         <w:t>Screenshot:-</w:t>
       </w:r>
-      <w:proofErr w:type="gramEnd"/>
     </w:p>
     <w:p>
       <w:pPr>
@@ -1391,89 +1067,35 @@
         </w:numPr>
       </w:pPr>
       <w:r>
-        <w:t xml:space="preserve">Table </w:t>
-      </w:r>
-      <w:proofErr w:type="gramStart"/>
-      <w:r>
-        <w:t>1:-</w:t>
-      </w:r>
-      <w:proofErr w:type="gramEnd"/>
-      <w:r>
-        <w:t xml:space="preserve"> Users</w:t>
-      </w:r>
-    </w:p>
-    <w:p>
-      <w:pPr>
-        <w:pStyle w:val="ListParagraph"/>
-      </w:pPr>
-    </w:p>
-    <w:p>
-      <w:pPr>
-        <w:pStyle w:val="ListParagraph"/>
-      </w:pPr>
-      <w:r>
-        <w:t xml:space="preserve">CREATE TABLE </w:t>
-      </w:r>
-      <w:proofErr w:type="gramStart"/>
-      <w:r>
-        <w:t>users(</w:t>
-      </w:r>
-      <w:proofErr w:type="spellStart"/>
-      <w:proofErr w:type="gramEnd"/>
-      <w:r>
-        <w:t>user_id</w:t>
-      </w:r>
-      <w:proofErr w:type="spellEnd"/>
-      <w:r>
-        <w:t xml:space="preserve"> int PRIMARY KEY AUTO_INCREMENT, name </w:t>
-      </w:r>
-      <w:proofErr w:type="gramStart"/>
-      <w:r>
-        <w:t>varchar(</w:t>
-      </w:r>
-      <w:proofErr w:type="gramEnd"/>
-      <w:r>
-        <w:t>50</w:t>
-      </w:r>
-      <w:proofErr w:type="gramStart"/>
-      <w:r>
-        <w:t>),email</w:t>
-      </w:r>
-      <w:proofErr w:type="gramEnd"/>
-      <w:r>
-        <w:t xml:space="preserve"> </w:t>
-      </w:r>
-      <w:proofErr w:type="gramStart"/>
-      <w:r>
-        <w:t>varchar(</w:t>
-      </w:r>
-      <w:proofErr w:type="gramEnd"/>
-      <w:r>
-        <w:t xml:space="preserve">100) UNIQUE, </w:t>
-      </w:r>
-      <w:proofErr w:type="spellStart"/>
-      <w:r>
-        <w:t>created_at</w:t>
-      </w:r>
-      <w:proofErr w:type="spellEnd"/>
-      <w:r>
-        <w:t xml:space="preserve"> DATE);</w:t>
-      </w:r>
-    </w:p>
-    <w:p>
-      <w:pPr>
-        <w:pStyle w:val="ListParagraph"/>
-      </w:pPr>
-    </w:p>
-    <w:p>
-      <w:pPr>
-        <w:pStyle w:val="ListParagraph"/>
-        <w:rPr>
-          <w:b/>
-          <w:bCs/>
-        </w:rPr>
-      </w:pPr>
-      <w:proofErr w:type="gramStart"/>
+        <w:t>Table 1:- Users</w:t>
+      </w:r>
+    </w:p>
+    <w:p>
+      <w:pPr>
+        <w:pStyle w:val="ListParagraph"/>
+      </w:pPr>
+    </w:p>
+    <w:p>
+      <w:pPr>
+        <w:pStyle w:val="ListParagraph"/>
+      </w:pPr>
+      <w:r>
+        <w:t>CREATE TABLE users(user_id int PRIMARY KEY AUTO_INCREMENT, name varchar(50),email varchar(100) UNIQUE, created_at DATE);</w:t>
+      </w:r>
+    </w:p>
+    <w:p>
+      <w:pPr>
+        <w:pStyle w:val="ListParagraph"/>
+      </w:pPr>
+    </w:p>
+    <w:p>
+      <w:pPr>
+        <w:pStyle w:val="ListParagraph"/>
+        <w:rPr>
+          <w:b/>
+          <w:bCs/>
+        </w:rPr>
+      </w:pPr>
       <w:r>
         <w:rPr>
           <w:b/>
@@ -1481,7 +1103,6 @@
         </w:rPr>
         <w:t>Screenshot:-</w:t>
       </w:r>
-      <w:proofErr w:type="gramEnd"/>
     </w:p>
     <w:p>
       <w:pPr>
@@ -1594,73 +1215,35 @@
         </w:numPr>
       </w:pPr>
       <w:r>
-        <w:t xml:space="preserve">Table </w:t>
-      </w:r>
-      <w:proofErr w:type="gramStart"/>
-      <w:r>
-        <w:t>2:-</w:t>
-      </w:r>
-      <w:proofErr w:type="gramEnd"/>
-      <w:r>
-        <w:t xml:space="preserve"> Categories</w:t>
-      </w:r>
-    </w:p>
-    <w:p>
-      <w:pPr>
-        <w:pStyle w:val="ListParagraph"/>
-      </w:pPr>
-    </w:p>
-    <w:p>
-      <w:pPr>
-        <w:pStyle w:val="ListParagraph"/>
-      </w:pPr>
-      <w:r>
-        <w:t xml:space="preserve">CREATE TABLE </w:t>
-      </w:r>
-      <w:proofErr w:type="gramStart"/>
-      <w:r>
-        <w:t>categories(</w:t>
-      </w:r>
-      <w:proofErr w:type="spellStart"/>
-      <w:proofErr w:type="gramEnd"/>
-      <w:r>
-        <w:t>category_id</w:t>
-      </w:r>
-      <w:proofErr w:type="spellEnd"/>
-      <w:r>
-        <w:t xml:space="preserve"> int PRIMARY KEY AUTO_INCREMENT, </w:t>
-      </w:r>
-      <w:proofErr w:type="spellStart"/>
-      <w:r>
-        <w:t>category_name</w:t>
-      </w:r>
-      <w:proofErr w:type="spellEnd"/>
-      <w:r>
-        <w:t xml:space="preserve"> </w:t>
-      </w:r>
-      <w:proofErr w:type="gramStart"/>
-      <w:r>
-        <w:t>varchar(</w:t>
-      </w:r>
-      <w:proofErr w:type="gramEnd"/>
-      <w:r>
-        <w:t>50));</w:t>
-      </w:r>
-    </w:p>
-    <w:p>
-      <w:pPr>
-        <w:pStyle w:val="ListParagraph"/>
-      </w:pPr>
-    </w:p>
-    <w:p>
-      <w:pPr>
-        <w:pStyle w:val="ListParagraph"/>
-        <w:rPr>
-          <w:b/>
-          <w:bCs/>
-        </w:rPr>
-      </w:pPr>
-      <w:proofErr w:type="gramStart"/>
+        <w:t>Table 2:- Categories</w:t>
+      </w:r>
+    </w:p>
+    <w:p>
+      <w:pPr>
+        <w:pStyle w:val="ListParagraph"/>
+      </w:pPr>
+    </w:p>
+    <w:p>
+      <w:pPr>
+        <w:pStyle w:val="ListParagraph"/>
+      </w:pPr>
+      <w:r>
+        <w:t>CREATE TABLE categories(category_id int PRIMARY KEY AUTO_INCREMENT, category_name varchar(50));</w:t>
+      </w:r>
+    </w:p>
+    <w:p>
+      <w:pPr>
+        <w:pStyle w:val="ListParagraph"/>
+      </w:pPr>
+    </w:p>
+    <w:p>
+      <w:pPr>
+        <w:pStyle w:val="ListParagraph"/>
+        <w:rPr>
+          <w:b/>
+          <w:bCs/>
+        </w:rPr>
+      </w:pPr>
       <w:r>
         <w:rPr>
           <w:b/>
@@ -1669,7 +1252,6 @@
         <w:lastRenderedPageBreak/>
         <w:t>Screenshot:-</w:t>
       </w:r>
-      <w:proofErr w:type="gramEnd"/>
     </w:p>
     <w:p>
       <w:pPr>
@@ -1782,131 +1364,35 @@
         </w:numPr>
       </w:pPr>
       <w:r>
-        <w:t xml:space="preserve">Table </w:t>
-      </w:r>
-      <w:proofErr w:type="gramStart"/>
-      <w:r>
-        <w:t>3:-</w:t>
-      </w:r>
-      <w:proofErr w:type="gramEnd"/>
-      <w:r>
-        <w:t xml:space="preserve"> Expenses </w:t>
-      </w:r>
-    </w:p>
-    <w:p>
-      <w:pPr>
-        <w:pStyle w:val="ListParagraph"/>
-      </w:pPr>
-    </w:p>
-    <w:p>
-      <w:pPr>
-        <w:pStyle w:val="ListParagraph"/>
-      </w:pPr>
-      <w:r>
-        <w:t xml:space="preserve">CREATE TABLE </w:t>
-      </w:r>
-      <w:proofErr w:type="gramStart"/>
-      <w:r>
-        <w:t>expenses(</w:t>
-      </w:r>
-      <w:proofErr w:type="spellStart"/>
-      <w:proofErr w:type="gramEnd"/>
-      <w:r>
-        <w:t>expense_id</w:t>
-      </w:r>
-      <w:proofErr w:type="spellEnd"/>
-      <w:r>
-        <w:t xml:space="preserve"> int PRIMARY KEY AUTO_INCREMENT, </w:t>
-      </w:r>
-      <w:proofErr w:type="spellStart"/>
-      <w:r>
-        <w:t>user_id</w:t>
-      </w:r>
-      <w:proofErr w:type="spellEnd"/>
-      <w:r>
-        <w:t xml:space="preserve"> int, </w:t>
-      </w:r>
-      <w:proofErr w:type="spellStart"/>
-      <w:r>
-        <w:t>category_id</w:t>
-      </w:r>
-      <w:proofErr w:type="spellEnd"/>
-      <w:r>
-        <w:t xml:space="preserve"> int, amount </w:t>
-      </w:r>
-      <w:proofErr w:type="gramStart"/>
-      <w:r>
-        <w:t>DECIMAL(</w:t>
-      </w:r>
-      <w:proofErr w:type="gramEnd"/>
-      <w:r>
-        <w:t xml:space="preserve">10,2), </w:t>
-      </w:r>
-      <w:proofErr w:type="spellStart"/>
-      <w:r>
-        <w:t>expense_date</w:t>
-      </w:r>
-      <w:proofErr w:type="spellEnd"/>
-      <w:r>
-        <w:t xml:space="preserve"> DATE, FOREIGN </w:t>
-      </w:r>
-      <w:proofErr w:type="gramStart"/>
-      <w:r>
-        <w:t>KEY(</w:t>
-      </w:r>
-      <w:proofErr w:type="spellStart"/>
-      <w:proofErr w:type="gramEnd"/>
-      <w:r>
-        <w:t>user_id</w:t>
-      </w:r>
-      <w:proofErr w:type="spellEnd"/>
-      <w:r>
-        <w:t>) REFERENCES users(</w:t>
-      </w:r>
-      <w:proofErr w:type="spellStart"/>
-      <w:r>
-        <w:t>user_id</w:t>
-      </w:r>
-      <w:proofErr w:type="spellEnd"/>
-      <w:r>
-        <w:t xml:space="preserve">), FOREIGN </w:t>
-      </w:r>
-      <w:proofErr w:type="gramStart"/>
-      <w:r>
-        <w:t>KEY(</w:t>
-      </w:r>
-      <w:proofErr w:type="spellStart"/>
-      <w:proofErr w:type="gramEnd"/>
-      <w:r>
-        <w:t>category_id</w:t>
-      </w:r>
-      <w:proofErr w:type="spellEnd"/>
-      <w:r>
-        <w:t>) REFERENCES categories(</w:t>
-      </w:r>
-      <w:proofErr w:type="spellStart"/>
-      <w:r>
-        <w:t>category_id</w:t>
-      </w:r>
-      <w:proofErr w:type="spellEnd"/>
-      <w:r>
-        <w:t>));</w:t>
-      </w:r>
-    </w:p>
-    <w:p>
-      <w:pPr>
-        <w:pStyle w:val="ListParagraph"/>
-      </w:pPr>
-    </w:p>
-    <w:p>
-      <w:pPr>
-        <w:pStyle w:val="ListParagraph"/>
-        <w:rPr>
-          <w:b/>
-          <w:bCs/>
-        </w:rPr>
-      </w:pPr>
-      <w:proofErr w:type="gramStart"/>
+        <w:t xml:space="preserve">Table 3:- Expenses </w:t>
+      </w:r>
+    </w:p>
+    <w:p>
+      <w:pPr>
+        <w:pStyle w:val="ListParagraph"/>
+      </w:pPr>
+    </w:p>
+    <w:p>
+      <w:pPr>
+        <w:pStyle w:val="ListParagraph"/>
+      </w:pPr>
+      <w:r>
+        <w:t>CREATE TABLE expenses(expense_id int PRIMARY KEY AUTO_INCREMENT, user_id int, category_id int, amount DECIMAL(10,2), expense_date DATE, FOREIGN KEY(user_id) REFERENCES users(user_id), FOREIGN KEY(category_id) REFERENCES categories(category_id));</w:t>
+      </w:r>
+    </w:p>
+    <w:p>
+      <w:pPr>
+        <w:pStyle w:val="ListParagraph"/>
+      </w:pPr>
+    </w:p>
+    <w:p>
+      <w:pPr>
+        <w:pStyle w:val="ListParagraph"/>
+        <w:rPr>
+          <w:b/>
+          <w:bCs/>
+        </w:rPr>
+      </w:pPr>
       <w:r>
         <w:rPr>
           <w:b/>
@@ -1914,7 +1400,6 @@
         </w:rPr>
         <w:t>Screenshot:-</w:t>
       </w:r>
-      <w:proofErr w:type="gramEnd"/>
     </w:p>
     <w:p>
       <w:pPr>
@@ -2042,27 +1527,7 @@
           <w:szCs w:val="28"/>
         </w:rPr>
         <w:lastRenderedPageBreak/>
-        <w:t xml:space="preserve">DDL </w:t>
-      </w:r>
-      <w:proofErr w:type="gramStart"/>
-      <w:r>
-        <w:rPr>
-          <w:b/>
-          <w:bCs/>
-          <w:sz w:val="28"/>
-          <w:szCs w:val="28"/>
-        </w:rPr>
-        <w:t>Understanding :</w:t>
-      </w:r>
-      <w:proofErr w:type="gramEnd"/>
-      <w:r>
-        <w:rPr>
-          <w:b/>
-          <w:bCs/>
-          <w:sz w:val="28"/>
-          <w:szCs w:val="28"/>
-        </w:rPr>
-        <w:t>-</w:t>
+        <w:t>DDL Understanding :-</w:t>
       </w:r>
     </w:p>
     <w:p>
@@ -2093,23 +1558,7 @@
           <w:sz w:val="28"/>
           <w:szCs w:val="28"/>
         </w:rPr>
-        <w:t xml:space="preserve">Explain why foreign keys are used: Specifically, why must </w:t>
-      </w:r>
-      <w:proofErr w:type="spellStart"/>
-      <w:r>
-        <w:rPr>
-          <w:sz w:val="28"/>
-          <w:szCs w:val="28"/>
-        </w:rPr>
-        <w:t>user_id</w:t>
-      </w:r>
-      <w:proofErr w:type="spellEnd"/>
-      <w:r>
-        <w:rPr>
-          <w:sz w:val="28"/>
-          <w:szCs w:val="28"/>
-        </w:rPr>
-        <w:t xml:space="preserve"> in the expenses table correspond to a real ID in the users table?</w:t>
+        <w:t>Explain why foreign keys are used: Specifically, why must user_id in the expenses table correspond to a real ID in the users table?</w:t>
       </w:r>
     </w:p>
     <w:p>
@@ -2149,60 +1598,28 @@
         <w:pStyle w:val="ListParagraph"/>
       </w:pPr>
       <w:r>
-        <w:t xml:space="preserve">The expense table records transactions and includes a </w:t>
-      </w:r>
-      <w:proofErr w:type="spellStart"/>
-      <w:r>
-        <w:t>user_id</w:t>
-      </w:r>
-      <w:proofErr w:type="spellEnd"/>
-      <w:r>
-        <w:t xml:space="preserve"> </w:t>
-      </w:r>
-      <w:proofErr w:type="gramStart"/>
-      <w:r>
-        <w:t>columns</w:t>
-      </w:r>
-      <w:proofErr w:type="gramEnd"/>
-      <w:r>
-        <w:t>.</w:t>
-      </w:r>
-    </w:p>
-    <w:p>
-      <w:pPr>
-        <w:pStyle w:val="ListParagraph"/>
-      </w:pPr>
-    </w:p>
-    <w:p>
-      <w:pPr>
-        <w:pStyle w:val="ListParagraph"/>
-        <w:rPr>
-          <w:b/>
-          <w:bCs/>
-        </w:rPr>
-      </w:pPr>
-      <w:r>
-        <w:rPr>
-          <w:b/>
-          <w:bCs/>
-        </w:rPr>
-        <w:t xml:space="preserve">Why must </w:t>
-      </w:r>
-      <w:proofErr w:type="spellStart"/>
-      <w:r>
-        <w:rPr>
-          <w:b/>
-          <w:bCs/>
-        </w:rPr>
-        <w:t>user_id</w:t>
-      </w:r>
-      <w:proofErr w:type="spellEnd"/>
-      <w:r>
-        <w:rPr>
-          <w:b/>
-          <w:bCs/>
-        </w:rPr>
-        <w:t xml:space="preserve"> in expenses correspond to a real ID in users?</w:t>
+        <w:t>The expense table records transactions and includes a user_id columns.</w:t>
+      </w:r>
+    </w:p>
+    <w:p>
+      <w:pPr>
+        <w:pStyle w:val="ListParagraph"/>
+      </w:pPr>
+    </w:p>
+    <w:p>
+      <w:pPr>
+        <w:pStyle w:val="ListParagraph"/>
+        <w:rPr>
+          <w:b/>
+          <w:bCs/>
+        </w:rPr>
+      </w:pPr>
+      <w:r>
+        <w:rPr>
+          <w:b/>
+          <w:bCs/>
+        </w:rPr>
+        <w:t>Why must user_id in expenses correspond to a real ID in users?</w:t>
       </w:r>
     </w:p>
     <w:p>
@@ -2345,15 +1762,7 @@
         </w:numPr>
       </w:pPr>
       <w:r>
-        <w:t xml:space="preserve">The expense has a </w:t>
-      </w:r>
-      <w:proofErr w:type="spellStart"/>
-      <w:r>
-        <w:t>user_id</w:t>
-      </w:r>
-      <w:proofErr w:type="spellEnd"/>
-      <w:r>
-        <w:t xml:space="preserve"> that no longer exists.</w:t>
+        <w:t>The expense has a user_id that no longer exists.</w:t>
       </w:r>
     </w:p>
     <w:p>
@@ -2400,19 +1809,8 @@
           <w:sz w:val="28"/>
           <w:szCs w:val="28"/>
         </w:rPr>
-        <w:t xml:space="preserve">DML </w:t>
-      </w:r>
-      <w:proofErr w:type="gramStart"/>
-      <w:r>
-        <w:rPr>
-          <w:b/>
-          <w:bCs/>
-          <w:sz w:val="28"/>
-          <w:szCs w:val="28"/>
-        </w:rPr>
-        <w:t>Operations:-</w:t>
-      </w:r>
-      <w:proofErr w:type="gramEnd"/>
+        <w:t>DML Operations:-</w:t>
+      </w:r>
     </w:p>
     <w:p>
       <w:pPr>
@@ -2452,31 +1850,7 @@
       </w:pPr>
       <w:r>
         <w:lastRenderedPageBreak/>
-        <w:t>INSERT INTO users(</w:t>
-      </w:r>
-      <w:proofErr w:type="gramStart"/>
-      <w:r>
-        <w:t>name,email</w:t>
-      </w:r>
-      <w:proofErr w:type="gramEnd"/>
-      <w:r>
-        <w:t>,created_</w:t>
-      </w:r>
-      <w:proofErr w:type="gramStart"/>
-      <w:r>
-        <w:t>at)VALUES</w:t>
-      </w:r>
-      <w:proofErr w:type="gramEnd"/>
-      <w:r>
-        <w:t>('YashTailor</w:t>
-      </w:r>
-      <w:proofErr w:type="gramStart"/>
-      <w:r>
-        <w:t>','yash165@gmail.com</w:t>
-      </w:r>
-      <w:proofErr w:type="gramEnd"/>
-      <w:r>
-        <w:t>','2026-04-24');</w:t>
+        <w:t>INSERT INTO users(name,email,created_at)VALUES('YashTailor','yash165@gmail.com','2026-04-24');</w:t>
       </w:r>
     </w:p>
     <w:p>
@@ -2484,36 +1858,7 @@
         <w:ind w:left="360"/>
       </w:pPr>
       <w:r>
-        <w:t>INSERT INTO users(</w:t>
-      </w:r>
-      <w:proofErr w:type="spellStart"/>
-      <w:proofErr w:type="gramStart"/>
-      <w:r>
-        <w:t>name,email</w:t>
-      </w:r>
-      <w:proofErr w:type="gramEnd"/>
-      <w:r>
-        <w:t>,created_</w:t>
-      </w:r>
-      <w:proofErr w:type="gramStart"/>
-      <w:r>
-        <w:t>at</w:t>
-      </w:r>
-      <w:proofErr w:type="spellEnd"/>
-      <w:r>
-        <w:t>)VALUES</w:t>
-      </w:r>
-      <w:proofErr w:type="gramEnd"/>
-      <w:r>
-        <w:t>('Raj Patel</w:t>
-      </w:r>
-      <w:proofErr w:type="gramStart"/>
-      <w:r>
-        <w:t>','raj15@gmail.com</w:t>
-      </w:r>
-      <w:proofErr w:type="gramEnd"/>
-      <w:r>
-        <w:t>','2026-02-18');</w:t>
+        <w:t>INSERT INTO users(name,email,created_at)VALUES('Raj Patel','raj15@gmail.com','2026-02-18');</w:t>
       </w:r>
     </w:p>
     <w:p>
@@ -2521,36 +1866,7 @@
         <w:ind w:left="360"/>
       </w:pPr>
       <w:r>
-        <w:t>INSERT INTO users(</w:t>
-      </w:r>
-      <w:proofErr w:type="spellStart"/>
-      <w:proofErr w:type="gramStart"/>
-      <w:r>
-        <w:t>name,email</w:t>
-      </w:r>
-      <w:proofErr w:type="gramEnd"/>
-      <w:r>
-        <w:t>,created_</w:t>
-      </w:r>
-      <w:proofErr w:type="gramStart"/>
-      <w:r>
-        <w:t>at</w:t>
-      </w:r>
-      <w:proofErr w:type="spellEnd"/>
-      <w:r>
-        <w:t>)VALUES</w:t>
-      </w:r>
-      <w:proofErr w:type="gramEnd"/>
-      <w:r>
-        <w:t>('Sahil Patel</w:t>
-      </w:r>
-      <w:proofErr w:type="gramStart"/>
-      <w:r>
-        <w:t>','sahil56@gmail.com</w:t>
-      </w:r>
-      <w:proofErr w:type="gramEnd"/>
-      <w:r>
-        <w:t>','2025-01-12');</w:t>
+        <w:t>INSERT INTO users(name,email,created_at)VALUES('Sahil Patel','sahil56@gmail.com','2025-01-12');</w:t>
       </w:r>
     </w:p>
     <w:p>
@@ -2558,31 +1874,7 @@
         <w:ind w:left="360"/>
       </w:pPr>
       <w:r>
-        <w:t>INSERT INTO users(</w:t>
-      </w:r>
-      <w:proofErr w:type="gramStart"/>
-      <w:r>
-        <w:t>name,email</w:t>
-      </w:r>
-      <w:proofErr w:type="gramEnd"/>
-      <w:r>
-        <w:t>,created_</w:t>
-      </w:r>
-      <w:proofErr w:type="gramStart"/>
-      <w:r>
-        <w:t>at)VALUES</w:t>
-      </w:r>
-      <w:proofErr w:type="gramEnd"/>
-      <w:r>
-        <w:t>('KrunalRathod</w:t>
-      </w:r>
-      <w:proofErr w:type="gramStart"/>
-      <w:r>
-        <w:t>','krunal12@gmail.com</w:t>
-      </w:r>
-      <w:proofErr w:type="gramEnd"/>
-      <w:r>
-        <w:t>','2024-04-22');</w:t>
+        <w:t>INSERT INTO users(name,email,created_at)VALUES('KrunalRathod','krunal12@gmail.com','2024-04-22');</w:t>
       </w:r>
     </w:p>
     <w:p>
@@ -2590,31 +1882,7 @@
         <w:ind w:left="360"/>
       </w:pPr>
       <w:r>
-        <w:t>INSERT INTO users(</w:t>
-      </w:r>
-      <w:proofErr w:type="gramStart"/>
-      <w:r>
-        <w:t>name,email</w:t>
-      </w:r>
-      <w:proofErr w:type="gramEnd"/>
-      <w:r>
-        <w:t>,created_</w:t>
-      </w:r>
-      <w:proofErr w:type="gramStart"/>
-      <w:r>
-        <w:t>at)VALUES</w:t>
-      </w:r>
-      <w:proofErr w:type="gramEnd"/>
-      <w:r>
-        <w:t>('ParthPatel</w:t>
-      </w:r>
-      <w:proofErr w:type="gramStart"/>
-      <w:r>
-        <w:t>','parth23@gmail.com</w:t>
-      </w:r>
-      <w:proofErr w:type="gramEnd"/>
-      <w:r>
-        <w:t>','2023-02-07');</w:t>
+        <w:t>INSERT INTO users(name,email,created_at)VALUES('ParthPatel','parth23@gmail.com','2023-02-07');</w:t>
       </w:r>
     </w:p>
     <w:p>
@@ -2625,7 +1893,6 @@
           <w:bCs/>
         </w:rPr>
       </w:pPr>
-      <w:proofErr w:type="gramStart"/>
       <w:r>
         <w:rPr>
           <w:b/>
@@ -2633,7 +1900,6 @@
         </w:rPr>
         <w:t>Screenshot:-</w:t>
       </w:r>
-      <w:proofErr w:type="gramEnd"/>
     </w:p>
     <w:p>
       <w:pPr>
@@ -2711,23 +1977,7 @@
         <w:ind w:left="720"/>
       </w:pPr>
       <w:r>
-        <w:t>INSERT INTO categories(</w:t>
-      </w:r>
-      <w:proofErr w:type="spellStart"/>
-      <w:r>
-        <w:t>category_</w:t>
-      </w:r>
-      <w:proofErr w:type="gramStart"/>
-      <w:r>
-        <w:t>name</w:t>
-      </w:r>
-      <w:proofErr w:type="spellEnd"/>
-      <w:r>
-        <w:t>)VALUES</w:t>
-      </w:r>
-      <w:proofErr w:type="gramEnd"/>
-      <w:r>
-        <w:t>('Food');</w:t>
+        <w:t>INSERT INTO categories(category_name)VALUES('Food');</w:t>
       </w:r>
     </w:p>
     <w:p>
@@ -2735,23 +1985,7 @@
         <w:ind w:left="720"/>
       </w:pPr>
       <w:r>
-        <w:t>INSERT INTO categories(</w:t>
-      </w:r>
-      <w:proofErr w:type="spellStart"/>
-      <w:r>
-        <w:t>category_</w:t>
-      </w:r>
-      <w:proofErr w:type="gramStart"/>
-      <w:r>
-        <w:t>name</w:t>
-      </w:r>
-      <w:proofErr w:type="spellEnd"/>
-      <w:r>
-        <w:t>)VALUES</w:t>
-      </w:r>
-      <w:proofErr w:type="gramEnd"/>
-      <w:r>
-        <w:t>('Rent');</w:t>
+        <w:t>INSERT INTO categories(category_name)VALUES('Rent');</w:t>
       </w:r>
     </w:p>
     <w:p>
@@ -2759,23 +1993,7 @@
         <w:ind w:left="720"/>
       </w:pPr>
       <w:r>
-        <w:t>INSERT INTO categories(</w:t>
-      </w:r>
-      <w:proofErr w:type="spellStart"/>
-      <w:r>
-        <w:t>category_</w:t>
-      </w:r>
-      <w:proofErr w:type="gramStart"/>
-      <w:r>
-        <w:t>name</w:t>
-      </w:r>
-      <w:proofErr w:type="spellEnd"/>
-      <w:r>
-        <w:t>)VALUES</w:t>
-      </w:r>
-      <w:proofErr w:type="gramEnd"/>
-      <w:r>
-        <w:t>('Entertainment');</w:t>
+        <w:t>INSERT INTO categories(category_name)VALUES('Entertainment');</w:t>
       </w:r>
     </w:p>
     <w:p>
@@ -2786,7 +2004,6 @@
           <w:bCs/>
         </w:rPr>
       </w:pPr>
-      <w:proofErr w:type="gramStart"/>
       <w:r>
         <w:rPr>
           <w:b/>
@@ -2794,7 +2011,6 @@
         </w:rPr>
         <w:t>Screenshot:-</w:t>
       </w:r>
-      <w:proofErr w:type="gramEnd"/>
     </w:p>
     <w:p>
       <w:pPr>
@@ -2916,39 +2132,7 @@
         <w:ind w:left="1080"/>
       </w:pPr>
       <w:r>
-        <w:t>INSERT INTO expenses (</w:t>
-      </w:r>
-      <w:proofErr w:type="spellStart"/>
-      <w:r>
-        <w:t>expense_id</w:t>
-      </w:r>
-      <w:proofErr w:type="spellEnd"/>
-      <w:r>
-        <w:t xml:space="preserve">, </w:t>
-      </w:r>
-      <w:proofErr w:type="spellStart"/>
-      <w:r>
-        <w:t>user_id</w:t>
-      </w:r>
-      <w:proofErr w:type="spellEnd"/>
-      <w:r>
-        <w:t xml:space="preserve">, </w:t>
-      </w:r>
-      <w:proofErr w:type="spellStart"/>
-      <w:r>
-        <w:t>category_id</w:t>
-      </w:r>
-      <w:proofErr w:type="spellEnd"/>
-      <w:r>
-        <w:t xml:space="preserve">, amount, </w:t>
-      </w:r>
-      <w:proofErr w:type="spellStart"/>
-      <w:r>
-        <w:t>expense_date</w:t>
-      </w:r>
-      <w:proofErr w:type="spellEnd"/>
-      <w:r>
-        <w:t>) VALUES</w:t>
+        <w:t>INSERT INTO expenses (expense_id, user_id, category_id, amount, expense_date) VALUES</w:t>
       </w:r>
     </w:p>
     <w:p>
@@ -3123,23 +2307,7 @@
           <w:b/>
           <w:bCs/>
         </w:rPr>
-        <w:t xml:space="preserve">Update one incorrect expense: Use the UPDATE command to change the amount of a specific </w:t>
-      </w:r>
-      <w:proofErr w:type="spellStart"/>
-      <w:r>
-        <w:rPr>
-          <w:b/>
-          <w:bCs/>
-        </w:rPr>
-        <w:t>expense_id</w:t>
-      </w:r>
-      <w:proofErr w:type="spellEnd"/>
-      <w:r>
-        <w:rPr>
-          <w:b/>
-          <w:bCs/>
-        </w:rPr>
-        <w:t>.</w:t>
+        <w:t>Update one incorrect expense: Use the UPDATE command to change the amount of a specific expense_id.</w:t>
       </w:r>
     </w:p>
     <w:p>
@@ -3147,15 +2315,7 @@
         <w:ind w:left="1080"/>
       </w:pPr>
       <w:r>
-        <w:t xml:space="preserve">UPDATE expenses SET amount = 200.75 WHERE </w:t>
-      </w:r>
-      <w:proofErr w:type="spellStart"/>
-      <w:r>
-        <w:t>expense_id</w:t>
-      </w:r>
-      <w:proofErr w:type="spellEnd"/>
-      <w:r>
-        <w:t>=6;</w:t>
+        <w:t>UPDATE expenses SET amount = 200.75 WHERE expense_id=6;</w:t>
       </w:r>
     </w:p>
     <w:p>
@@ -3426,28 +2586,8 @@
           <w:sz w:val="28"/>
           <w:szCs w:val="28"/>
         </w:rPr>
-        <w:t xml:space="preserve">Data </w:t>
-      </w:r>
-      <w:proofErr w:type="gramStart"/>
-      <w:r>
-        <w:rPr>
-          <w:b/>
-          <w:bCs/>
-          <w:sz w:val="28"/>
-          <w:szCs w:val="28"/>
-        </w:rPr>
-        <w:t>Retrieval</w:t>
-      </w:r>
-      <w:r>
-        <w:rPr>
-          <w:b/>
-          <w:bCs/>
-          <w:sz w:val="28"/>
-          <w:szCs w:val="28"/>
-        </w:rPr>
-        <w:t>:-</w:t>
-      </w:r>
-      <w:proofErr w:type="gramEnd"/>
+        <w:t>Data Retrieval:-</w:t>
+      </w:r>
     </w:p>
     <w:p>
       <w:pPr>
@@ -3466,39 +2606,7 @@
           <w:b/>
           <w:bCs/>
         </w:rPr>
-        <w:t xml:space="preserve">Display all expenses with details: Show the </w:t>
-      </w:r>
-      <w:proofErr w:type="spellStart"/>
-      <w:r>
-        <w:rPr>
-          <w:b/>
-          <w:bCs/>
-        </w:rPr>
-        <w:t>expense_date</w:t>
-      </w:r>
-      <w:proofErr w:type="spellEnd"/>
-      <w:r>
-        <w:rPr>
-          <w:b/>
-          <w:bCs/>
-        </w:rPr>
-        <w:t xml:space="preserve">, amount, name (from users), and </w:t>
-      </w:r>
-      <w:proofErr w:type="spellStart"/>
-      <w:r>
-        <w:rPr>
-          <w:b/>
-          <w:bCs/>
-        </w:rPr>
-        <w:t>category_name</w:t>
-      </w:r>
-      <w:proofErr w:type="spellEnd"/>
-      <w:r>
-        <w:rPr>
-          <w:b/>
-          <w:bCs/>
-        </w:rPr>
-        <w:t xml:space="preserve"> (from categories) using INNER JOIN.</w:t>
+        <w:t>Display all expenses with details: Show the expense_date, amount, name (from users), and category_name (from categories) using INNER JOIN.</w:t>
       </w:r>
     </w:p>
     <w:p>
@@ -3509,21 +2617,12 @@
           <w:bCs/>
         </w:rPr>
       </w:pPr>
-      <w:proofErr w:type="gramStart"/>
-      <w:r>
-        <w:rPr>
-          <w:b/>
-          <w:bCs/>
-        </w:rPr>
-        <w:t>Query:-</w:t>
-      </w:r>
-      <w:proofErr w:type="gramEnd"/>
-      <w:r>
-        <w:rPr>
-          <w:b/>
-          <w:bCs/>
-        </w:rPr>
-        <w:t xml:space="preserve"> </w:t>
+      <w:r>
+        <w:rPr>
+          <w:b/>
+          <w:bCs/>
+        </w:rPr>
+        <w:t xml:space="preserve">Query:- </w:t>
       </w:r>
     </w:p>
     <w:p>
@@ -3531,85 +2630,7 @@
         <w:ind w:left="1080"/>
       </w:pPr>
       <w:r>
-        <w:t xml:space="preserve">SELECT </w:t>
-      </w:r>
-      <w:proofErr w:type="spellStart"/>
-      <w:proofErr w:type="gramStart"/>
-      <w:r>
-        <w:t>expenses.expense</w:t>
-      </w:r>
-      <w:proofErr w:type="gramEnd"/>
-      <w:r>
-        <w:t>_date</w:t>
-      </w:r>
-      <w:proofErr w:type="spellEnd"/>
-      <w:r>
-        <w:t xml:space="preserve">, </w:t>
-      </w:r>
-      <w:proofErr w:type="spellStart"/>
-      <w:proofErr w:type="gramStart"/>
-      <w:r>
-        <w:t>expenses.amount</w:t>
-      </w:r>
-      <w:proofErr w:type="spellEnd"/>
-      <w:proofErr w:type="gramEnd"/>
-      <w:r>
-        <w:t xml:space="preserve">, users.name, </w:t>
-      </w:r>
-      <w:proofErr w:type="spellStart"/>
-      <w:proofErr w:type="gramStart"/>
-      <w:r>
-        <w:t>categories.category</w:t>
-      </w:r>
-      <w:proofErr w:type="gramEnd"/>
-      <w:r>
-        <w:t>_name</w:t>
-      </w:r>
-      <w:proofErr w:type="spellEnd"/>
-      <w:r>
-        <w:t xml:space="preserve"> FROM expenses INNER JOIN users ON </w:t>
-      </w:r>
-      <w:proofErr w:type="spellStart"/>
-      <w:r>
-        <w:t>expenses.user_id</w:t>
-      </w:r>
-      <w:proofErr w:type="spellEnd"/>
-      <w:r>
-        <w:t xml:space="preserve"> = </w:t>
-      </w:r>
-      <w:proofErr w:type="spellStart"/>
-      <w:r>
-        <w:t>users.user_id</w:t>
-      </w:r>
-      <w:proofErr w:type="spellEnd"/>
-      <w:r>
-        <w:t xml:space="preserve"> INNER JOIN categories ON </w:t>
-      </w:r>
-      <w:proofErr w:type="spellStart"/>
-      <w:proofErr w:type="gramStart"/>
-      <w:r>
-        <w:t>expenses.category</w:t>
-      </w:r>
-      <w:proofErr w:type="gramEnd"/>
-      <w:r>
-        <w:t>_id</w:t>
-      </w:r>
-      <w:proofErr w:type="spellEnd"/>
-      <w:r>
-        <w:t xml:space="preserve"> = </w:t>
-      </w:r>
-      <w:proofErr w:type="spellStart"/>
-      <w:proofErr w:type="gramStart"/>
-      <w:r>
-        <w:t>categories.category</w:t>
-      </w:r>
-      <w:proofErr w:type="gramEnd"/>
-      <w:r>
-        <w:t>_id</w:t>
-      </w:r>
-      <w:proofErr w:type="spellEnd"/>
-      <w:r>
-        <w:t>;</w:t>
+        <w:t>SELECT expenses.expense_date, expenses.amount, users.name, categories.category_name FROM expenses INNER JOIN users ON expenses.user_id = users.user_id INNER JOIN categories ON expenses.category_id = categories.category_id;</w:t>
       </w:r>
     </w:p>
     <w:p>
@@ -3618,6 +2639,9 @@
         <w:jc w:val="center"/>
       </w:pPr>
       <w:r>
+        <w:rPr>
+          <w:noProof/>
+        </w:rPr>
         <w:drawing>
           <wp:inline distT="0" distB="0" distL="0" distR="0" wp14:anchorId="1700FFC8" wp14:editId="1C6159C6">
             <wp:extent cx="3759393" cy="1568531"/>
@@ -3678,39 +2702,7 @@
           <w:b/>
           <w:bCs/>
         </w:rPr>
-        <w:t xml:space="preserve">Show total expense amount per category: Use </w:t>
-      </w:r>
-      <w:proofErr w:type="gramStart"/>
-      <w:r>
-        <w:rPr>
-          <w:b/>
-          <w:bCs/>
-        </w:rPr>
-        <w:t>SUM(</w:t>
-      </w:r>
-      <w:proofErr w:type="gramEnd"/>
-      <w:r>
-        <w:rPr>
-          <w:b/>
-          <w:bCs/>
-        </w:rPr>
-        <w:t xml:space="preserve">amount) and GROUP BY </w:t>
-      </w:r>
-      <w:proofErr w:type="spellStart"/>
-      <w:r>
-        <w:rPr>
-          <w:b/>
-          <w:bCs/>
-        </w:rPr>
-        <w:t>category_name</w:t>
-      </w:r>
-      <w:proofErr w:type="spellEnd"/>
-      <w:r>
-        <w:rPr>
-          <w:b/>
-          <w:bCs/>
-        </w:rPr>
-        <w:t>.</w:t>
+        <w:t>Show total expense amount per category: Use SUM(amount) and GROUP BY category_name.</w:t>
       </w:r>
     </w:p>
     <w:p>
@@ -3732,7 +2724,6 @@
           <w:bCs/>
         </w:rPr>
       </w:pPr>
-      <w:proofErr w:type="gramStart"/>
       <w:r>
         <w:rPr>
           <w:b/>
@@ -3740,7 +2731,6 @@
         </w:rPr>
         <w:t>Query:-</w:t>
       </w:r>
-      <w:proofErr w:type="gramEnd"/>
     </w:p>
     <w:p>
       <w:pPr>
@@ -3758,80 +2748,7 @@
         <w:ind w:left="1080"/>
       </w:pPr>
       <w:r>
-        <w:t xml:space="preserve">SELECT </w:t>
-      </w:r>
-      <w:proofErr w:type="spellStart"/>
-      <w:proofErr w:type="gramStart"/>
-      <w:r>
-        <w:t>categories.category</w:t>
-      </w:r>
-      <w:proofErr w:type="gramEnd"/>
-      <w:r>
-        <w:t>_name</w:t>
-      </w:r>
-      <w:proofErr w:type="spellEnd"/>
-      <w:r>
-        <w:t xml:space="preserve">, </w:t>
-      </w:r>
-      <w:proofErr w:type="gramStart"/>
-      <w:r>
-        <w:t>SUM(</w:t>
-      </w:r>
-      <w:proofErr w:type="spellStart"/>
-      <w:r>
-        <w:t>expenses.amount</w:t>
-      </w:r>
-      <w:proofErr w:type="spellEnd"/>
-      <w:proofErr w:type="gramEnd"/>
-      <w:r>
-        <w:t xml:space="preserve">) AS </w:t>
-      </w:r>
-      <w:proofErr w:type="spellStart"/>
-      <w:r>
-        <w:t>total_expense</w:t>
-      </w:r>
-      <w:proofErr w:type="spellEnd"/>
-      <w:r>
-        <w:t xml:space="preserve"> FROM expenses INNER JOIN categories ON </w:t>
-      </w:r>
-      <w:proofErr w:type="spellStart"/>
-      <w:proofErr w:type="gramStart"/>
-      <w:r>
-        <w:t>expenses.category</w:t>
-      </w:r>
-      <w:proofErr w:type="gramEnd"/>
-      <w:r>
-        <w:t>_id</w:t>
-      </w:r>
-      <w:proofErr w:type="spellEnd"/>
-      <w:r>
-        <w:t xml:space="preserve"> = </w:t>
-      </w:r>
-      <w:proofErr w:type="spellStart"/>
-      <w:proofErr w:type="gramStart"/>
-      <w:r>
-        <w:t>categories.category</w:t>
-      </w:r>
-      <w:proofErr w:type="gramEnd"/>
-      <w:r>
-        <w:t>_id</w:t>
-      </w:r>
-      <w:proofErr w:type="spellEnd"/>
-      <w:r>
-        <w:t xml:space="preserve"> GROUP BY </w:t>
-      </w:r>
-      <w:proofErr w:type="spellStart"/>
-      <w:proofErr w:type="gramStart"/>
-      <w:r>
-        <w:t>categories.category</w:t>
-      </w:r>
-      <w:proofErr w:type="gramEnd"/>
-      <w:r>
-        <w:t>_name</w:t>
-      </w:r>
-      <w:proofErr w:type="spellEnd"/>
-      <w:r>
-        <w:t>;</w:t>
+        <w:t>SELECT categories.category_name, SUM(expenses.amount) AS total_expense FROM expenses INNER JOIN categories ON expenses.category_id = categories.category_id GROUP BY categories.category_name;</w:t>
       </w:r>
     </w:p>
     <w:p>
@@ -3847,6 +2764,9 @@
         <w:jc w:val="center"/>
       </w:pPr>
       <w:r>
+        <w:rPr>
+          <w:noProof/>
+        </w:rPr>
         <w:lastRenderedPageBreak/>
         <w:drawing>
           <wp:inline distT="0" distB="0" distL="0" distR="0" wp14:anchorId="70C72813" wp14:editId="23594C47">
@@ -3925,7 +2845,6 @@
           <w:bCs/>
         </w:rPr>
       </w:pPr>
-      <w:proofErr w:type="gramStart"/>
       <w:r>
         <w:rPr>
           <w:b/>
@@ -3933,7 +2852,6 @@
         </w:rPr>
         <w:t>Query:-</w:t>
       </w:r>
-      <w:proofErr w:type="gramEnd"/>
     </w:p>
     <w:p>
       <w:pPr>
@@ -3959,96 +2877,7 @@
           <w:b/>
           <w:bCs/>
         </w:rPr>
-        <w:t xml:space="preserve">SELECT users.name, </w:t>
-      </w:r>
-      <w:proofErr w:type="gramStart"/>
-      <w:r>
-        <w:rPr>
-          <w:b/>
-          <w:bCs/>
-        </w:rPr>
-        <w:t>SUM(</w:t>
-      </w:r>
-      <w:proofErr w:type="spellStart"/>
-      <w:r>
-        <w:rPr>
-          <w:b/>
-          <w:bCs/>
-        </w:rPr>
-        <w:t>expenses.amount</w:t>
-      </w:r>
-      <w:proofErr w:type="spellEnd"/>
-      <w:proofErr w:type="gramEnd"/>
-      <w:r>
-        <w:rPr>
-          <w:b/>
-          <w:bCs/>
-        </w:rPr>
-        <w:t xml:space="preserve">) AS </w:t>
-      </w:r>
-      <w:proofErr w:type="spellStart"/>
-      <w:r>
-        <w:rPr>
-          <w:b/>
-          <w:bCs/>
-        </w:rPr>
-        <w:t>total_spending</w:t>
-      </w:r>
-      <w:proofErr w:type="spellEnd"/>
-      <w:r>
-        <w:rPr>
-          <w:b/>
-          <w:bCs/>
-        </w:rPr>
-        <w:t xml:space="preserve"> FROM expenses INNER JOIN users ON </w:t>
-      </w:r>
-      <w:proofErr w:type="spellStart"/>
-      <w:r>
-        <w:rPr>
-          <w:b/>
-          <w:bCs/>
-        </w:rPr>
-        <w:t>users.user_id</w:t>
-      </w:r>
-      <w:proofErr w:type="spellEnd"/>
-      <w:r>
-        <w:rPr>
-          <w:b/>
-          <w:bCs/>
-        </w:rPr>
-        <w:t xml:space="preserve"> = </w:t>
-      </w:r>
-      <w:proofErr w:type="spellStart"/>
-      <w:r>
-        <w:rPr>
-          <w:b/>
-          <w:bCs/>
-        </w:rPr>
-        <w:t>expenses.user_id</w:t>
-      </w:r>
-      <w:proofErr w:type="spellEnd"/>
-      <w:r>
-        <w:rPr>
-          <w:b/>
-          <w:bCs/>
-        </w:rPr>
-        <w:t xml:space="preserve"> GROUP BY users.name ORDER BY </w:t>
-      </w:r>
-      <w:proofErr w:type="spellStart"/>
-      <w:r>
-        <w:rPr>
-          <w:b/>
-          <w:bCs/>
-        </w:rPr>
-        <w:t>total_spending</w:t>
-      </w:r>
-      <w:proofErr w:type="spellEnd"/>
-      <w:r>
-        <w:rPr>
-          <w:b/>
-          <w:bCs/>
-        </w:rPr>
-        <w:t xml:space="preserve"> DESC;</w:t>
+        <w:t>SELECT users.name, SUM(expenses.amount) AS total_spending FROM expenses INNER JOIN users ON users.user_id = expenses.user_id GROUP BY users.name ORDER BY total_spending DESC;</w:t>
       </w:r>
     </w:p>
     <w:p>
@@ -4075,6 +2904,7 @@
         <w:rPr>
           <w:b/>
           <w:bCs/>
+          <w:noProof/>
         </w:rPr>
         <w:drawing>
           <wp:inline distT="0" distB="0" distL="0" distR="0" wp14:anchorId="4DF6592C" wp14:editId="7EC7D641">
@@ -4133,7 +2963,6 @@
           <w:bCs/>
         </w:rPr>
       </w:pPr>
-      <w:proofErr w:type="gramStart"/>
       <w:r>
         <w:rPr>
           <w:b/>
@@ -4141,17 +2970,7 @@
           <w:sz w:val="28"/>
           <w:szCs w:val="28"/>
         </w:rPr>
-        <w:t>Views :</w:t>
-      </w:r>
-      <w:proofErr w:type="gramEnd"/>
-      <w:r>
-        <w:rPr>
-          <w:b/>
-          <w:bCs/>
-          <w:sz w:val="28"/>
-          <w:szCs w:val="28"/>
-        </w:rPr>
-        <w:t>-</w:t>
+        <w:t>Views :-</w:t>
       </w:r>
     </w:p>
     <w:p>
@@ -4182,23 +3001,7 @@
           <w:b/>
           <w:bCs/>
         </w:rPr>
-        <w:t xml:space="preserve">Create a view named </w:t>
-      </w:r>
-      <w:proofErr w:type="spellStart"/>
-      <w:r>
-        <w:rPr>
-          <w:b/>
-          <w:bCs/>
-        </w:rPr>
-        <w:t>ActiveUsersView</w:t>
-      </w:r>
-      <w:proofErr w:type="spellEnd"/>
-      <w:r>
-        <w:rPr>
-          <w:b/>
-          <w:bCs/>
-        </w:rPr>
-        <w:t>: This view should list the name and email of any user who has logged more than 5 individual expense records.</w:t>
+        <w:t>Create a view named ActiveUsersView: This view should list the name and email of any user who has logged more than 5 individual expense records.</w:t>
       </w:r>
     </w:p>
     <w:p>
@@ -4220,7 +3023,6 @@
           <w:bCs/>
         </w:rPr>
       </w:pPr>
-      <w:proofErr w:type="gramStart"/>
       <w:r>
         <w:rPr>
           <w:b/>
@@ -4228,7 +3030,6 @@
         </w:rPr>
         <w:t>Query:-</w:t>
       </w:r>
-      <w:proofErr w:type="gramEnd"/>
     </w:p>
     <w:p>
       <w:pPr>
@@ -4246,75 +3047,7 @@
         <w:ind w:left="1440"/>
       </w:pPr>
       <w:r>
-        <w:t xml:space="preserve">CREATE VIEW </w:t>
-      </w:r>
-      <w:proofErr w:type="spellStart"/>
-      <w:r>
-        <w:t>ActiveUsersView</w:t>
-      </w:r>
-      <w:proofErr w:type="spellEnd"/>
-      <w:r>
-        <w:t xml:space="preserve"> AS SELECT users.name, </w:t>
-      </w:r>
-      <w:proofErr w:type="spellStart"/>
-      <w:proofErr w:type="gramStart"/>
-      <w:r>
-        <w:t>users.email</w:t>
-      </w:r>
-      <w:proofErr w:type="spellEnd"/>
-      <w:proofErr w:type="gramEnd"/>
-      <w:r>
-        <w:t xml:space="preserve"> FROM users INNER JOIN expenses ON </w:t>
-      </w:r>
-      <w:proofErr w:type="spellStart"/>
-      <w:r>
-        <w:t>users.user_id</w:t>
-      </w:r>
-      <w:proofErr w:type="spellEnd"/>
-      <w:r>
-        <w:t xml:space="preserve"> = </w:t>
-      </w:r>
-      <w:proofErr w:type="spellStart"/>
-      <w:r>
-        <w:t>expenses.user_id</w:t>
-      </w:r>
-      <w:proofErr w:type="spellEnd"/>
-      <w:r>
-        <w:t xml:space="preserve"> GROUP BY </w:t>
-      </w:r>
-      <w:proofErr w:type="spellStart"/>
-      <w:r>
-        <w:t>users.user_id</w:t>
-      </w:r>
-      <w:proofErr w:type="spellEnd"/>
-      <w:r>
-        <w:t xml:space="preserve">, users.name, </w:t>
-      </w:r>
-      <w:proofErr w:type="spellStart"/>
-      <w:proofErr w:type="gramStart"/>
-      <w:r>
-        <w:t>users.email</w:t>
-      </w:r>
-      <w:proofErr w:type="spellEnd"/>
-      <w:proofErr w:type="gramEnd"/>
-      <w:r>
-        <w:t xml:space="preserve"> HAVING </w:t>
-      </w:r>
-      <w:proofErr w:type="gramStart"/>
-      <w:r>
-        <w:t>COUNT(</w:t>
-      </w:r>
-      <w:proofErr w:type="spellStart"/>
-      <w:r>
-        <w:t>expenses.expense</w:t>
-      </w:r>
-      <w:proofErr w:type="gramEnd"/>
-      <w:r>
-        <w:t>_id</w:t>
-      </w:r>
-      <w:proofErr w:type="spellEnd"/>
-      <w:r>
-        <w:t>) &gt; 5;</w:t>
+        <w:t>CREATE VIEW ActiveUsersView AS SELECT users.name, users.email FROM users INNER JOIN expenses ON users.user_id = expenses.user_id GROUP BY users.user_id, users.name, users.email HAVING COUNT(expenses.expense_id) &gt; 5;</w:t>
       </w:r>
     </w:p>
     <w:p>
@@ -4332,11 +3065,9 @@
         <w:lastRenderedPageBreak/>
         <w:t xml:space="preserve">SELECT *FROM </w:t>
       </w:r>
-      <w:proofErr w:type="spellStart"/>
       <w:r>
         <w:t>ActiveUsersView</w:t>
       </w:r>
-      <w:proofErr w:type="spellEnd"/>
       <w:r>
         <w:t>;</w:t>
       </w:r>
@@ -4354,6 +3085,9 @@
         <w:jc w:val="center"/>
       </w:pPr>
       <w:r>
+        <w:rPr>
+          <w:noProof/>
+        </w:rPr>
         <w:drawing>
           <wp:anchor distT="0" distB="0" distL="114300" distR="114300" simplePos="0" relativeHeight="251659264" behindDoc="1" locked="0" layoutInCell="1" allowOverlap="1" wp14:anchorId="36E73229" wp14:editId="1D3DA29C">
             <wp:simplePos x="0" y="0"/>
@@ -4659,21 +3393,12 @@
           <w:bCs/>
         </w:rPr>
       </w:pPr>
-      <w:proofErr w:type="gramStart"/>
-      <w:r>
-        <w:rPr>
-          <w:b/>
-          <w:bCs/>
-        </w:rPr>
-        <w:t>Insert :</w:t>
-      </w:r>
-      <w:proofErr w:type="gramEnd"/>
-      <w:r>
-        <w:rPr>
-          <w:b/>
-          <w:bCs/>
-        </w:rPr>
-        <w:t xml:space="preserve">- </w:t>
+      <w:r>
+        <w:rPr>
+          <w:b/>
+          <w:bCs/>
+        </w:rPr>
+        <w:t xml:space="preserve">Insert :- </w:t>
       </w:r>
       <w:r>
         <w:rPr>
@@ -4706,7 +3431,6 @@
           <w:bCs/>
         </w:rPr>
       </w:pPr>
-      <w:proofErr w:type="gramStart"/>
       <w:r>
         <w:rPr>
           <w:b/>
@@ -4714,74 +3438,28 @@
         </w:rPr>
         <w:t>Query:-</w:t>
       </w:r>
-      <w:proofErr w:type="gramEnd"/>
-    </w:p>
-    <w:p>
-      <w:pPr>
-        <w:pStyle w:val="ListParagraph"/>
-        <w:tabs>
-          <w:tab w:val="left" w:pos="5160"/>
-        </w:tabs>
-        <w:rPr>
-          <w:b/>
-          <w:bCs/>
-        </w:rPr>
-      </w:pPr>
-    </w:p>
-    <w:p>
-      <w:pPr>
-        <w:pStyle w:val="ListParagraph"/>
-        <w:tabs>
-          <w:tab w:val="left" w:pos="5160"/>
-        </w:tabs>
-      </w:pPr>
-      <w:r>
-        <w:t xml:space="preserve">INSERT INTO </w:t>
-      </w:r>
-      <w:proofErr w:type="gramStart"/>
-      <w:r>
-        <w:t>expenses(</w:t>
-      </w:r>
-      <w:proofErr w:type="spellStart"/>
-      <w:proofErr w:type="gramEnd"/>
-      <w:r>
-        <w:t>expense_id</w:t>
-      </w:r>
-      <w:proofErr w:type="spellEnd"/>
-      <w:r>
-        <w:t xml:space="preserve">, </w:t>
-      </w:r>
-      <w:proofErr w:type="spellStart"/>
-      <w:r>
-        <w:t>user_id</w:t>
-      </w:r>
-      <w:proofErr w:type="spellEnd"/>
-      <w:r>
-        <w:t xml:space="preserve">, </w:t>
-      </w:r>
-      <w:proofErr w:type="spellStart"/>
-      <w:r>
-        <w:t>category_id</w:t>
-      </w:r>
-      <w:proofErr w:type="spellEnd"/>
-      <w:r>
-        <w:t xml:space="preserve">, amount, </w:t>
-      </w:r>
-      <w:proofErr w:type="spellStart"/>
-      <w:r>
-        <w:t>expense_</w:t>
-      </w:r>
-      <w:proofErr w:type="gramStart"/>
-      <w:r>
-        <w:t>date</w:t>
-      </w:r>
-      <w:proofErr w:type="spellEnd"/>
-      <w:r>
-        <w:t>)values</w:t>
-      </w:r>
-      <w:proofErr w:type="gramEnd"/>
-      <w:r>
-        <w:t>(11, 1, 1, 450.00, ‘</w:t>
+    </w:p>
+    <w:p>
+      <w:pPr>
+        <w:pStyle w:val="ListParagraph"/>
+        <w:tabs>
+          <w:tab w:val="left" w:pos="5160"/>
+        </w:tabs>
+        <w:rPr>
+          <w:b/>
+          <w:bCs/>
+        </w:rPr>
+      </w:pPr>
+    </w:p>
+    <w:p>
+      <w:pPr>
+        <w:pStyle w:val="ListParagraph"/>
+        <w:tabs>
+          <w:tab w:val="left" w:pos="5160"/>
+        </w:tabs>
+      </w:pPr>
+      <w:r>
+        <w:t>INSERT INTO expenses(expense_id, user_id, category_id, amount, expense_date)values(11, 1, 1, 450.00, ‘</w:t>
       </w:r>
       <w:r>
         <w:t>'2024-06-11'</w:t>
@@ -4807,6 +3485,9 @@
         <w:jc w:val="center"/>
       </w:pPr>
       <w:r>
+        <w:rPr>
+          <w:noProof/>
+        </w:rPr>
         <w:drawing>
           <wp:inline distT="0" distB="0" distL="0" distR="0" wp14:anchorId="05D2C84B" wp14:editId="38CB4DE1">
             <wp:extent cx="5067300" cy="935502"/>
@@ -4853,6 +3534,9 @@
         <w:jc w:val="center"/>
       </w:pPr>
       <w:r>
+        <w:rPr>
+          <w:noProof/>
+        </w:rPr>
         <w:drawing>
           <wp:inline distT="0" distB="0" distL="0" distR="0" wp14:anchorId="33BCBD22" wp14:editId="202BEEAA">
             <wp:extent cx="5080000" cy="1785488"/>
@@ -4913,52 +3597,33 @@
           <w:bCs/>
         </w:rPr>
       </w:pPr>
-      <w:proofErr w:type="gramStart"/>
-      <w:r>
-        <w:rPr>
-          <w:b/>
-          <w:bCs/>
-        </w:rPr>
-        <w:t>Select(</w:t>
-      </w:r>
-      <w:proofErr w:type="gramEnd"/>
-      <w:r>
-        <w:rPr>
-          <w:b/>
-          <w:bCs/>
-        </w:rPr>
-        <w:t>Read</w:t>
-      </w:r>
-      <w:proofErr w:type="gramStart"/>
-      <w:r>
-        <w:rPr>
-          <w:b/>
-          <w:bCs/>
-        </w:rPr>
-        <w:t>):-</w:t>
-      </w:r>
-      <w:proofErr w:type="gramEnd"/>
-    </w:p>
-    <w:p>
-      <w:pPr>
-        <w:pStyle w:val="ListParagraph"/>
-        <w:tabs>
-          <w:tab w:val="left" w:pos="5160"/>
-        </w:tabs>
-      </w:pPr>
-    </w:p>
-    <w:p>
-      <w:pPr>
-        <w:pStyle w:val="ListParagraph"/>
-        <w:tabs>
-          <w:tab w:val="left" w:pos="5160"/>
-        </w:tabs>
-        <w:rPr>
-          <w:b/>
-          <w:bCs/>
-        </w:rPr>
-      </w:pPr>
-      <w:proofErr w:type="gramStart"/>
+      <w:r>
+        <w:rPr>
+          <w:b/>
+          <w:bCs/>
+        </w:rPr>
+        <w:t>Select(Read):-</w:t>
+      </w:r>
+    </w:p>
+    <w:p>
+      <w:pPr>
+        <w:pStyle w:val="ListParagraph"/>
+        <w:tabs>
+          <w:tab w:val="left" w:pos="5160"/>
+        </w:tabs>
+      </w:pPr>
+    </w:p>
+    <w:p>
+      <w:pPr>
+        <w:pStyle w:val="ListParagraph"/>
+        <w:tabs>
+          <w:tab w:val="left" w:pos="5160"/>
+        </w:tabs>
+        <w:rPr>
+          <w:b/>
+          <w:bCs/>
+        </w:rPr>
+      </w:pPr>
       <w:r>
         <w:rPr>
           <w:b/>
@@ -4966,7 +3631,6 @@
         </w:rPr>
         <w:t>Query:-</w:t>
       </w:r>
-      <w:proofErr w:type="gramEnd"/>
     </w:p>
     <w:p>
       <w:pPr>
@@ -5011,6 +3675,7 @@
         <w:rPr>
           <w:b/>
           <w:bCs/>
+          <w:noProof/>
         </w:rPr>
         <w:drawing>
           <wp:inline distT="0" distB="0" distL="0" distR="0" wp14:anchorId="652CD388" wp14:editId="584E8A35">
@@ -5064,62 +3729,43 @@
           <w:bCs/>
         </w:rPr>
       </w:pPr>
-      <w:proofErr w:type="gramStart"/>
       <w:r>
         <w:rPr>
           <w:b/>
           <w:bCs/>
         </w:rPr>
         <w:lastRenderedPageBreak/>
-        <w:t>Update :</w:t>
-      </w:r>
-      <w:proofErr w:type="gramEnd"/>
-      <w:r>
-        <w:rPr>
-          <w:b/>
-          <w:bCs/>
-        </w:rPr>
-        <w:t>-</w:t>
-      </w:r>
-    </w:p>
-    <w:p>
-      <w:pPr>
-        <w:pStyle w:val="ListParagraph"/>
-        <w:tabs>
-          <w:tab w:val="left" w:pos="5160"/>
-        </w:tabs>
-      </w:pPr>
-      <w:proofErr w:type="gramStart"/>
+        <w:t>Update :-</w:t>
+      </w:r>
+    </w:p>
+    <w:p>
+      <w:pPr>
+        <w:pStyle w:val="ListParagraph"/>
+        <w:tabs>
+          <w:tab w:val="left" w:pos="5160"/>
+        </w:tabs>
+      </w:pPr>
       <w:r>
         <w:t>Query:-</w:t>
       </w:r>
-      <w:proofErr w:type="gramEnd"/>
-    </w:p>
-    <w:p>
-      <w:pPr>
-        <w:pStyle w:val="ListParagraph"/>
-        <w:tabs>
-          <w:tab w:val="left" w:pos="5160"/>
-        </w:tabs>
-      </w:pPr>
-    </w:p>
-    <w:p>
-      <w:pPr>
-        <w:pStyle w:val="ListParagraph"/>
-        <w:tabs>
-          <w:tab w:val="left" w:pos="5160"/>
-        </w:tabs>
-      </w:pPr>
-      <w:r>
-        <w:t xml:space="preserve">UPDATE expenses SET amount = 800.65 WHERE </w:t>
-      </w:r>
-      <w:proofErr w:type="spellStart"/>
-      <w:r>
-        <w:t>expense_id</w:t>
-      </w:r>
-      <w:proofErr w:type="spellEnd"/>
-      <w:r>
-        <w:t xml:space="preserve"> = 10;</w:t>
+    </w:p>
+    <w:p>
+      <w:pPr>
+        <w:pStyle w:val="ListParagraph"/>
+        <w:tabs>
+          <w:tab w:val="left" w:pos="5160"/>
+        </w:tabs>
+      </w:pPr>
+    </w:p>
+    <w:p>
+      <w:pPr>
+        <w:pStyle w:val="ListParagraph"/>
+        <w:tabs>
+          <w:tab w:val="left" w:pos="5160"/>
+        </w:tabs>
+      </w:pPr>
+      <w:r>
+        <w:t>UPDATE expenses SET amount = 800.65 WHERE expense_id = 10;</w:t>
       </w:r>
     </w:p>
     <w:p>
@@ -5139,6 +3785,9 @@
         <w:jc w:val="center"/>
       </w:pPr>
       <w:r>
+        <w:rPr>
+          <w:noProof/>
+        </w:rPr>
         <w:drawing>
           <wp:inline distT="0" distB="0" distL="0" distR="0" wp14:anchorId="3609EDD4" wp14:editId="35F5C199">
             <wp:extent cx="3892750" cy="1111307"/>
@@ -5194,6 +3843,9 @@
         <w:jc w:val="center"/>
       </w:pPr>
       <w:r>
+        <w:rPr>
+          <w:noProof/>
+        </w:rPr>
         <w:drawing>
           <wp:inline distT="0" distB="0" distL="0" distR="0" wp14:anchorId="0A4F795E" wp14:editId="25EFB6FC">
             <wp:extent cx="5588287" cy="387370"/>
@@ -5253,21 +3905,12 @@
           <w:bCs/>
         </w:rPr>
       </w:pPr>
-      <w:proofErr w:type="gramStart"/>
-      <w:r>
-        <w:rPr>
-          <w:b/>
-          <w:bCs/>
-        </w:rPr>
-        <w:t>Delete :</w:t>
-      </w:r>
-      <w:proofErr w:type="gramEnd"/>
-      <w:r>
-        <w:rPr>
-          <w:b/>
-          <w:bCs/>
-        </w:rPr>
-        <w:t>-</w:t>
+      <w:r>
+        <w:rPr>
+          <w:b/>
+          <w:bCs/>
+        </w:rPr>
+        <w:t>Delete :-</w:t>
       </w:r>
     </w:p>
     <w:p>
@@ -5277,11 +3920,9 @@
         </w:tabs>
         <w:ind w:left="720"/>
       </w:pPr>
-      <w:proofErr w:type="gramStart"/>
       <w:r>
         <w:t>Query:-</w:t>
       </w:r>
-      <w:proofErr w:type="gramEnd"/>
     </w:p>
     <w:p>
       <w:pPr>
@@ -5291,15 +3932,7 @@
         <w:ind w:left="720"/>
       </w:pPr>
       <w:r>
-        <w:t xml:space="preserve">DELETE FROM expenses WHERE </w:t>
-      </w:r>
-      <w:proofErr w:type="spellStart"/>
-      <w:r>
-        <w:t>expense_id</w:t>
-      </w:r>
-      <w:proofErr w:type="spellEnd"/>
-      <w:r>
-        <w:t xml:space="preserve"> = 11;</w:t>
+        <w:t>DELETE FROM expenses WHERE expense_id = 11;</w:t>
       </w:r>
     </w:p>
     <w:p>
@@ -5319,6 +3952,9 @@
         <w:jc w:val="center"/>
       </w:pPr>
       <w:r>
+        <w:rPr>
+          <w:noProof/>
+        </w:rPr>
         <w:drawing>
           <wp:inline distT="0" distB="0" distL="0" distR="0" wp14:anchorId="7BE24DD6" wp14:editId="33D10673">
             <wp:extent cx="2971953" cy="1149409"/>
@@ -5365,6 +4001,9 @@
         <w:jc w:val="center"/>
       </w:pPr>
       <w:r>
+        <w:rPr>
+          <w:noProof/>
+        </w:rPr>
         <w:drawing>
           <wp:inline distT="0" distB="0" distL="0" distR="0" wp14:anchorId="1266C80D" wp14:editId="44264C42">
             <wp:extent cx="5308600" cy="1755213"/>
@@ -5467,7 +4106,6 @@
           <w:bCs/>
         </w:rPr>
       </w:pPr>
-      <w:proofErr w:type="gramStart"/>
       <w:r>
         <w:rPr>
           <w:b/>
@@ -5475,7 +4113,6 @@
         </w:rPr>
         <w:t>Query:-</w:t>
       </w:r>
-      <w:proofErr w:type="gramEnd"/>
     </w:p>
     <w:p>
       <w:pPr>
@@ -5508,74 +4145,40 @@
         </w:tabs>
       </w:pPr>
       <w:r>
-        <w:t xml:space="preserve">CREATE PROCEDURE </w:t>
-      </w:r>
-      <w:proofErr w:type="spellStart"/>
-      <w:proofErr w:type="gramStart"/>
-      <w:r>
-        <w:t>GetMonthlyExpense</w:t>
-      </w:r>
-      <w:proofErr w:type="spellEnd"/>
-      <w:r>
-        <w:t>(</w:t>
-      </w:r>
-      <w:proofErr w:type="gramEnd"/>
-    </w:p>
-    <w:p>
-      <w:pPr>
-        <w:pStyle w:val="ListParagraph"/>
-        <w:tabs>
-          <w:tab w:val="left" w:pos="5160"/>
-        </w:tabs>
-      </w:pPr>
-      <w:r>
-        <w:t xml:space="preserve">    IN </w:t>
-      </w:r>
-      <w:proofErr w:type="spellStart"/>
-      <w:r>
-        <w:t>p_user_id</w:t>
-      </w:r>
-      <w:proofErr w:type="spellEnd"/>
-      <w:r>
-        <w:t xml:space="preserve"> int,</w:t>
-      </w:r>
-    </w:p>
-    <w:p>
-      <w:pPr>
-        <w:pStyle w:val="ListParagraph"/>
-        <w:tabs>
-          <w:tab w:val="left" w:pos="5160"/>
-        </w:tabs>
-      </w:pPr>
-      <w:r>
-        <w:t xml:space="preserve">    IN </w:t>
-      </w:r>
-      <w:proofErr w:type="spellStart"/>
-      <w:r>
-        <w:t>p_month</w:t>
-      </w:r>
-      <w:proofErr w:type="spellEnd"/>
-      <w:r>
-        <w:t xml:space="preserve"> int,</w:t>
-      </w:r>
-    </w:p>
-    <w:p>
-      <w:pPr>
-        <w:pStyle w:val="ListParagraph"/>
-        <w:tabs>
-          <w:tab w:val="left" w:pos="5160"/>
-        </w:tabs>
-      </w:pPr>
-      <w:r>
-        <w:t xml:space="preserve">    IN </w:t>
-      </w:r>
-      <w:proofErr w:type="spellStart"/>
-      <w:r>
-        <w:t>p_year</w:t>
-      </w:r>
-      <w:proofErr w:type="spellEnd"/>
-      <w:r>
-        <w:t xml:space="preserve"> int</w:t>
+        <w:t>CREATE PROCEDURE GetMonthlyExpense(</w:t>
+      </w:r>
+    </w:p>
+    <w:p>
+      <w:pPr>
+        <w:pStyle w:val="ListParagraph"/>
+        <w:tabs>
+          <w:tab w:val="left" w:pos="5160"/>
+        </w:tabs>
+      </w:pPr>
+      <w:r>
+        <w:t xml:space="preserve">    IN p_user_id int,</w:t>
+      </w:r>
+    </w:p>
+    <w:p>
+      <w:pPr>
+        <w:pStyle w:val="ListParagraph"/>
+        <w:tabs>
+          <w:tab w:val="left" w:pos="5160"/>
+        </w:tabs>
+      </w:pPr>
+      <w:r>
+        <w:t xml:space="preserve">    IN p_month int,</w:t>
+      </w:r>
+    </w:p>
+    <w:p>
+      <w:pPr>
+        <w:pStyle w:val="ListParagraph"/>
+        <w:tabs>
+          <w:tab w:val="left" w:pos="5160"/>
+        </w:tabs>
+      </w:pPr>
+      <w:r>
+        <w:t xml:space="preserve">    IN p_year int</w:t>
       </w:r>
     </w:p>
     <w:p>
@@ -5608,120 +4211,11 @@
         </w:tabs>
       </w:pPr>
       <w:r>
-        <w:t xml:space="preserve">      </w:t>
-      </w:r>
-      <w:r>
-        <w:t xml:space="preserve">SELECT users.name, </w:t>
-      </w:r>
-      <w:proofErr w:type="gramStart"/>
-      <w:r>
-        <w:t>SUM(</w:t>
-      </w:r>
-      <w:proofErr w:type="spellStart"/>
-      <w:r>
-        <w:t>expenses.amount</w:t>
-      </w:r>
-      <w:proofErr w:type="spellEnd"/>
-      <w:proofErr w:type="gramEnd"/>
-      <w:r>
-        <w:t xml:space="preserve">) AS </w:t>
-      </w:r>
-      <w:proofErr w:type="spellStart"/>
-      <w:r>
-        <w:t>total_monthly_expense</w:t>
-      </w:r>
-      <w:proofErr w:type="spellEnd"/>
-      <w:r>
-        <w:t xml:space="preserve"> FROM </w:t>
-      </w:r>
-      <w:r>
-        <w:t xml:space="preserve">  </w:t>
-      </w:r>
-      <w:r>
-        <w:t xml:space="preserve">expenses JOIN users ON </w:t>
-      </w:r>
-      <w:proofErr w:type="spellStart"/>
-      <w:r>
-        <w:t>expenses.user_id</w:t>
-      </w:r>
-      <w:proofErr w:type="spellEnd"/>
-      <w:r>
-        <w:t xml:space="preserve"> = </w:t>
-      </w:r>
-      <w:proofErr w:type="spellStart"/>
-      <w:r>
-        <w:t>users.user_id</w:t>
-      </w:r>
-      <w:proofErr w:type="spellEnd"/>
-      <w:r>
-        <w:t xml:space="preserve"> WHERE </w:t>
+        <w:t xml:space="preserve">      SELECT users.name, SUM(expenses.amount) AS total_monthly_expense FROM   expenses JOIN users ON expenses.user_id = users.user_id WHERE </w:t>
       </w:r>
       <w:r>
         <w:tab/>
-      </w:r>
-      <w:proofErr w:type="spellStart"/>
-      <w:r>
-        <w:t>expenses.user_id</w:t>
-      </w:r>
-      <w:proofErr w:type="spellEnd"/>
-      <w:r>
-        <w:t xml:space="preserve"> = </w:t>
-      </w:r>
-      <w:proofErr w:type="spellStart"/>
-      <w:r>
-        <w:t>p_user_id</w:t>
-      </w:r>
-      <w:proofErr w:type="spellEnd"/>
-      <w:r>
-        <w:t xml:space="preserve"> AND </w:t>
-      </w:r>
-      <w:proofErr w:type="gramStart"/>
-      <w:r>
-        <w:t>MONTH(</w:t>
-      </w:r>
-      <w:proofErr w:type="spellStart"/>
-      <w:r>
-        <w:t>expenses.expense</w:t>
-      </w:r>
-      <w:proofErr w:type="gramEnd"/>
-      <w:r>
-        <w:t>_date</w:t>
-      </w:r>
-      <w:proofErr w:type="spellEnd"/>
-      <w:r>
-        <w:t xml:space="preserve">) = </w:t>
-      </w:r>
-      <w:proofErr w:type="spellStart"/>
-      <w:r>
-        <w:t>p_month</w:t>
-      </w:r>
-      <w:proofErr w:type="spellEnd"/>
-      <w:r>
-        <w:t xml:space="preserve"> AND </w:t>
-      </w:r>
-      <w:proofErr w:type="gramStart"/>
-      <w:r>
-        <w:t>YEAR(</w:t>
-      </w:r>
-      <w:proofErr w:type="spellStart"/>
-      <w:r>
-        <w:t>expenses.expense</w:t>
-      </w:r>
-      <w:proofErr w:type="gramEnd"/>
-      <w:r>
-        <w:t>_date</w:t>
-      </w:r>
-      <w:proofErr w:type="spellEnd"/>
-      <w:r>
-        <w:t xml:space="preserve">) = </w:t>
-      </w:r>
-      <w:proofErr w:type="spellStart"/>
-      <w:r>
-        <w:t>p_year</w:t>
-      </w:r>
-      <w:proofErr w:type="spellEnd"/>
-      <w:r>
-        <w:t xml:space="preserve"> GROUP BY users.name</w:t>
+        <w:t>expenses.user_id = p_user_id AND MONTH(expenses.expense_date) = p_month AND YEAR(expenses.expense_date) = p_year GROUP BY users.name</w:t>
       </w:r>
     </w:p>
     <w:p>
@@ -5750,47 +4244,36 @@
           <w:tab w:val="left" w:pos="5160"/>
         </w:tabs>
       </w:pPr>
-      <w:proofErr w:type="gramStart"/>
       <w:r>
         <w:t>DELIMITER ;</w:t>
       </w:r>
-      <w:proofErr w:type="gramEnd"/>
-    </w:p>
-    <w:p>
-      <w:pPr>
-        <w:pStyle w:val="ListParagraph"/>
-        <w:tabs>
-          <w:tab w:val="left" w:pos="5160"/>
-        </w:tabs>
-      </w:pPr>
-    </w:p>
-    <w:p>
-      <w:pPr>
-        <w:pStyle w:val="ListParagraph"/>
-        <w:tabs>
-          <w:tab w:val="left" w:pos="5160"/>
-        </w:tabs>
-        <w:rPr>
-          <w:b/>
-          <w:bCs/>
-        </w:rPr>
-      </w:pPr>
-      <w:r>
-        <w:rPr>
-          <w:b/>
-          <w:bCs/>
-        </w:rPr>
-        <w:t xml:space="preserve">Execute </w:t>
-      </w:r>
-      <w:proofErr w:type="gramStart"/>
-      <w:r>
-        <w:rPr>
-          <w:b/>
-          <w:bCs/>
-        </w:rPr>
-        <w:t>Query:-</w:t>
-      </w:r>
-      <w:proofErr w:type="gramEnd"/>
+    </w:p>
+    <w:p>
+      <w:pPr>
+        <w:pStyle w:val="ListParagraph"/>
+        <w:tabs>
+          <w:tab w:val="left" w:pos="5160"/>
+        </w:tabs>
+      </w:pPr>
+    </w:p>
+    <w:p>
+      <w:pPr>
+        <w:pStyle w:val="ListParagraph"/>
+        <w:tabs>
+          <w:tab w:val="left" w:pos="5160"/>
+        </w:tabs>
+        <w:rPr>
+          <w:b/>
+          <w:bCs/>
+        </w:rPr>
+      </w:pPr>
+      <w:r>
+        <w:rPr>
+          <w:b/>
+          <w:bCs/>
+        </w:rPr>
+        <w:t>Execute Query:-</w:t>
+      </w:r>
       <w:r>
         <w:rPr>
           <w:b/>
@@ -5798,16 +4281,9 @@
         </w:rPr>
         <w:t xml:space="preserve"> CALL </w:t>
       </w:r>
-      <w:proofErr w:type="spellStart"/>
-      <w:proofErr w:type="gramStart"/>
-      <w:r>
-        <w:t>GetMonthlyExpense</w:t>
-      </w:r>
-      <w:proofErr w:type="spellEnd"/>
-      <w:r>
-        <w:t>(</w:t>
-      </w:r>
-      <w:proofErr w:type="gramEnd"/>
+      <w:r>
+        <w:t>GetMonthlyExpense(</w:t>
+      </w:r>
       <w:r>
         <w:t>1, 6, 2024</w:t>
       </w:r>
@@ -5832,6 +4308,9 @@
         <w:jc w:val="center"/>
       </w:pPr>
       <w:r>
+        <w:rPr>
+          <w:noProof/>
+        </w:rPr>
         <w:drawing>
           <wp:inline distT="0" distB="0" distL="0" distR="0" wp14:anchorId="2518D341" wp14:editId="4E4EDA27">
             <wp:extent cx="5080000" cy="828756"/>
@@ -5887,6 +4366,9 @@
         <w:jc w:val="center"/>
       </w:pPr>
       <w:r>
+        <w:rPr>
+          <w:noProof/>
+        </w:rPr>
         <w:drawing>
           <wp:inline distT="0" distB="0" distL="0" distR="0" wp14:anchorId="3E6CB2D5" wp14:editId="6B157CED">
             <wp:extent cx="2311519" cy="590580"/>
@@ -5977,47 +4459,37 @@
           <w:bCs/>
         </w:rPr>
       </w:pPr>
-      <w:proofErr w:type="gramStart"/>
-      <w:r>
-        <w:rPr>
-          <w:b/>
-          <w:bCs/>
-        </w:rPr>
-        <w:t>ROLLBACK :</w:t>
-      </w:r>
-      <w:proofErr w:type="gramEnd"/>
-      <w:r>
-        <w:rPr>
-          <w:b/>
-          <w:bCs/>
-        </w:rPr>
-        <w:t>-</w:t>
-      </w:r>
-    </w:p>
-    <w:p>
-      <w:pPr>
-        <w:pStyle w:val="ListParagraph"/>
-        <w:tabs>
-          <w:tab w:val="left" w:pos="5160"/>
-        </w:tabs>
-        <w:rPr>
-          <w:b/>
-          <w:bCs/>
-        </w:rPr>
-      </w:pPr>
-    </w:p>
-    <w:p>
-      <w:pPr>
-        <w:pStyle w:val="ListParagraph"/>
-        <w:tabs>
-          <w:tab w:val="left" w:pos="5160"/>
-        </w:tabs>
-        <w:rPr>
-          <w:b/>
-          <w:bCs/>
-        </w:rPr>
-      </w:pPr>
-      <w:proofErr w:type="gramStart"/>
+      <w:r>
+        <w:rPr>
+          <w:b/>
+          <w:bCs/>
+        </w:rPr>
+        <w:t>ROLLBACK :-</w:t>
+      </w:r>
+    </w:p>
+    <w:p>
+      <w:pPr>
+        <w:pStyle w:val="ListParagraph"/>
+        <w:tabs>
+          <w:tab w:val="left" w:pos="5160"/>
+        </w:tabs>
+        <w:rPr>
+          <w:b/>
+          <w:bCs/>
+        </w:rPr>
+      </w:pPr>
+    </w:p>
+    <w:p>
+      <w:pPr>
+        <w:pStyle w:val="ListParagraph"/>
+        <w:tabs>
+          <w:tab w:val="left" w:pos="5160"/>
+        </w:tabs>
+        <w:rPr>
+          <w:b/>
+          <w:bCs/>
+        </w:rPr>
+      </w:pPr>
       <w:r>
         <w:rPr>
           <w:b/>
@@ -6025,7 +4497,6 @@
         </w:rPr>
         <w:t>Query:-</w:t>
       </w:r>
-      <w:proofErr w:type="gramEnd"/>
     </w:p>
     <w:p>
       <w:pPr>
@@ -6066,66 +4537,26 @@
         </w:tabs>
       </w:pPr>
       <w:r>
-        <w:t>INSERT INTO expenses(expense_</w:t>
-      </w:r>
-      <w:proofErr w:type="gramStart"/>
-      <w:r>
-        <w:t>id,user</w:t>
-      </w:r>
-      <w:proofErr w:type="gramEnd"/>
-      <w:r>
-        <w:t>_</w:t>
-      </w:r>
-      <w:proofErr w:type="gramStart"/>
-      <w:r>
-        <w:t>id,category</w:t>
-      </w:r>
-      <w:proofErr w:type="gramEnd"/>
-      <w:r>
-        <w:t>_</w:t>
-      </w:r>
-      <w:proofErr w:type="gramStart"/>
-      <w:r>
-        <w:t>id,amount</w:t>
-      </w:r>
-      <w:proofErr w:type="gramEnd"/>
-      <w:r>
-        <w:t>,expense_</w:t>
-      </w:r>
-      <w:proofErr w:type="gramStart"/>
-      <w:r>
-        <w:t>date)VALUES</w:t>
-      </w:r>
-      <w:proofErr w:type="gramEnd"/>
-      <w:r>
-        <w:t>(12,2,1,600.00,'2024-06-12');</w:t>
-      </w:r>
-    </w:p>
-    <w:p>
-      <w:pPr>
-        <w:pStyle w:val="ListParagraph"/>
-        <w:tabs>
-          <w:tab w:val="left" w:pos="5160"/>
-        </w:tabs>
-      </w:pPr>
-    </w:p>
-    <w:p>
-      <w:pPr>
-        <w:pStyle w:val="ListParagraph"/>
-        <w:tabs>
-          <w:tab w:val="left" w:pos="5160"/>
-        </w:tabs>
-      </w:pPr>
-      <w:r>
-        <w:t xml:space="preserve">SELECT *FROM expenses WHERE </w:t>
-      </w:r>
-      <w:proofErr w:type="spellStart"/>
-      <w:r>
-        <w:t>expense_id</w:t>
-      </w:r>
-      <w:proofErr w:type="spellEnd"/>
-      <w:r>
-        <w:t xml:space="preserve"> = 12;</w:t>
+        <w:t>INSERT INTO expenses(expense_id,user_id,category_id,amount,expense_date)VALUES(12,2,1,600.00,'2024-06-12');</w:t>
+      </w:r>
+    </w:p>
+    <w:p>
+      <w:pPr>
+        <w:pStyle w:val="ListParagraph"/>
+        <w:tabs>
+          <w:tab w:val="left" w:pos="5160"/>
+        </w:tabs>
+      </w:pPr>
+    </w:p>
+    <w:p>
+      <w:pPr>
+        <w:pStyle w:val="ListParagraph"/>
+        <w:tabs>
+          <w:tab w:val="left" w:pos="5160"/>
+        </w:tabs>
+      </w:pPr>
+      <w:r>
+        <w:t>SELECT *FROM expenses WHERE expense_id = 12;</w:t>
       </w:r>
     </w:p>
     <w:p>
@@ -6164,6 +4595,9 @@
         <w:jc w:val="center"/>
       </w:pPr>
       <w:r>
+        <w:rPr>
+          <w:noProof/>
+        </w:rPr>
         <w:drawing>
           <wp:inline distT="0" distB="0" distL="0" distR="0" wp14:anchorId="158A2858" wp14:editId="62B4F269">
             <wp:extent cx="5067300" cy="1876778"/>
@@ -6221,7 +4655,6 @@
       <w:r>
         <w:t xml:space="preserve">             </w:t>
       </w:r>
-      <w:proofErr w:type="gramStart"/>
       <w:r>
         <w:rPr>
           <w:b/>
@@ -6234,49 +4667,38 @@
           <w:b/>
           <w:bCs/>
         </w:rPr>
-        <w:t>:</w:t>
-      </w:r>
-      <w:proofErr w:type="gramEnd"/>
-      <w:r>
-        <w:rPr>
-          <w:b/>
-          <w:bCs/>
-        </w:rPr>
-        <w:t>-</w:t>
-      </w:r>
-    </w:p>
-    <w:p>
-      <w:pPr>
-        <w:tabs>
-          <w:tab w:val="left" w:pos="5160"/>
-        </w:tabs>
-        <w:rPr>
-          <w:b/>
-          <w:bCs/>
-        </w:rPr>
-      </w:pPr>
-      <w:r>
-        <w:rPr>
-          <w:b/>
-          <w:bCs/>
-        </w:rPr>
+        <w:t>:-</w:t>
+      </w:r>
+    </w:p>
+    <w:p>
+      <w:pPr>
+        <w:tabs>
+          <w:tab w:val="left" w:pos="5160"/>
+        </w:tabs>
+        <w:rPr>
+          <w:b/>
+          <w:bCs/>
+        </w:rPr>
+      </w:pPr>
+      <w:r>
+        <w:rPr>
+          <w:b/>
+          <w:bCs/>
+        </w:rPr>
+        <w:t xml:space="preserve">             Query :-</w:t>
+      </w:r>
+    </w:p>
+    <w:p>
+      <w:pPr>
+        <w:tabs>
+          <w:tab w:val="left" w:pos="5160"/>
+        </w:tabs>
+      </w:pPr>
+      <w:r>
         <w:t xml:space="preserve">             </w:t>
       </w:r>
-      <w:proofErr w:type="gramStart"/>
-      <w:r>
-        <w:rPr>
-          <w:b/>
-          <w:bCs/>
-        </w:rPr>
-        <w:t>Query :</w:t>
-      </w:r>
-      <w:proofErr w:type="gramEnd"/>
-      <w:r>
-        <w:rPr>
-          <w:b/>
-          <w:bCs/>
-        </w:rPr>
-        <w:t>-</w:t>
+      <w:r>
+        <w:t>START TRANSACTION;</w:t>
       </w:r>
     </w:p>
     <w:p>
@@ -6289,7 +4711,13 @@
         <w:t xml:space="preserve">             </w:t>
       </w:r>
       <w:r>
-        <w:t>START TRANSACTION;</w:t>
+        <w:t xml:space="preserve">INSERT INTO </w:t>
+      </w:r>
+      <w:r>
+        <w:t xml:space="preserve">    </w:t>
+      </w:r>
+      <w:r>
+        <w:t>expenses(user_id,category_id,amount,expense_date)VALUES(3,2,700.00,'2024-06-13');</w:t>
       </w:r>
     </w:p>
     <w:p>
@@ -6302,49 +4730,6 @@
         <w:t xml:space="preserve">             </w:t>
       </w:r>
       <w:r>
-        <w:t xml:space="preserve">INSERT INTO </w:t>
-      </w:r>
-      <w:r>
-        <w:t xml:space="preserve">    </w:t>
-      </w:r>
-      <w:r>
-        <w:t>expenses(user_</w:t>
-      </w:r>
-      <w:proofErr w:type="gramStart"/>
-      <w:r>
-        <w:t>id,category</w:t>
-      </w:r>
-      <w:proofErr w:type="gramEnd"/>
-      <w:r>
-        <w:t>_</w:t>
-      </w:r>
-      <w:proofErr w:type="gramStart"/>
-      <w:r>
-        <w:t>id,amount</w:t>
-      </w:r>
-      <w:proofErr w:type="gramEnd"/>
-      <w:r>
-        <w:t>,expense_</w:t>
-      </w:r>
-      <w:proofErr w:type="gramStart"/>
-      <w:r>
-        <w:t>date)VALUES</w:t>
-      </w:r>
-      <w:proofErr w:type="gramEnd"/>
-      <w:r>
-        <w:t>(3,2,700.00,'2024-06-13');</w:t>
-      </w:r>
-    </w:p>
-    <w:p>
-      <w:pPr>
-        <w:tabs>
-          <w:tab w:val="left" w:pos="5160"/>
-        </w:tabs>
-      </w:pPr>
-      <w:r>
-        <w:t xml:space="preserve">             </w:t>
-      </w:r>
-      <w:r>
         <w:t>COMMIT;</w:t>
       </w:r>
     </w:p>
@@ -6363,6 +4748,9 @@
         <w:jc w:val="center"/>
       </w:pPr>
       <w:r>
+        <w:rPr>
+          <w:noProof/>
+        </w:rPr>
         <w:drawing>
           <wp:inline distT="0" distB="0" distL="0" distR="0" wp14:anchorId="5B24EF6E" wp14:editId="0EAA054B">
             <wp:extent cx="4680716" cy="1600200"/>
@@ -8500,6 +6888,7 @@
   <w:style w:type="character" w:default="1" w:styleId="DefaultParagraphFont">
     <w:name w:val="Default Paragraph Font"/>
     <w:uiPriority w:val="1"/>
+    <w:semiHidden/>
     <w:unhideWhenUsed/>
   </w:style>
   <w:style w:type="table" w:default="1" w:styleId="TableNormal">

--- a/Module-4(SQL)/Assesment/Assesment-1(SQL).docx
+++ b/Module-4(SQL)/Assesment/Assesment-1(SQL).docx
@@ -90,7 +90,15 @@
         <w:pStyle w:val="ListParagraph"/>
       </w:pPr>
       <w:r>
-        <w:t>Constraints stops the wrong entries.</w:t>
+        <w:t xml:space="preserve">Constraints </w:t>
+      </w:r>
+      <w:proofErr w:type="gramStart"/>
+      <w:r>
+        <w:t>stops</w:t>
+      </w:r>
+      <w:proofErr w:type="gramEnd"/>
+      <w:r>
+        <w:t xml:space="preserve"> the wrong entries.</w:t>
       </w:r>
     </w:p>
     <w:p>
@@ -105,16 +113,26 @@
       <w:pPr>
         <w:pStyle w:val="ListParagraph"/>
       </w:pPr>
-      <w:r>
-        <w:t>Also transaction ensures all changes are saved properly or not at all.</w:t>
-      </w:r>
-    </w:p>
-    <w:p>
-      <w:pPr>
-        <w:pStyle w:val="ListParagraph"/>
-      </w:pPr>
-      <w:r>
-        <w:t>This structures helps prevent errors and keeps data inconsistent.</w:t>
+      <w:proofErr w:type="gramStart"/>
+      <w:r>
+        <w:t>Also</w:t>
+      </w:r>
+      <w:proofErr w:type="gramEnd"/>
+      <w:r>
+        <w:t xml:space="preserve"> transaction ensures all changes are saved properly or not at all.</w:t>
+      </w:r>
+    </w:p>
+    <w:p>
+      <w:pPr>
+        <w:pStyle w:val="ListParagraph"/>
+      </w:pPr>
+      <w:proofErr w:type="gramStart"/>
+      <w:r>
+        <w:t>This structures</w:t>
+      </w:r>
+      <w:proofErr w:type="gramEnd"/>
+      <w:r>
+        <w:t xml:space="preserve"> helps prevent errors and keeps data inconsistent.</w:t>
       </w:r>
     </w:p>
     <w:p>
@@ -174,7 +192,15 @@
         <w:pStyle w:val="ListParagraph"/>
       </w:pPr>
       <w:r>
-        <w:t>The amount are not negative</w:t>
+        <w:t xml:space="preserve">The amount </w:t>
+      </w:r>
+      <w:proofErr w:type="gramStart"/>
+      <w:r>
+        <w:t>are</w:t>
+      </w:r>
+      <w:proofErr w:type="gramEnd"/>
+      <w:r>
+        <w:t xml:space="preserve"> not negative</w:t>
       </w:r>
     </w:p>
     <w:p>
@@ -203,7 +229,15 @@
         <w:pStyle w:val="ListParagraph"/>
       </w:pPr>
       <w:r>
-        <w:t>This keeps the data are accurate, consistent and reliable , which is essential for tracking expenses correctly and making good financial decisions.</w:t>
+        <w:t xml:space="preserve">This keeps the data are accurate, consistent and </w:t>
+      </w:r>
+      <w:proofErr w:type="gramStart"/>
+      <w:r>
+        <w:t>reliable ,</w:t>
+      </w:r>
+      <w:proofErr w:type="gramEnd"/>
+      <w:r>
+        <w:t xml:space="preserve"> which is essential for tracking expenses correctly and making good financial decisions.</w:t>
       </w:r>
     </w:p>
     <w:p>
@@ -283,8 +317,17 @@
           <w:b/>
           <w:bCs/>
         </w:rPr>
-        <w:t>Category-wise Spending:-</w:t>
-      </w:r>
+        <w:t xml:space="preserve">Category-wise </w:t>
+      </w:r>
+      <w:proofErr w:type="gramStart"/>
+      <w:r>
+        <w:rPr>
+          <w:b/>
+          <w:bCs/>
+        </w:rPr>
+        <w:t>Spending:-</w:t>
+      </w:r>
+      <w:proofErr w:type="gramEnd"/>
     </w:p>
     <w:p>
       <w:pPr>
@@ -300,15 +343,46 @@
         <w:pStyle w:val="ListParagraph"/>
         <w:ind w:left="1440"/>
       </w:pPr>
-      <w:r>
-        <w:t xml:space="preserve">Query:-  </w:t>
+      <w:proofErr w:type="gramStart"/>
+      <w:r>
+        <w:t>Query:-</w:t>
+      </w:r>
+      <w:proofErr w:type="gramEnd"/>
+      <w:r>
+        <w:t xml:space="preserve">  </w:t>
       </w:r>
       <w:r>
         <w:rPr>
           <w:highlight w:val="yellow"/>
         </w:rPr>
-        <w:t>SELECT category, SUM(amount) FROM expenses GROUP BY category;</w:t>
-      </w:r>
+        <w:t xml:space="preserve">SELECT category, </w:t>
+      </w:r>
+      <w:proofErr w:type="gramStart"/>
+      <w:r>
+        <w:rPr>
+          <w:highlight w:val="yellow"/>
+        </w:rPr>
+        <w:t>SUM(</w:t>
+      </w:r>
+      <w:proofErr w:type="gramEnd"/>
+      <w:r>
+        <w:rPr>
+          <w:highlight w:val="yellow"/>
+        </w:rPr>
+        <w:t>amount) FROM expenses GROUP BY category;</w:t>
+      </w:r>
+    </w:p>
+    <w:p>
+      <w:pPr>
+        <w:pStyle w:val="ListParagraph"/>
+        <w:ind w:left="1440"/>
+      </w:pPr>
+    </w:p>
+    <w:p>
+      <w:pPr>
+        <w:pStyle w:val="ListParagraph"/>
+        <w:ind w:left="1440"/>
+      </w:pPr>
     </w:p>
     <w:p/>
     <w:p>
@@ -328,27 +402,59 @@
           <w:b/>
           <w:bCs/>
         </w:rPr>
-        <w:t>Monthly spending spends:-</w:t>
-      </w:r>
+        <w:lastRenderedPageBreak/>
+        <w:t xml:space="preserve">Monthly spending </w:t>
+      </w:r>
+      <w:proofErr w:type="gramStart"/>
+      <w:r>
+        <w:rPr>
+          <w:b/>
+          <w:bCs/>
+        </w:rPr>
+        <w:t>spends:-</w:t>
+      </w:r>
+      <w:proofErr w:type="gramEnd"/>
     </w:p>
     <w:p>
       <w:pPr>
         <w:pStyle w:val="ListParagraph"/>
         <w:ind w:left="1440"/>
       </w:pPr>
-      <w:r>
-        <w:rPr>
-          <w:b/>
-          <w:bCs/>
-        </w:rPr>
-        <w:lastRenderedPageBreak/>
-        <w:t xml:space="preserve">Query:- </w:t>
+      <w:proofErr w:type="gramStart"/>
+      <w:r>
+        <w:rPr>
+          <w:b/>
+          <w:bCs/>
+        </w:rPr>
+        <w:t>Query:-</w:t>
+      </w:r>
+      <w:proofErr w:type="gramEnd"/>
+      <w:r>
+        <w:rPr>
+          <w:b/>
+          <w:bCs/>
+        </w:rPr>
+        <w:t xml:space="preserve"> </w:t>
       </w:r>
       <w:r>
         <w:rPr>
           <w:highlight w:val="yellow"/>
         </w:rPr>
-        <w:t>SELECT Month(date), SUM(amount) FROM expenses GROUP BY Month(date);</w:t>
+        <w:t xml:space="preserve">SELECT Month(date), </w:t>
+      </w:r>
+      <w:proofErr w:type="gramStart"/>
+      <w:r>
+        <w:rPr>
+          <w:highlight w:val="yellow"/>
+        </w:rPr>
+        <w:t>SUM(</w:t>
+      </w:r>
+      <w:proofErr w:type="gramEnd"/>
+      <w:r>
+        <w:rPr>
+          <w:highlight w:val="yellow"/>
+        </w:rPr>
+        <w:t>amount) FROM expenses GROUP BY Month(date);</w:t>
       </w:r>
     </w:p>
     <w:p/>
@@ -365,8 +471,17 @@
           <w:b/>
           <w:bCs/>
         </w:rPr>
-        <w:t>Frequent expense types:-</w:t>
-      </w:r>
+        <w:t xml:space="preserve">Frequent expense </w:t>
+      </w:r>
+      <w:proofErr w:type="gramStart"/>
+      <w:r>
+        <w:rPr>
+          <w:b/>
+          <w:bCs/>
+        </w:rPr>
+        <w:t>types:-</w:t>
+      </w:r>
+      <w:proofErr w:type="gramEnd"/>
     </w:p>
     <w:p>
       <w:pPr>
@@ -382,14 +497,33 @@
         <w:pStyle w:val="ListParagraph"/>
         <w:ind w:left="1440"/>
       </w:pPr>
-      <w:r>
-        <w:t xml:space="preserve">Query:- </w:t>
+      <w:proofErr w:type="gramStart"/>
+      <w:r>
+        <w:t>Query:-</w:t>
+      </w:r>
+      <w:proofErr w:type="gramEnd"/>
+      <w:r>
+        <w:t xml:space="preserve"> </w:t>
       </w:r>
       <w:r>
         <w:rPr>
           <w:highlight w:val="yellow"/>
         </w:rPr>
-        <w:t>SELECT category, COUNT(*) FROM expenses GROUP BY category;</w:t>
+        <w:t xml:space="preserve">SELECT category, </w:t>
+      </w:r>
+      <w:proofErr w:type="gramStart"/>
+      <w:r>
+        <w:rPr>
+          <w:highlight w:val="yellow"/>
+        </w:rPr>
+        <w:t>COUNT(</w:t>
+      </w:r>
+      <w:proofErr w:type="gramEnd"/>
+      <w:r>
+        <w:rPr>
+          <w:highlight w:val="yellow"/>
+        </w:rPr>
+        <w:t>*) FROM expenses GROUP BY category;</w:t>
       </w:r>
     </w:p>
     <w:p/>
@@ -408,6 +542,7 @@
         </w:rPr>
         <w:t xml:space="preserve">Average Spending </w:t>
       </w:r>
+      <w:proofErr w:type="gramStart"/>
       <w:r>
         <w:rPr>
           <w:b/>
@@ -422,14 +557,20 @@
         </w:rPr>
         <w:t>:-</w:t>
       </w:r>
+      <w:proofErr w:type="gramEnd"/>
     </w:p>
     <w:p>
       <w:pPr>
         <w:pStyle w:val="ListParagraph"/>
         <w:ind w:left="1440"/>
       </w:pPr>
-      <w:r>
-        <w:t xml:space="preserve">Query:- </w:t>
+      <w:proofErr w:type="gramStart"/>
+      <w:r>
+        <w:t>Query:-</w:t>
+      </w:r>
+      <w:proofErr w:type="gramEnd"/>
+      <w:r>
+        <w:t xml:space="preserve"> </w:t>
       </w:r>
       <w:r>
         <w:rPr>
@@ -437,6 +578,7 @@
         </w:rPr>
         <w:t xml:space="preserve">SELECT category, </w:t>
       </w:r>
+      <w:proofErr w:type="gramStart"/>
       <w:r>
         <w:rPr>
           <w:highlight w:val="yellow"/>
@@ -449,6 +591,7 @@
         </w:rPr>
         <w:t>(</w:t>
       </w:r>
+      <w:proofErr w:type="gramEnd"/>
       <w:r>
         <w:rPr>
           <w:highlight w:val="yellow"/>
@@ -520,7 +663,15 @@
           <w:b/>
           <w:bCs/>
         </w:rPr>
-        <w:t>Example scenario</w:t>
+        <w:t xml:space="preserve">Example </w:t>
+      </w:r>
+      <w:proofErr w:type="gramStart"/>
+      <w:r>
+        <w:rPr>
+          <w:b/>
+          <w:bCs/>
+        </w:rPr>
+        <w:t>scenario</w:t>
       </w:r>
       <w:r>
         <w:rPr>
@@ -531,13 +682,22 @@
         </w:rPr>
         <w:t>:-</w:t>
       </w:r>
-    </w:p>
-    <w:p>
-      <w:pPr>
-        <w:pStyle w:val="ListParagraph"/>
-      </w:pPr>
-      <w:r>
-        <w:t>Suppose you are adding new expenses :-</w:t>
+      <w:proofErr w:type="gramEnd"/>
+    </w:p>
+    <w:p>
+      <w:pPr>
+        <w:pStyle w:val="ListParagraph"/>
+      </w:pPr>
+      <w:r>
+        <w:t xml:space="preserve">Suppose you are adding new </w:t>
+      </w:r>
+      <w:proofErr w:type="gramStart"/>
+      <w:r>
+        <w:t>expenses :</w:t>
+      </w:r>
+      <w:proofErr w:type="gramEnd"/>
+      <w:r>
+        <w:t>-</w:t>
       </w:r>
     </w:p>
     <w:p>
@@ -561,20 +721,36 @@
         <w:pStyle w:val="ListParagraph"/>
       </w:pPr>
       <w:r>
-        <w:t>Payment Method : card</w:t>
-      </w:r>
-    </w:p>
-    <w:p>
-      <w:pPr>
-        <w:pStyle w:val="ListParagraph"/>
-      </w:pPr>
-    </w:p>
-    <w:p>
-      <w:pPr>
-        <w:pStyle w:val="ListParagraph"/>
-      </w:pPr>
-      <w:r>
-        <w:t>The system start saving the data,</w:t>
+        <w:t xml:space="preserve">Payment </w:t>
+      </w:r>
+      <w:proofErr w:type="gramStart"/>
+      <w:r>
+        <w:t>Method :</w:t>
+      </w:r>
+      <w:proofErr w:type="gramEnd"/>
+      <w:r>
+        <w:t xml:space="preserve"> card</w:t>
+      </w:r>
+    </w:p>
+    <w:p>
+      <w:pPr>
+        <w:pStyle w:val="ListParagraph"/>
+      </w:pPr>
+    </w:p>
+    <w:p>
+      <w:pPr>
+        <w:pStyle w:val="ListParagraph"/>
+      </w:pPr>
+      <w:r>
+        <w:t xml:space="preserve">The system </w:t>
+      </w:r>
+      <w:proofErr w:type="gramStart"/>
+      <w:r>
+        <w:t>start</w:t>
+      </w:r>
+      <w:proofErr w:type="gramEnd"/>
+      <w:r>
+        <w:t xml:space="preserve"> saving the data,</w:t>
       </w:r>
     </w:p>
     <w:p>
@@ -611,15 +787,42 @@
           <w:b/>
           <w:bCs/>
         </w:rPr>
-        <w:t>What Rollback Does:-</w:t>
-      </w:r>
-    </w:p>
-    <w:p>
-      <w:pPr>
-        <w:pStyle w:val="ListParagraph"/>
-      </w:pPr>
-      <w:r>
-        <w:t>Rollback cancels the entire transactions and restore the database to it’s previous state, so no partial or wrong data is saved.</w:t>
+        <w:t xml:space="preserve">What Rollback </w:t>
+      </w:r>
+      <w:proofErr w:type="gramStart"/>
+      <w:r>
+        <w:rPr>
+          <w:b/>
+          <w:bCs/>
+        </w:rPr>
+        <w:t>Does:-</w:t>
+      </w:r>
+      <w:proofErr w:type="gramEnd"/>
+    </w:p>
+    <w:p>
+      <w:pPr>
+        <w:pStyle w:val="ListParagraph"/>
+      </w:pPr>
+      <w:r>
+        <w:t xml:space="preserve">Rollback cancels the entire transactions and </w:t>
+      </w:r>
+      <w:proofErr w:type="gramStart"/>
+      <w:r>
+        <w:t>restore</w:t>
+      </w:r>
+      <w:proofErr w:type="gramEnd"/>
+      <w:r>
+        <w:t xml:space="preserve"> the database to </w:t>
+      </w:r>
+      <w:proofErr w:type="spellStart"/>
+      <w:proofErr w:type="gramStart"/>
+      <w:r>
+        <w:t>it’s</w:t>
+      </w:r>
+      <w:proofErr w:type="spellEnd"/>
+      <w:proofErr w:type="gramEnd"/>
+      <w:r>
+        <w:t xml:space="preserve"> previous state, so no partial or wrong data is saved.</w:t>
       </w:r>
     </w:p>
     <w:p>
@@ -689,6 +892,7 @@
         <w:pStyle w:val="ListParagraph"/>
       </w:pPr>
       <w:r>
+        <w:lastRenderedPageBreak/>
         <w:t>It always shows updated data automatically.</w:t>
       </w:r>
     </w:p>
@@ -696,21 +900,53 @@
       <w:pPr>
         <w:pStyle w:val="ListParagraph"/>
       </w:pPr>
-      <w:r>
-        <w:lastRenderedPageBreak/>
-        <w:t xml:space="preserve">Query:- </w:t>
+      <w:proofErr w:type="gramStart"/>
+      <w:r>
+        <w:t>Query:-</w:t>
+      </w:r>
+      <w:proofErr w:type="gramEnd"/>
+      <w:r>
+        <w:t xml:space="preserve"> </w:t>
       </w:r>
       <w:r>
         <w:rPr>
           <w:highlight w:val="yellow"/>
         </w:rPr>
-        <w:t>SELECT Month(date) AS month, SUM(amount) total FR</w:t>
-      </w:r>
+        <w:t xml:space="preserve">SELECT Month(date) AS month, </w:t>
+      </w:r>
+      <w:proofErr w:type="gramStart"/>
       <w:r>
         <w:rPr>
           <w:highlight w:val="yellow"/>
         </w:rPr>
-        <w:t xml:space="preserve">ey </w:t>
+        <w:t>SUM(</w:t>
+      </w:r>
+      <w:proofErr w:type="gramEnd"/>
+      <w:r>
+        <w:rPr>
+          <w:highlight w:val="yellow"/>
+        </w:rPr>
+        <w:t xml:space="preserve">amount) total </w:t>
+      </w:r>
+      <w:proofErr w:type="spellStart"/>
+      <w:r>
+        <w:rPr>
+          <w:highlight w:val="yellow"/>
+        </w:rPr>
+        <w:t>FR</w:t>
+      </w:r>
+      <w:r>
+        <w:rPr>
+          <w:highlight w:val="yellow"/>
+        </w:rPr>
+        <w:t>ey</w:t>
+      </w:r>
+      <w:proofErr w:type="spellEnd"/>
+      <w:r>
+        <w:rPr>
+          <w:highlight w:val="yellow"/>
+        </w:rPr>
+        <w:t xml:space="preserve"> </w:t>
       </w:r>
       <w:r>
         <w:rPr>
@@ -757,7 +993,15 @@
         </w:rPr>
       </w:pPr>
       <w:r>
-        <w:t>Triggers are used to automatically updated data when an expenses added, updated and deleted.</w:t>
+        <w:t xml:space="preserve">Triggers are used to automatically updated data when an </w:t>
+      </w:r>
+      <w:proofErr w:type="gramStart"/>
+      <w:r>
+        <w:t>expenses</w:t>
+      </w:r>
+      <w:proofErr w:type="gramEnd"/>
+      <w:r>
+        <w:t xml:space="preserve"> added, updated and deleted.</w:t>
       </w:r>
     </w:p>
     <w:p>
@@ -780,8 +1024,17 @@
           <w:b/>
           <w:bCs/>
         </w:rPr>
-        <w:t>Why they are useful:-</w:t>
-      </w:r>
+        <w:t xml:space="preserve">Why they are </w:t>
+      </w:r>
+      <w:proofErr w:type="gramStart"/>
+      <w:r>
+        <w:rPr>
+          <w:b/>
+          <w:bCs/>
+        </w:rPr>
+        <w:t>useful:-</w:t>
+      </w:r>
+      <w:proofErr w:type="gramEnd"/>
     </w:p>
     <w:p>
       <w:r>
@@ -792,7 +1045,23 @@
           <w:b/>
           <w:bCs/>
         </w:rPr>
-        <w:t xml:space="preserve">Auto Category Handling :- </w:t>
+        <w:t xml:space="preserve">Auto Category </w:t>
+      </w:r>
+      <w:proofErr w:type="gramStart"/>
+      <w:r>
+        <w:rPr>
+          <w:b/>
+          <w:bCs/>
+        </w:rPr>
+        <w:t>Handling :</w:t>
+      </w:r>
+      <w:proofErr w:type="gramEnd"/>
+      <w:r>
+        <w:rPr>
+          <w:b/>
+          <w:bCs/>
+        </w:rPr>
+        <w:t xml:space="preserve">- </w:t>
       </w:r>
       <w:r>
         <w:t>Assign or adjust categories without manual input.</w:t>
@@ -807,7 +1076,23 @@
           <w:b/>
           <w:bCs/>
         </w:rPr>
-        <w:t>Auto Balance Update :-</w:t>
+        <w:t xml:space="preserve">Auto Balance </w:t>
+      </w:r>
+      <w:proofErr w:type="gramStart"/>
+      <w:r>
+        <w:rPr>
+          <w:b/>
+          <w:bCs/>
+        </w:rPr>
+        <w:t>Update :</w:t>
+      </w:r>
+      <w:proofErr w:type="gramEnd"/>
+      <w:r>
+        <w:rPr>
+          <w:b/>
+          <w:bCs/>
+        </w:rPr>
+        <w:t>-</w:t>
       </w:r>
       <w:r>
         <w:rPr>
@@ -829,7 +1114,23 @@
           <w:b/>
           <w:bCs/>
         </w:rPr>
-        <w:t>Data Consistency :-</w:t>
+        <w:t xml:space="preserve">Data </w:t>
+      </w:r>
+      <w:proofErr w:type="gramStart"/>
+      <w:r>
+        <w:rPr>
+          <w:b/>
+          <w:bCs/>
+        </w:rPr>
+        <w:t>Consistency :</w:t>
+      </w:r>
+      <w:proofErr w:type="gramEnd"/>
+      <w:r>
+        <w:rPr>
+          <w:b/>
+          <w:bCs/>
+        </w:rPr>
+        <w:t>-</w:t>
       </w:r>
       <w:r>
         <w:rPr>
@@ -851,8 +1152,17 @@
           <w:b/>
           <w:bCs/>
         </w:rPr>
-        <w:t>Less Manual Work:-</w:t>
-      </w:r>
+        <w:t xml:space="preserve">Less Manual </w:t>
+      </w:r>
+      <w:proofErr w:type="gramStart"/>
+      <w:r>
+        <w:rPr>
+          <w:b/>
+          <w:bCs/>
+        </w:rPr>
+        <w:t>Work:-</w:t>
+      </w:r>
+      <w:proofErr w:type="gramEnd"/>
       <w:r>
         <w:rPr>
           <w:b/>
@@ -896,7 +1206,6 @@
           <w:sz w:val="28"/>
           <w:szCs w:val="28"/>
         </w:rPr>
-        <w:lastRenderedPageBreak/>
         <w:t>Section B: SQL Hands-On</w:t>
       </w:r>
     </w:p>
@@ -917,7 +1226,23 @@
           <w:b/>
           <w:bCs/>
         </w:rPr>
-        <w:t>Create a Database on ExpenseDB;</w:t>
+        <w:t xml:space="preserve">Create a Database on </w:t>
+      </w:r>
+      <w:proofErr w:type="spellStart"/>
+      <w:r>
+        <w:rPr>
+          <w:b/>
+          <w:bCs/>
+        </w:rPr>
+        <w:t>ExpenseDB</w:t>
+      </w:r>
+      <w:proofErr w:type="spellEnd"/>
+      <w:r>
+        <w:rPr>
+          <w:b/>
+          <w:bCs/>
+        </w:rPr>
+        <w:t>;</w:t>
       </w:r>
     </w:p>
     <w:p>
@@ -933,17 +1258,26 @@
         </w:rPr>
       </w:pPr>
       <w:r>
-        <w:t>Create database ExpenseDB;</w:t>
-      </w:r>
-    </w:p>
-    <w:p>
-      <w:pPr>
-        <w:pStyle w:val="ListParagraph"/>
-        <w:rPr>
-          <w:b/>
-          <w:bCs/>
-        </w:rPr>
-      </w:pPr>
+        <w:t xml:space="preserve">Create database </w:t>
+      </w:r>
+      <w:proofErr w:type="spellStart"/>
+      <w:r>
+        <w:t>ExpenseDB</w:t>
+      </w:r>
+      <w:proofErr w:type="spellEnd"/>
+      <w:r>
+        <w:t>;</w:t>
+      </w:r>
+    </w:p>
+    <w:p>
+      <w:pPr>
+        <w:pStyle w:val="ListParagraph"/>
+        <w:rPr>
+          <w:b/>
+          <w:bCs/>
+        </w:rPr>
+      </w:pPr>
+      <w:proofErr w:type="gramStart"/>
       <w:r>
         <w:rPr>
           <w:b/>
@@ -951,6 +1285,7 @@
         </w:rPr>
         <w:t>Screenshot:-</w:t>
       </w:r>
+      <w:proofErr w:type="gramEnd"/>
     </w:p>
     <w:p>
       <w:pPr>
@@ -1067,35 +1402,89 @@
         </w:numPr>
       </w:pPr>
       <w:r>
-        <w:t>Table 1:- Users</w:t>
-      </w:r>
-    </w:p>
-    <w:p>
-      <w:pPr>
-        <w:pStyle w:val="ListParagraph"/>
-      </w:pPr>
-    </w:p>
-    <w:p>
-      <w:pPr>
-        <w:pStyle w:val="ListParagraph"/>
-      </w:pPr>
-      <w:r>
-        <w:t>CREATE TABLE users(user_id int PRIMARY KEY AUTO_INCREMENT, name varchar(50),email varchar(100) UNIQUE, created_at DATE);</w:t>
-      </w:r>
-    </w:p>
-    <w:p>
-      <w:pPr>
-        <w:pStyle w:val="ListParagraph"/>
-      </w:pPr>
-    </w:p>
-    <w:p>
-      <w:pPr>
-        <w:pStyle w:val="ListParagraph"/>
-        <w:rPr>
-          <w:b/>
-          <w:bCs/>
-        </w:rPr>
-      </w:pPr>
+        <w:t xml:space="preserve">Table </w:t>
+      </w:r>
+      <w:proofErr w:type="gramStart"/>
+      <w:r>
+        <w:t>1:-</w:t>
+      </w:r>
+      <w:proofErr w:type="gramEnd"/>
+      <w:r>
+        <w:t xml:space="preserve"> Users</w:t>
+      </w:r>
+    </w:p>
+    <w:p>
+      <w:pPr>
+        <w:pStyle w:val="ListParagraph"/>
+      </w:pPr>
+    </w:p>
+    <w:p>
+      <w:pPr>
+        <w:pStyle w:val="ListParagraph"/>
+      </w:pPr>
+      <w:r>
+        <w:t xml:space="preserve">CREATE TABLE </w:t>
+      </w:r>
+      <w:proofErr w:type="gramStart"/>
+      <w:r>
+        <w:t>users(</w:t>
+      </w:r>
+      <w:proofErr w:type="spellStart"/>
+      <w:proofErr w:type="gramEnd"/>
+      <w:r>
+        <w:t>user_id</w:t>
+      </w:r>
+      <w:proofErr w:type="spellEnd"/>
+      <w:r>
+        <w:t xml:space="preserve"> int PRIMARY KEY AUTO_INCREMENT, name </w:t>
+      </w:r>
+      <w:proofErr w:type="gramStart"/>
+      <w:r>
+        <w:t>varchar(</w:t>
+      </w:r>
+      <w:proofErr w:type="gramEnd"/>
+      <w:r>
+        <w:t>50</w:t>
+      </w:r>
+      <w:proofErr w:type="gramStart"/>
+      <w:r>
+        <w:t>),email</w:t>
+      </w:r>
+      <w:proofErr w:type="gramEnd"/>
+      <w:r>
+        <w:t xml:space="preserve"> </w:t>
+      </w:r>
+      <w:proofErr w:type="gramStart"/>
+      <w:r>
+        <w:t>varchar(</w:t>
+      </w:r>
+      <w:proofErr w:type="gramEnd"/>
+      <w:r>
+        <w:t xml:space="preserve">100) UNIQUE, </w:t>
+      </w:r>
+      <w:proofErr w:type="spellStart"/>
+      <w:r>
+        <w:t>created_at</w:t>
+      </w:r>
+      <w:proofErr w:type="spellEnd"/>
+      <w:r>
+        <w:t xml:space="preserve"> DATE);</w:t>
+      </w:r>
+    </w:p>
+    <w:p>
+      <w:pPr>
+        <w:pStyle w:val="ListParagraph"/>
+      </w:pPr>
+    </w:p>
+    <w:p>
+      <w:pPr>
+        <w:pStyle w:val="ListParagraph"/>
+        <w:rPr>
+          <w:b/>
+          <w:bCs/>
+        </w:rPr>
+      </w:pPr>
+      <w:proofErr w:type="gramStart"/>
       <w:r>
         <w:rPr>
           <w:b/>
@@ -1103,6 +1492,7 @@
         </w:rPr>
         <w:t>Screenshot:-</w:t>
       </w:r>
+      <w:proofErr w:type="gramEnd"/>
     </w:p>
     <w:p>
       <w:pPr>
@@ -1215,43 +1605,81 @@
         </w:numPr>
       </w:pPr>
       <w:r>
-        <w:t>Table 2:- Categories</w:t>
-      </w:r>
-    </w:p>
-    <w:p>
-      <w:pPr>
-        <w:pStyle w:val="ListParagraph"/>
-      </w:pPr>
-    </w:p>
-    <w:p>
-      <w:pPr>
-        <w:pStyle w:val="ListParagraph"/>
-      </w:pPr>
-      <w:r>
-        <w:t>CREATE TABLE categories(category_id int PRIMARY KEY AUTO_INCREMENT, category_name varchar(50));</w:t>
-      </w:r>
-    </w:p>
-    <w:p>
-      <w:pPr>
-        <w:pStyle w:val="ListParagraph"/>
-      </w:pPr>
-    </w:p>
-    <w:p>
-      <w:pPr>
-        <w:pStyle w:val="ListParagraph"/>
-        <w:rPr>
-          <w:b/>
-          <w:bCs/>
-        </w:rPr>
-      </w:pPr>
-      <w:r>
-        <w:rPr>
-          <w:b/>
-          <w:bCs/>
-        </w:rPr>
-        <w:lastRenderedPageBreak/>
+        <w:t xml:space="preserve">Table </w:t>
+      </w:r>
+      <w:proofErr w:type="gramStart"/>
+      <w:r>
+        <w:t>2:-</w:t>
+      </w:r>
+      <w:proofErr w:type="gramEnd"/>
+      <w:r>
+        <w:t xml:space="preserve"> Categories</w:t>
+      </w:r>
+    </w:p>
+    <w:p>
+      <w:pPr>
+        <w:pStyle w:val="ListParagraph"/>
+      </w:pPr>
+    </w:p>
+    <w:p>
+      <w:pPr>
+        <w:pStyle w:val="ListParagraph"/>
+      </w:pPr>
+      <w:r>
+        <w:t xml:space="preserve">CREATE TABLE </w:t>
+      </w:r>
+      <w:proofErr w:type="gramStart"/>
+      <w:r>
+        <w:t>categories(</w:t>
+      </w:r>
+      <w:proofErr w:type="spellStart"/>
+      <w:proofErr w:type="gramEnd"/>
+      <w:r>
+        <w:t>category_id</w:t>
+      </w:r>
+      <w:proofErr w:type="spellEnd"/>
+      <w:r>
+        <w:t xml:space="preserve"> int PRIMARY KEY AUTO_INCREMENT, </w:t>
+      </w:r>
+      <w:proofErr w:type="spellStart"/>
+      <w:r>
+        <w:t>category_name</w:t>
+      </w:r>
+      <w:proofErr w:type="spellEnd"/>
+      <w:r>
+        <w:t xml:space="preserve"> </w:t>
+      </w:r>
+      <w:proofErr w:type="gramStart"/>
+      <w:r>
+        <w:t>varchar(</w:t>
+      </w:r>
+      <w:proofErr w:type="gramEnd"/>
+      <w:r>
+        <w:t>50));</w:t>
+      </w:r>
+    </w:p>
+    <w:p>
+      <w:pPr>
+        <w:pStyle w:val="ListParagraph"/>
+      </w:pPr>
+    </w:p>
+    <w:p>
+      <w:pPr>
+        <w:pStyle w:val="ListParagraph"/>
+        <w:rPr>
+          <w:b/>
+          <w:bCs/>
+        </w:rPr>
+      </w:pPr>
+      <w:proofErr w:type="gramStart"/>
+      <w:r>
+        <w:rPr>
+          <w:b/>
+          <w:bCs/>
+        </w:rPr>
         <w:t>Screenshot:-</w:t>
       </w:r>
+      <w:proofErr w:type="gramEnd"/>
     </w:p>
     <w:p>
       <w:pPr>
@@ -1364,35 +1792,131 @@
         </w:numPr>
       </w:pPr>
       <w:r>
-        <w:t xml:space="preserve">Table 3:- Expenses </w:t>
-      </w:r>
-    </w:p>
-    <w:p>
-      <w:pPr>
-        <w:pStyle w:val="ListParagraph"/>
-      </w:pPr>
-    </w:p>
-    <w:p>
-      <w:pPr>
-        <w:pStyle w:val="ListParagraph"/>
-      </w:pPr>
-      <w:r>
-        <w:t>CREATE TABLE expenses(expense_id int PRIMARY KEY AUTO_INCREMENT, user_id int, category_id int, amount DECIMAL(10,2), expense_date DATE, FOREIGN KEY(user_id) REFERENCES users(user_id), FOREIGN KEY(category_id) REFERENCES categories(category_id));</w:t>
-      </w:r>
-    </w:p>
-    <w:p>
-      <w:pPr>
-        <w:pStyle w:val="ListParagraph"/>
-      </w:pPr>
-    </w:p>
-    <w:p>
-      <w:pPr>
-        <w:pStyle w:val="ListParagraph"/>
-        <w:rPr>
-          <w:b/>
-          <w:bCs/>
-        </w:rPr>
-      </w:pPr>
+        <w:t xml:space="preserve">Table </w:t>
+      </w:r>
+      <w:proofErr w:type="gramStart"/>
+      <w:r>
+        <w:t>3:-</w:t>
+      </w:r>
+      <w:proofErr w:type="gramEnd"/>
+      <w:r>
+        <w:t xml:space="preserve"> Expenses </w:t>
+      </w:r>
+    </w:p>
+    <w:p>
+      <w:pPr>
+        <w:pStyle w:val="ListParagraph"/>
+      </w:pPr>
+    </w:p>
+    <w:p>
+      <w:pPr>
+        <w:pStyle w:val="ListParagraph"/>
+      </w:pPr>
+      <w:r>
+        <w:t xml:space="preserve">CREATE TABLE </w:t>
+      </w:r>
+      <w:proofErr w:type="gramStart"/>
+      <w:r>
+        <w:t>expenses(</w:t>
+      </w:r>
+      <w:proofErr w:type="spellStart"/>
+      <w:proofErr w:type="gramEnd"/>
+      <w:r>
+        <w:t>expense_id</w:t>
+      </w:r>
+      <w:proofErr w:type="spellEnd"/>
+      <w:r>
+        <w:t xml:space="preserve"> int PRIMARY KEY AUTO_INCREMENT, </w:t>
+      </w:r>
+      <w:proofErr w:type="spellStart"/>
+      <w:r>
+        <w:t>user_id</w:t>
+      </w:r>
+      <w:proofErr w:type="spellEnd"/>
+      <w:r>
+        <w:t xml:space="preserve"> int, </w:t>
+      </w:r>
+      <w:proofErr w:type="spellStart"/>
+      <w:r>
+        <w:t>category_id</w:t>
+      </w:r>
+      <w:proofErr w:type="spellEnd"/>
+      <w:r>
+        <w:t xml:space="preserve"> int, amount </w:t>
+      </w:r>
+      <w:proofErr w:type="gramStart"/>
+      <w:r>
+        <w:t>DECIMAL(</w:t>
+      </w:r>
+      <w:proofErr w:type="gramEnd"/>
+      <w:r>
+        <w:t xml:space="preserve">10,2), </w:t>
+      </w:r>
+      <w:proofErr w:type="spellStart"/>
+      <w:r>
+        <w:t>expense_date</w:t>
+      </w:r>
+      <w:proofErr w:type="spellEnd"/>
+      <w:r>
+        <w:t xml:space="preserve"> DATE, FOREIGN </w:t>
+      </w:r>
+      <w:proofErr w:type="gramStart"/>
+      <w:r>
+        <w:t>KEY(</w:t>
+      </w:r>
+      <w:proofErr w:type="spellStart"/>
+      <w:proofErr w:type="gramEnd"/>
+      <w:r>
+        <w:t>user_id</w:t>
+      </w:r>
+      <w:proofErr w:type="spellEnd"/>
+      <w:r>
+        <w:t>) REFERENCES users(</w:t>
+      </w:r>
+      <w:proofErr w:type="spellStart"/>
+      <w:r>
+        <w:t>user_id</w:t>
+      </w:r>
+      <w:proofErr w:type="spellEnd"/>
+      <w:r>
+        <w:t xml:space="preserve">), FOREIGN </w:t>
+      </w:r>
+      <w:proofErr w:type="gramStart"/>
+      <w:r>
+        <w:t>KEY(</w:t>
+      </w:r>
+      <w:proofErr w:type="spellStart"/>
+      <w:proofErr w:type="gramEnd"/>
+      <w:r>
+        <w:t>category_id</w:t>
+      </w:r>
+      <w:proofErr w:type="spellEnd"/>
+      <w:r>
+        <w:t>) REFERENCES categories(</w:t>
+      </w:r>
+      <w:proofErr w:type="spellStart"/>
+      <w:r>
+        <w:t>category_id</w:t>
+      </w:r>
+      <w:proofErr w:type="spellEnd"/>
+      <w:r>
+        <w:t>));</w:t>
+      </w:r>
+    </w:p>
+    <w:p>
+      <w:pPr>
+        <w:pStyle w:val="ListParagraph"/>
+      </w:pPr>
+    </w:p>
+    <w:p>
+      <w:pPr>
+        <w:pStyle w:val="ListParagraph"/>
+        <w:rPr>
+          <w:b/>
+          <w:bCs/>
+        </w:rPr>
+      </w:pPr>
+      <w:proofErr w:type="gramStart"/>
       <w:r>
         <w:rPr>
           <w:b/>
@@ -1400,6 +1924,7 @@
         </w:rPr>
         <w:t>Screenshot:-</w:t>
       </w:r>
+      <w:proofErr w:type="gramEnd"/>
     </w:p>
     <w:p>
       <w:pPr>
@@ -1527,7 +2052,27 @@
           <w:szCs w:val="28"/>
         </w:rPr>
         <w:lastRenderedPageBreak/>
-        <w:t>DDL Understanding :-</w:t>
+        <w:t xml:space="preserve">DDL </w:t>
+      </w:r>
+      <w:proofErr w:type="gramStart"/>
+      <w:r>
+        <w:rPr>
+          <w:b/>
+          <w:bCs/>
+          <w:sz w:val="28"/>
+          <w:szCs w:val="28"/>
+        </w:rPr>
+        <w:t>Understanding :</w:t>
+      </w:r>
+      <w:proofErr w:type="gramEnd"/>
+      <w:r>
+        <w:rPr>
+          <w:b/>
+          <w:bCs/>
+          <w:sz w:val="28"/>
+          <w:szCs w:val="28"/>
+        </w:rPr>
+        <w:t>-</w:t>
       </w:r>
     </w:p>
     <w:p>
@@ -1558,7 +2103,23 @@
           <w:sz w:val="28"/>
           <w:szCs w:val="28"/>
         </w:rPr>
-        <w:t>Explain why foreign keys are used: Specifically, why must user_id in the expenses table correspond to a real ID in the users table?</w:t>
+        <w:t xml:space="preserve">Explain why foreign keys are used: Specifically, why must </w:t>
+      </w:r>
+      <w:proofErr w:type="spellStart"/>
+      <w:r>
+        <w:rPr>
+          <w:sz w:val="28"/>
+          <w:szCs w:val="28"/>
+        </w:rPr>
+        <w:t>user_id</w:t>
+      </w:r>
+      <w:proofErr w:type="spellEnd"/>
+      <w:r>
+        <w:rPr>
+          <w:sz w:val="28"/>
+          <w:szCs w:val="28"/>
+        </w:rPr>
+        <w:t xml:space="preserve"> in the expenses table correspond to a real ID in the users table?</w:t>
       </w:r>
     </w:p>
     <w:p>
@@ -1598,28 +2159,60 @@
         <w:pStyle w:val="ListParagraph"/>
       </w:pPr>
       <w:r>
-        <w:t>The expense table records transactions and includes a user_id columns.</w:t>
-      </w:r>
-    </w:p>
-    <w:p>
-      <w:pPr>
-        <w:pStyle w:val="ListParagraph"/>
-      </w:pPr>
-    </w:p>
-    <w:p>
-      <w:pPr>
-        <w:pStyle w:val="ListParagraph"/>
-        <w:rPr>
-          <w:b/>
-          <w:bCs/>
-        </w:rPr>
-      </w:pPr>
-      <w:r>
-        <w:rPr>
-          <w:b/>
-          <w:bCs/>
-        </w:rPr>
-        <w:t>Why must user_id in expenses correspond to a real ID in users?</w:t>
+        <w:t xml:space="preserve">The expense table records transactions and includes a </w:t>
+      </w:r>
+      <w:proofErr w:type="spellStart"/>
+      <w:r>
+        <w:t>user_id</w:t>
+      </w:r>
+      <w:proofErr w:type="spellEnd"/>
+      <w:r>
+        <w:t xml:space="preserve"> </w:t>
+      </w:r>
+      <w:proofErr w:type="gramStart"/>
+      <w:r>
+        <w:t>columns</w:t>
+      </w:r>
+      <w:proofErr w:type="gramEnd"/>
+      <w:r>
+        <w:t>.</w:t>
+      </w:r>
+    </w:p>
+    <w:p>
+      <w:pPr>
+        <w:pStyle w:val="ListParagraph"/>
+      </w:pPr>
+    </w:p>
+    <w:p>
+      <w:pPr>
+        <w:pStyle w:val="ListParagraph"/>
+        <w:rPr>
+          <w:b/>
+          <w:bCs/>
+        </w:rPr>
+      </w:pPr>
+      <w:r>
+        <w:rPr>
+          <w:b/>
+          <w:bCs/>
+        </w:rPr>
+        <w:t xml:space="preserve">Why must </w:t>
+      </w:r>
+      <w:proofErr w:type="spellStart"/>
+      <w:r>
+        <w:rPr>
+          <w:b/>
+          <w:bCs/>
+        </w:rPr>
+        <w:t>user_id</w:t>
+      </w:r>
+      <w:proofErr w:type="spellEnd"/>
+      <w:r>
+        <w:rPr>
+          <w:b/>
+          <w:bCs/>
+        </w:rPr>
+        <w:t xml:space="preserve"> in expenses correspond to a real ID in users?</w:t>
       </w:r>
     </w:p>
     <w:p>
@@ -1762,7 +2355,15 @@
         </w:numPr>
       </w:pPr>
       <w:r>
-        <w:t>The expense has a user_id that no longer exists.</w:t>
+        <w:t xml:space="preserve">The expense has a </w:t>
+      </w:r>
+      <w:proofErr w:type="spellStart"/>
+      <w:r>
+        <w:t>user_id</w:t>
+      </w:r>
+      <w:proofErr w:type="spellEnd"/>
+      <w:r>
+        <w:t xml:space="preserve"> that no longer exists.</w:t>
       </w:r>
     </w:p>
     <w:p>
@@ -1809,8 +2410,19 @@
           <w:sz w:val="28"/>
           <w:szCs w:val="28"/>
         </w:rPr>
-        <w:t>DML Operations:-</w:t>
-      </w:r>
+        <w:t xml:space="preserve">DML </w:t>
+      </w:r>
+      <w:proofErr w:type="gramStart"/>
+      <w:r>
+        <w:rPr>
+          <w:b/>
+          <w:bCs/>
+          <w:sz w:val="28"/>
+          <w:szCs w:val="28"/>
+        </w:rPr>
+        <w:t>Operations:-</w:t>
+      </w:r>
+      <w:proofErr w:type="gramEnd"/>
     </w:p>
     <w:p>
       <w:pPr>
@@ -1850,7 +2462,31 @@
       </w:pPr>
       <w:r>
         <w:lastRenderedPageBreak/>
-        <w:t>INSERT INTO users(name,email,created_at)VALUES('YashTailor','yash165@gmail.com','2026-04-24');</w:t>
+        <w:t>INSERT INTO users(</w:t>
+      </w:r>
+      <w:proofErr w:type="gramStart"/>
+      <w:r>
+        <w:t>name,email</w:t>
+      </w:r>
+      <w:proofErr w:type="gramEnd"/>
+      <w:r>
+        <w:t>,created_</w:t>
+      </w:r>
+      <w:proofErr w:type="gramStart"/>
+      <w:r>
+        <w:t>at)VALUES</w:t>
+      </w:r>
+      <w:proofErr w:type="gramEnd"/>
+      <w:r>
+        <w:t>('YashTailor</w:t>
+      </w:r>
+      <w:proofErr w:type="gramStart"/>
+      <w:r>
+        <w:t>','yash165@gmail.com</w:t>
+      </w:r>
+      <w:proofErr w:type="gramEnd"/>
+      <w:r>
+        <w:t>','2026-04-24');</w:t>
       </w:r>
     </w:p>
     <w:p>
@@ -1858,7 +2494,36 @@
         <w:ind w:left="360"/>
       </w:pPr>
       <w:r>
-        <w:t>INSERT INTO users(name,email,created_at)VALUES('Raj Patel','raj15@gmail.com','2026-02-18');</w:t>
+        <w:t>INSERT INTO users(</w:t>
+      </w:r>
+      <w:proofErr w:type="spellStart"/>
+      <w:proofErr w:type="gramStart"/>
+      <w:r>
+        <w:t>name,email</w:t>
+      </w:r>
+      <w:proofErr w:type="gramEnd"/>
+      <w:r>
+        <w:t>,created_</w:t>
+      </w:r>
+      <w:proofErr w:type="gramStart"/>
+      <w:r>
+        <w:t>at</w:t>
+      </w:r>
+      <w:proofErr w:type="spellEnd"/>
+      <w:r>
+        <w:t>)VALUES</w:t>
+      </w:r>
+      <w:proofErr w:type="gramEnd"/>
+      <w:r>
+        <w:t>('Raj Patel</w:t>
+      </w:r>
+      <w:proofErr w:type="gramStart"/>
+      <w:r>
+        <w:t>','raj15@gmail.com</w:t>
+      </w:r>
+      <w:proofErr w:type="gramEnd"/>
+      <w:r>
+        <w:t>','2026-02-18');</w:t>
       </w:r>
     </w:p>
     <w:p>
@@ -1866,7 +2531,36 @@
         <w:ind w:left="360"/>
       </w:pPr>
       <w:r>
-        <w:t>INSERT INTO users(name,email,created_at)VALUES('Sahil Patel','sahil56@gmail.com','2025-01-12');</w:t>
+        <w:t>INSERT INTO users(</w:t>
+      </w:r>
+      <w:proofErr w:type="spellStart"/>
+      <w:proofErr w:type="gramStart"/>
+      <w:r>
+        <w:t>name,email</w:t>
+      </w:r>
+      <w:proofErr w:type="gramEnd"/>
+      <w:r>
+        <w:t>,created_</w:t>
+      </w:r>
+      <w:proofErr w:type="gramStart"/>
+      <w:r>
+        <w:t>at</w:t>
+      </w:r>
+      <w:proofErr w:type="spellEnd"/>
+      <w:r>
+        <w:t>)VALUES</w:t>
+      </w:r>
+      <w:proofErr w:type="gramEnd"/>
+      <w:r>
+        <w:t>('Sahil Patel</w:t>
+      </w:r>
+      <w:proofErr w:type="gramStart"/>
+      <w:r>
+        <w:t>','sahil56@gmail.com</w:t>
+      </w:r>
+      <w:proofErr w:type="gramEnd"/>
+      <w:r>
+        <w:t>','2025-01-12');</w:t>
       </w:r>
     </w:p>
     <w:p>
@@ -1874,7 +2568,31 @@
         <w:ind w:left="360"/>
       </w:pPr>
       <w:r>
-        <w:t>INSERT INTO users(name,email,created_at)VALUES('KrunalRathod','krunal12@gmail.com','2024-04-22');</w:t>
+        <w:t>INSERT INTO users(</w:t>
+      </w:r>
+      <w:proofErr w:type="gramStart"/>
+      <w:r>
+        <w:t>name,email</w:t>
+      </w:r>
+      <w:proofErr w:type="gramEnd"/>
+      <w:r>
+        <w:t>,created_</w:t>
+      </w:r>
+      <w:proofErr w:type="gramStart"/>
+      <w:r>
+        <w:t>at)VALUES</w:t>
+      </w:r>
+      <w:proofErr w:type="gramEnd"/>
+      <w:r>
+        <w:t>('KrunalRathod</w:t>
+      </w:r>
+      <w:proofErr w:type="gramStart"/>
+      <w:r>
+        <w:t>','krunal12@gmail.com</w:t>
+      </w:r>
+      <w:proofErr w:type="gramEnd"/>
+      <w:r>
+        <w:t>','2024-04-22');</w:t>
       </w:r>
     </w:p>
     <w:p>
@@ -1882,7 +2600,31 @@
         <w:ind w:left="360"/>
       </w:pPr>
       <w:r>
-        <w:t>INSERT INTO users(name,email,created_at)VALUES('ParthPatel','parth23@gmail.com','2023-02-07');</w:t>
+        <w:t>INSERT INTO users(</w:t>
+      </w:r>
+      <w:proofErr w:type="gramStart"/>
+      <w:r>
+        <w:t>name,email</w:t>
+      </w:r>
+      <w:proofErr w:type="gramEnd"/>
+      <w:r>
+        <w:t>,created_</w:t>
+      </w:r>
+      <w:proofErr w:type="gramStart"/>
+      <w:r>
+        <w:t>at)VALUES</w:t>
+      </w:r>
+      <w:proofErr w:type="gramEnd"/>
+      <w:r>
+        <w:t>('ParthPatel</w:t>
+      </w:r>
+      <w:proofErr w:type="gramStart"/>
+      <w:r>
+        <w:t>','parth23@gmail.com</w:t>
+      </w:r>
+      <w:proofErr w:type="gramEnd"/>
+      <w:r>
+        <w:t>','2023-02-07');</w:t>
       </w:r>
     </w:p>
     <w:p>
@@ -1893,6 +2635,7 @@
           <w:bCs/>
         </w:rPr>
       </w:pPr>
+      <w:proofErr w:type="gramStart"/>
       <w:r>
         <w:rPr>
           <w:b/>
@@ -1900,6 +2643,7 @@
         </w:rPr>
         <w:t>Screenshot:-</w:t>
       </w:r>
+      <w:proofErr w:type="gramEnd"/>
     </w:p>
     <w:p>
       <w:pPr>
@@ -1977,7 +2721,23 @@
         <w:ind w:left="720"/>
       </w:pPr>
       <w:r>
-        <w:t>INSERT INTO categories(category_name)VALUES('Food');</w:t>
+        <w:t>INSERT INTO categories(</w:t>
+      </w:r>
+      <w:proofErr w:type="spellStart"/>
+      <w:r>
+        <w:t>category_</w:t>
+      </w:r>
+      <w:proofErr w:type="gramStart"/>
+      <w:r>
+        <w:t>name</w:t>
+      </w:r>
+      <w:proofErr w:type="spellEnd"/>
+      <w:r>
+        <w:t>)VALUES</w:t>
+      </w:r>
+      <w:proofErr w:type="gramEnd"/>
+      <w:r>
+        <w:t>('Food');</w:t>
       </w:r>
     </w:p>
     <w:p>
@@ -1985,7 +2745,23 @@
         <w:ind w:left="720"/>
       </w:pPr>
       <w:r>
-        <w:t>INSERT INTO categories(category_name)VALUES('Rent');</w:t>
+        <w:t>INSERT INTO categories(</w:t>
+      </w:r>
+      <w:proofErr w:type="spellStart"/>
+      <w:r>
+        <w:t>category_</w:t>
+      </w:r>
+      <w:proofErr w:type="gramStart"/>
+      <w:r>
+        <w:t>name</w:t>
+      </w:r>
+      <w:proofErr w:type="spellEnd"/>
+      <w:r>
+        <w:t>)VALUES</w:t>
+      </w:r>
+      <w:proofErr w:type="gramEnd"/>
+      <w:r>
+        <w:t>('Rent');</w:t>
       </w:r>
     </w:p>
     <w:p>
@@ -1993,7 +2769,23 @@
         <w:ind w:left="720"/>
       </w:pPr>
       <w:r>
-        <w:t>INSERT INTO categories(category_name)VALUES('Entertainment');</w:t>
+        <w:t>INSERT INTO categories(</w:t>
+      </w:r>
+      <w:proofErr w:type="spellStart"/>
+      <w:r>
+        <w:t>category_</w:t>
+      </w:r>
+      <w:proofErr w:type="gramStart"/>
+      <w:r>
+        <w:t>name</w:t>
+      </w:r>
+      <w:proofErr w:type="spellEnd"/>
+      <w:r>
+        <w:t>)VALUES</w:t>
+      </w:r>
+      <w:proofErr w:type="gramEnd"/>
+      <w:r>
+        <w:t>('Entertainment');</w:t>
       </w:r>
     </w:p>
     <w:p>
@@ -2004,6 +2796,7 @@
           <w:bCs/>
         </w:rPr>
       </w:pPr>
+      <w:proofErr w:type="gramStart"/>
       <w:r>
         <w:rPr>
           <w:b/>
@@ -2011,6 +2804,7 @@
         </w:rPr>
         <w:t>Screenshot:-</w:t>
       </w:r>
+      <w:proofErr w:type="gramEnd"/>
     </w:p>
     <w:p>
       <w:pPr>
@@ -2132,7 +2926,39 @@
         <w:ind w:left="1080"/>
       </w:pPr>
       <w:r>
-        <w:t>INSERT INTO expenses (expense_id, user_id, category_id, amount, expense_date) VALUES</w:t>
+        <w:t>INSERT INTO expenses (</w:t>
+      </w:r>
+      <w:proofErr w:type="spellStart"/>
+      <w:r>
+        <w:t>expense_id</w:t>
+      </w:r>
+      <w:proofErr w:type="spellEnd"/>
+      <w:r>
+        <w:t xml:space="preserve">, </w:t>
+      </w:r>
+      <w:proofErr w:type="spellStart"/>
+      <w:r>
+        <w:t>user_id</w:t>
+      </w:r>
+      <w:proofErr w:type="spellEnd"/>
+      <w:r>
+        <w:t xml:space="preserve">, </w:t>
+      </w:r>
+      <w:proofErr w:type="spellStart"/>
+      <w:r>
+        <w:t>category_id</w:t>
+      </w:r>
+      <w:proofErr w:type="spellEnd"/>
+      <w:r>
+        <w:t xml:space="preserve">, amount, </w:t>
+      </w:r>
+      <w:proofErr w:type="spellStart"/>
+      <w:r>
+        <w:t>expense_date</w:t>
+      </w:r>
+      <w:proofErr w:type="spellEnd"/>
+      <w:r>
+        <w:t>) VALUES</w:t>
       </w:r>
     </w:p>
     <w:p>
@@ -2307,7 +3133,23 @@
           <w:b/>
           <w:bCs/>
         </w:rPr>
-        <w:t>Update one incorrect expense: Use the UPDATE command to change the amount of a specific expense_id.</w:t>
+        <w:t xml:space="preserve">Update one incorrect expense: Use the UPDATE command to change the amount of a specific </w:t>
+      </w:r>
+      <w:proofErr w:type="spellStart"/>
+      <w:r>
+        <w:rPr>
+          <w:b/>
+          <w:bCs/>
+        </w:rPr>
+        <w:t>expense_id</w:t>
+      </w:r>
+      <w:proofErr w:type="spellEnd"/>
+      <w:r>
+        <w:rPr>
+          <w:b/>
+          <w:bCs/>
+        </w:rPr>
+        <w:t>.</w:t>
       </w:r>
     </w:p>
     <w:p>
@@ -2315,7 +3157,15 @@
         <w:ind w:left="1080"/>
       </w:pPr>
       <w:r>
-        <w:t>UPDATE expenses SET amount = 200.75 WHERE expense_id=6;</w:t>
+        <w:t xml:space="preserve">UPDATE expenses SET amount = 200.75 WHERE </w:t>
+      </w:r>
+      <w:proofErr w:type="spellStart"/>
+      <w:r>
+        <w:t>expense_id</w:t>
+      </w:r>
+      <w:proofErr w:type="spellEnd"/>
+      <w:r>
+        <w:t>=6;</w:t>
       </w:r>
     </w:p>
     <w:p>
@@ -2586,8 +3436,19 @@
           <w:sz w:val="28"/>
           <w:szCs w:val="28"/>
         </w:rPr>
-        <w:t>Data Retrieval:-</w:t>
-      </w:r>
+        <w:t xml:space="preserve">Data </w:t>
+      </w:r>
+      <w:proofErr w:type="gramStart"/>
+      <w:r>
+        <w:rPr>
+          <w:b/>
+          <w:bCs/>
+          <w:sz w:val="28"/>
+          <w:szCs w:val="28"/>
+        </w:rPr>
+        <w:t>Retrieval:-</w:t>
+      </w:r>
+      <w:proofErr w:type="gramEnd"/>
     </w:p>
     <w:p>
       <w:pPr>
@@ -2606,7 +3467,39 @@
           <w:b/>
           <w:bCs/>
         </w:rPr>
-        <w:t>Display all expenses with details: Show the expense_date, amount, name (from users), and category_name (from categories) using INNER JOIN.</w:t>
+        <w:t xml:space="preserve">Display all expenses with details: Show the </w:t>
+      </w:r>
+      <w:proofErr w:type="spellStart"/>
+      <w:r>
+        <w:rPr>
+          <w:b/>
+          <w:bCs/>
+        </w:rPr>
+        <w:t>expense_date</w:t>
+      </w:r>
+      <w:proofErr w:type="spellEnd"/>
+      <w:r>
+        <w:rPr>
+          <w:b/>
+          <w:bCs/>
+        </w:rPr>
+        <w:t xml:space="preserve">, amount, name (from users), and </w:t>
+      </w:r>
+      <w:proofErr w:type="spellStart"/>
+      <w:r>
+        <w:rPr>
+          <w:b/>
+          <w:bCs/>
+        </w:rPr>
+        <w:t>category_name</w:t>
+      </w:r>
+      <w:proofErr w:type="spellEnd"/>
+      <w:r>
+        <w:rPr>
+          <w:b/>
+          <w:bCs/>
+        </w:rPr>
+        <w:t xml:space="preserve"> (from categories) using INNER JOIN.</w:t>
       </w:r>
     </w:p>
     <w:p>
@@ -2617,12 +3510,21 @@
           <w:bCs/>
         </w:rPr>
       </w:pPr>
-      <w:r>
-        <w:rPr>
-          <w:b/>
-          <w:bCs/>
-        </w:rPr>
-        <w:t xml:space="preserve">Query:- </w:t>
+      <w:proofErr w:type="gramStart"/>
+      <w:r>
+        <w:rPr>
+          <w:b/>
+          <w:bCs/>
+        </w:rPr>
+        <w:t>Query:-</w:t>
+      </w:r>
+      <w:proofErr w:type="gramEnd"/>
+      <w:r>
+        <w:rPr>
+          <w:b/>
+          <w:bCs/>
+        </w:rPr>
+        <w:t xml:space="preserve"> </w:t>
       </w:r>
     </w:p>
     <w:p>
@@ -2630,7 +3532,85 @@
         <w:ind w:left="1080"/>
       </w:pPr>
       <w:r>
-        <w:t>SELECT expenses.expense_date, expenses.amount, users.name, categories.category_name FROM expenses INNER JOIN users ON expenses.user_id = users.user_id INNER JOIN categories ON expenses.category_id = categories.category_id;</w:t>
+        <w:t xml:space="preserve">SELECT </w:t>
+      </w:r>
+      <w:proofErr w:type="spellStart"/>
+      <w:proofErr w:type="gramStart"/>
+      <w:r>
+        <w:t>expenses.expense</w:t>
+      </w:r>
+      <w:proofErr w:type="gramEnd"/>
+      <w:r>
+        <w:t>_date</w:t>
+      </w:r>
+      <w:proofErr w:type="spellEnd"/>
+      <w:r>
+        <w:t xml:space="preserve">, </w:t>
+      </w:r>
+      <w:proofErr w:type="spellStart"/>
+      <w:proofErr w:type="gramStart"/>
+      <w:r>
+        <w:t>expenses.amount</w:t>
+      </w:r>
+      <w:proofErr w:type="spellEnd"/>
+      <w:proofErr w:type="gramEnd"/>
+      <w:r>
+        <w:t xml:space="preserve">, users.name, </w:t>
+      </w:r>
+      <w:proofErr w:type="spellStart"/>
+      <w:proofErr w:type="gramStart"/>
+      <w:r>
+        <w:t>categories.category</w:t>
+      </w:r>
+      <w:proofErr w:type="gramEnd"/>
+      <w:r>
+        <w:t>_name</w:t>
+      </w:r>
+      <w:proofErr w:type="spellEnd"/>
+      <w:r>
+        <w:t xml:space="preserve"> FROM expenses INNER JOIN users ON </w:t>
+      </w:r>
+      <w:proofErr w:type="spellStart"/>
+      <w:r>
+        <w:t>expenses.user_id</w:t>
+      </w:r>
+      <w:proofErr w:type="spellEnd"/>
+      <w:r>
+        <w:t xml:space="preserve"> = </w:t>
+      </w:r>
+      <w:proofErr w:type="spellStart"/>
+      <w:r>
+        <w:t>users.user_id</w:t>
+      </w:r>
+      <w:proofErr w:type="spellEnd"/>
+      <w:r>
+        <w:t xml:space="preserve"> INNER JOIN categories ON </w:t>
+      </w:r>
+      <w:proofErr w:type="spellStart"/>
+      <w:proofErr w:type="gramStart"/>
+      <w:r>
+        <w:t>expenses.category</w:t>
+      </w:r>
+      <w:proofErr w:type="gramEnd"/>
+      <w:r>
+        <w:t>_id</w:t>
+      </w:r>
+      <w:proofErr w:type="spellEnd"/>
+      <w:r>
+        <w:t xml:space="preserve"> = </w:t>
+      </w:r>
+      <w:proofErr w:type="spellStart"/>
+      <w:proofErr w:type="gramStart"/>
+      <w:r>
+        <w:t>categories.category</w:t>
+      </w:r>
+      <w:proofErr w:type="gramEnd"/>
+      <w:r>
+        <w:t>_id</w:t>
+      </w:r>
+      <w:proofErr w:type="spellEnd"/>
+      <w:r>
+        <w:t>;</w:t>
       </w:r>
     </w:p>
     <w:p>
@@ -2702,7 +3682,39 @@
           <w:b/>
           <w:bCs/>
         </w:rPr>
-        <w:t>Show total expense amount per category: Use SUM(amount) and GROUP BY category_name.</w:t>
+        <w:t xml:space="preserve">Show total expense amount per category: Use </w:t>
+      </w:r>
+      <w:proofErr w:type="gramStart"/>
+      <w:r>
+        <w:rPr>
+          <w:b/>
+          <w:bCs/>
+        </w:rPr>
+        <w:t>SUM(</w:t>
+      </w:r>
+      <w:proofErr w:type="gramEnd"/>
+      <w:r>
+        <w:rPr>
+          <w:b/>
+          <w:bCs/>
+        </w:rPr>
+        <w:t xml:space="preserve">amount) and GROUP BY </w:t>
+      </w:r>
+      <w:proofErr w:type="spellStart"/>
+      <w:r>
+        <w:rPr>
+          <w:b/>
+          <w:bCs/>
+        </w:rPr>
+        <w:t>category_name</w:t>
+      </w:r>
+      <w:proofErr w:type="spellEnd"/>
+      <w:r>
+        <w:rPr>
+          <w:b/>
+          <w:bCs/>
+        </w:rPr>
+        <w:t>.</w:t>
       </w:r>
     </w:p>
     <w:p>
@@ -2724,6 +3736,7 @@
           <w:bCs/>
         </w:rPr>
       </w:pPr>
+      <w:proofErr w:type="gramStart"/>
       <w:r>
         <w:rPr>
           <w:b/>
@@ -2731,6 +3744,7 @@
         </w:rPr>
         <w:t>Query:-</w:t>
       </w:r>
+      <w:proofErr w:type="gramEnd"/>
     </w:p>
     <w:p>
       <w:pPr>
@@ -2748,7 +3762,80 @@
         <w:ind w:left="1080"/>
       </w:pPr>
       <w:r>
-        <w:t>SELECT categories.category_name, SUM(expenses.amount) AS total_expense FROM expenses INNER JOIN categories ON expenses.category_id = categories.category_id GROUP BY categories.category_name;</w:t>
+        <w:t xml:space="preserve">SELECT </w:t>
+      </w:r>
+      <w:proofErr w:type="spellStart"/>
+      <w:proofErr w:type="gramStart"/>
+      <w:r>
+        <w:t>categories.category</w:t>
+      </w:r>
+      <w:proofErr w:type="gramEnd"/>
+      <w:r>
+        <w:t>_name</w:t>
+      </w:r>
+      <w:proofErr w:type="spellEnd"/>
+      <w:r>
+        <w:t xml:space="preserve">, </w:t>
+      </w:r>
+      <w:proofErr w:type="gramStart"/>
+      <w:r>
+        <w:t>SUM(</w:t>
+      </w:r>
+      <w:proofErr w:type="spellStart"/>
+      <w:r>
+        <w:t>expenses.amount</w:t>
+      </w:r>
+      <w:proofErr w:type="spellEnd"/>
+      <w:proofErr w:type="gramEnd"/>
+      <w:r>
+        <w:t xml:space="preserve">) AS </w:t>
+      </w:r>
+      <w:proofErr w:type="spellStart"/>
+      <w:r>
+        <w:t>total_expense</w:t>
+      </w:r>
+      <w:proofErr w:type="spellEnd"/>
+      <w:r>
+        <w:t xml:space="preserve"> FROM expenses INNER JOIN categories ON </w:t>
+      </w:r>
+      <w:proofErr w:type="spellStart"/>
+      <w:proofErr w:type="gramStart"/>
+      <w:r>
+        <w:t>expenses.category</w:t>
+      </w:r>
+      <w:proofErr w:type="gramEnd"/>
+      <w:r>
+        <w:t>_id</w:t>
+      </w:r>
+      <w:proofErr w:type="spellEnd"/>
+      <w:r>
+        <w:t xml:space="preserve"> = </w:t>
+      </w:r>
+      <w:proofErr w:type="spellStart"/>
+      <w:proofErr w:type="gramStart"/>
+      <w:r>
+        <w:t>categories.category</w:t>
+      </w:r>
+      <w:proofErr w:type="gramEnd"/>
+      <w:r>
+        <w:t>_id</w:t>
+      </w:r>
+      <w:proofErr w:type="spellEnd"/>
+      <w:r>
+        <w:t xml:space="preserve"> GROUP BY </w:t>
+      </w:r>
+      <w:proofErr w:type="spellStart"/>
+      <w:proofErr w:type="gramStart"/>
+      <w:r>
+        <w:t>categories.category</w:t>
+      </w:r>
+      <w:proofErr w:type="gramEnd"/>
+      <w:r>
+        <w:t>_name</w:t>
+      </w:r>
+      <w:proofErr w:type="spellEnd"/>
+      <w:r>
+        <w:t>;</w:t>
       </w:r>
     </w:p>
     <w:p>
@@ -2845,6 +3932,7 @@
           <w:bCs/>
         </w:rPr>
       </w:pPr>
+      <w:proofErr w:type="gramStart"/>
       <w:r>
         <w:rPr>
           <w:b/>
@@ -2852,6 +3940,7 @@
         </w:rPr>
         <w:t>Query:-</w:t>
       </w:r>
+      <w:proofErr w:type="gramEnd"/>
     </w:p>
     <w:p>
       <w:pPr>
@@ -2867,17 +3956,54 @@
       <w:pPr>
         <w:pStyle w:val="ListParagraph"/>
         <w:ind w:left="1080"/>
-        <w:rPr>
-          <w:b/>
-          <w:bCs/>
-        </w:rPr>
-      </w:pPr>
-      <w:r>
-        <w:rPr>
-          <w:b/>
-          <w:bCs/>
-        </w:rPr>
-        <w:t>SELECT users.name, SUM(expenses.amount) AS total_spending FROM expenses INNER JOIN users ON users.user_id = expenses.user_id GROUP BY users.name ORDER BY total_spending DESC;</w:t>
+      </w:pPr>
+      <w:r>
+        <w:t xml:space="preserve">SELECT users.name, </w:t>
+      </w:r>
+      <w:proofErr w:type="gramStart"/>
+      <w:r>
+        <w:t>SUM(</w:t>
+      </w:r>
+      <w:proofErr w:type="spellStart"/>
+      <w:r>
+        <w:t>expenses.amount</w:t>
+      </w:r>
+      <w:proofErr w:type="spellEnd"/>
+      <w:proofErr w:type="gramEnd"/>
+      <w:r>
+        <w:t xml:space="preserve">) AS </w:t>
+      </w:r>
+      <w:proofErr w:type="spellStart"/>
+      <w:r>
+        <w:t>total_spending</w:t>
+      </w:r>
+      <w:proofErr w:type="spellEnd"/>
+      <w:r>
+        <w:t xml:space="preserve"> FROM expenses INNER JOIN users ON </w:t>
+      </w:r>
+      <w:proofErr w:type="spellStart"/>
+      <w:r>
+        <w:t>users.user_id</w:t>
+      </w:r>
+      <w:proofErr w:type="spellEnd"/>
+      <w:r>
+        <w:t xml:space="preserve"> = </w:t>
+      </w:r>
+      <w:proofErr w:type="spellStart"/>
+      <w:r>
+        <w:t>expenses.user_id</w:t>
+      </w:r>
+      <w:proofErr w:type="spellEnd"/>
+      <w:r>
+        <w:t xml:space="preserve"> GROUP BY users.name ORDER BY </w:t>
+      </w:r>
+      <w:proofErr w:type="spellStart"/>
+      <w:r>
+        <w:t>total_spending</w:t>
+      </w:r>
+      <w:proofErr w:type="spellEnd"/>
+      <w:r>
+        <w:t xml:space="preserve"> DESC;</w:t>
       </w:r>
     </w:p>
     <w:p>
@@ -2963,6 +4089,7 @@
           <w:bCs/>
         </w:rPr>
       </w:pPr>
+      <w:proofErr w:type="gramStart"/>
       <w:r>
         <w:rPr>
           <w:b/>
@@ -2970,7 +4097,17 @@
           <w:sz w:val="28"/>
           <w:szCs w:val="28"/>
         </w:rPr>
-        <w:t>Views :-</w:t>
+        <w:t>Views :</w:t>
+      </w:r>
+      <w:proofErr w:type="gramEnd"/>
+      <w:r>
+        <w:rPr>
+          <w:b/>
+          <w:bCs/>
+          <w:sz w:val="28"/>
+          <w:szCs w:val="28"/>
+        </w:rPr>
+        <w:t>-</w:t>
       </w:r>
     </w:p>
     <w:p>
@@ -3001,7 +4138,23 @@
           <w:b/>
           <w:bCs/>
         </w:rPr>
-        <w:t>Create a view named ActiveUsersView: This view should list the name and email of any user who has logged more than 5 individual expense records.</w:t>
+        <w:t xml:space="preserve">Create a view named </w:t>
+      </w:r>
+      <w:proofErr w:type="spellStart"/>
+      <w:r>
+        <w:rPr>
+          <w:b/>
+          <w:bCs/>
+        </w:rPr>
+        <w:t>ActiveUsersView</w:t>
+      </w:r>
+      <w:proofErr w:type="spellEnd"/>
+      <w:r>
+        <w:rPr>
+          <w:b/>
+          <w:bCs/>
+        </w:rPr>
+        <w:t>: This view should list the name and email of any user who has logged more than 5 individual expense records.</w:t>
       </w:r>
     </w:p>
     <w:p>
@@ -3023,6 +4176,7 @@
           <w:bCs/>
         </w:rPr>
       </w:pPr>
+      <w:proofErr w:type="gramStart"/>
       <w:r>
         <w:rPr>
           <w:b/>
@@ -3030,6 +4184,7 @@
         </w:rPr>
         <w:t>Query:-</w:t>
       </w:r>
+      <w:proofErr w:type="gramEnd"/>
     </w:p>
     <w:p>
       <w:pPr>
@@ -3047,7 +4202,75 @@
         <w:ind w:left="1440"/>
       </w:pPr>
       <w:r>
-        <w:t>CREATE VIEW ActiveUsersView AS SELECT users.name, users.email FROM users INNER JOIN expenses ON users.user_id = expenses.user_id GROUP BY users.user_id, users.name, users.email HAVING COUNT(expenses.expense_id) &gt; 5;</w:t>
+        <w:t xml:space="preserve">CREATE VIEW </w:t>
+      </w:r>
+      <w:proofErr w:type="spellStart"/>
+      <w:r>
+        <w:t>ActiveUsersView</w:t>
+      </w:r>
+      <w:proofErr w:type="spellEnd"/>
+      <w:r>
+        <w:t xml:space="preserve"> AS SELECT users.name, </w:t>
+      </w:r>
+      <w:proofErr w:type="spellStart"/>
+      <w:proofErr w:type="gramStart"/>
+      <w:r>
+        <w:t>users.email</w:t>
+      </w:r>
+      <w:proofErr w:type="spellEnd"/>
+      <w:proofErr w:type="gramEnd"/>
+      <w:r>
+        <w:t xml:space="preserve"> FROM users INNER JOIN expenses ON </w:t>
+      </w:r>
+      <w:proofErr w:type="spellStart"/>
+      <w:r>
+        <w:t>users.user_id</w:t>
+      </w:r>
+      <w:proofErr w:type="spellEnd"/>
+      <w:r>
+        <w:t xml:space="preserve"> = </w:t>
+      </w:r>
+      <w:proofErr w:type="spellStart"/>
+      <w:r>
+        <w:t>expenses.user_id</w:t>
+      </w:r>
+      <w:proofErr w:type="spellEnd"/>
+      <w:r>
+        <w:t xml:space="preserve"> GROUP BY </w:t>
+      </w:r>
+      <w:proofErr w:type="spellStart"/>
+      <w:r>
+        <w:t>users.user_id</w:t>
+      </w:r>
+      <w:proofErr w:type="spellEnd"/>
+      <w:r>
+        <w:t xml:space="preserve">, users.name, </w:t>
+      </w:r>
+      <w:proofErr w:type="spellStart"/>
+      <w:proofErr w:type="gramStart"/>
+      <w:r>
+        <w:t>users.email</w:t>
+      </w:r>
+      <w:proofErr w:type="spellEnd"/>
+      <w:proofErr w:type="gramEnd"/>
+      <w:r>
+        <w:t xml:space="preserve"> HAVING </w:t>
+      </w:r>
+      <w:proofErr w:type="gramStart"/>
+      <w:r>
+        <w:t>COUNT(</w:t>
+      </w:r>
+      <w:proofErr w:type="spellStart"/>
+      <w:r>
+        <w:t>expenses.expense</w:t>
+      </w:r>
+      <w:proofErr w:type="gramEnd"/>
+      <w:r>
+        <w:t>_id</w:t>
+      </w:r>
+      <w:proofErr w:type="spellEnd"/>
+      <w:r>
+        <w:t>) &gt; 5;</w:t>
       </w:r>
     </w:p>
     <w:p>
@@ -3065,9 +4288,11 @@
         <w:lastRenderedPageBreak/>
         <w:t xml:space="preserve">SELECT *FROM </w:t>
       </w:r>
+      <w:proofErr w:type="spellStart"/>
       <w:r>
         <w:t>ActiveUsersView</w:t>
       </w:r>
+      <w:proofErr w:type="spellEnd"/>
       <w:r>
         <w:t>;</w:t>
       </w:r>
@@ -3393,12 +4618,21 @@
           <w:bCs/>
         </w:rPr>
       </w:pPr>
-      <w:r>
-        <w:rPr>
-          <w:b/>
-          <w:bCs/>
-        </w:rPr>
-        <w:t xml:space="preserve">Insert :- </w:t>
+      <w:proofErr w:type="gramStart"/>
+      <w:r>
+        <w:rPr>
+          <w:b/>
+          <w:bCs/>
+        </w:rPr>
+        <w:t>Insert :</w:t>
+      </w:r>
+      <w:proofErr w:type="gramEnd"/>
+      <w:r>
+        <w:rPr>
+          <w:b/>
+          <w:bCs/>
+        </w:rPr>
+        <w:t xml:space="preserve">- </w:t>
       </w:r>
       <w:r>
         <w:rPr>
@@ -3431,6 +4665,7 @@
           <w:bCs/>
         </w:rPr>
       </w:pPr>
+      <w:proofErr w:type="gramStart"/>
       <w:r>
         <w:rPr>
           <w:b/>
@@ -3438,28 +4673,74 @@
         </w:rPr>
         <w:t>Query:-</w:t>
       </w:r>
-    </w:p>
-    <w:p>
-      <w:pPr>
-        <w:pStyle w:val="ListParagraph"/>
-        <w:tabs>
-          <w:tab w:val="left" w:pos="5160"/>
-        </w:tabs>
-        <w:rPr>
-          <w:b/>
-          <w:bCs/>
-        </w:rPr>
-      </w:pPr>
-    </w:p>
-    <w:p>
-      <w:pPr>
-        <w:pStyle w:val="ListParagraph"/>
-        <w:tabs>
-          <w:tab w:val="left" w:pos="5160"/>
-        </w:tabs>
-      </w:pPr>
-      <w:r>
-        <w:t>INSERT INTO expenses(expense_id, user_id, category_id, amount, expense_date)values(11, 1, 1, 450.00, ‘</w:t>
+      <w:proofErr w:type="gramEnd"/>
+    </w:p>
+    <w:p>
+      <w:pPr>
+        <w:pStyle w:val="ListParagraph"/>
+        <w:tabs>
+          <w:tab w:val="left" w:pos="5160"/>
+        </w:tabs>
+        <w:rPr>
+          <w:b/>
+          <w:bCs/>
+        </w:rPr>
+      </w:pPr>
+    </w:p>
+    <w:p>
+      <w:pPr>
+        <w:pStyle w:val="ListParagraph"/>
+        <w:tabs>
+          <w:tab w:val="left" w:pos="5160"/>
+        </w:tabs>
+      </w:pPr>
+      <w:r>
+        <w:t xml:space="preserve">INSERT INTO </w:t>
+      </w:r>
+      <w:proofErr w:type="gramStart"/>
+      <w:r>
+        <w:t>expenses(</w:t>
+      </w:r>
+      <w:proofErr w:type="spellStart"/>
+      <w:proofErr w:type="gramEnd"/>
+      <w:r>
+        <w:t>expense_id</w:t>
+      </w:r>
+      <w:proofErr w:type="spellEnd"/>
+      <w:r>
+        <w:t xml:space="preserve">, </w:t>
+      </w:r>
+      <w:proofErr w:type="spellStart"/>
+      <w:r>
+        <w:t>user_id</w:t>
+      </w:r>
+      <w:proofErr w:type="spellEnd"/>
+      <w:r>
+        <w:t xml:space="preserve">, </w:t>
+      </w:r>
+      <w:proofErr w:type="spellStart"/>
+      <w:r>
+        <w:t>category_id</w:t>
+      </w:r>
+      <w:proofErr w:type="spellEnd"/>
+      <w:r>
+        <w:t xml:space="preserve">, amount, </w:t>
+      </w:r>
+      <w:proofErr w:type="spellStart"/>
+      <w:r>
+        <w:t>expense_</w:t>
+      </w:r>
+      <w:proofErr w:type="gramStart"/>
+      <w:r>
+        <w:t>date</w:t>
+      </w:r>
+      <w:proofErr w:type="spellEnd"/>
+      <w:r>
+        <w:t>)values</w:t>
+      </w:r>
+      <w:proofErr w:type="gramEnd"/>
+      <w:r>
+        <w:t>(11, 1, 1, 450.00, ‘</w:t>
       </w:r>
       <w:r>
         <w:t>'2024-06-11'</w:t>
@@ -3597,33 +4878,52 @@
           <w:bCs/>
         </w:rPr>
       </w:pPr>
-      <w:r>
-        <w:rPr>
-          <w:b/>
-          <w:bCs/>
-        </w:rPr>
-        <w:t>Select(Read):-</w:t>
-      </w:r>
-    </w:p>
-    <w:p>
-      <w:pPr>
-        <w:pStyle w:val="ListParagraph"/>
-        <w:tabs>
-          <w:tab w:val="left" w:pos="5160"/>
-        </w:tabs>
-      </w:pPr>
-    </w:p>
-    <w:p>
-      <w:pPr>
-        <w:pStyle w:val="ListParagraph"/>
-        <w:tabs>
-          <w:tab w:val="left" w:pos="5160"/>
-        </w:tabs>
-        <w:rPr>
-          <w:b/>
-          <w:bCs/>
-        </w:rPr>
-      </w:pPr>
+      <w:proofErr w:type="gramStart"/>
+      <w:r>
+        <w:rPr>
+          <w:b/>
+          <w:bCs/>
+        </w:rPr>
+        <w:t>Select(</w:t>
+      </w:r>
+      <w:proofErr w:type="gramEnd"/>
+      <w:r>
+        <w:rPr>
+          <w:b/>
+          <w:bCs/>
+        </w:rPr>
+        <w:t>Read</w:t>
+      </w:r>
+      <w:proofErr w:type="gramStart"/>
+      <w:r>
+        <w:rPr>
+          <w:b/>
+          <w:bCs/>
+        </w:rPr>
+        <w:t>):-</w:t>
+      </w:r>
+      <w:proofErr w:type="gramEnd"/>
+    </w:p>
+    <w:p>
+      <w:pPr>
+        <w:pStyle w:val="ListParagraph"/>
+        <w:tabs>
+          <w:tab w:val="left" w:pos="5160"/>
+        </w:tabs>
+      </w:pPr>
+    </w:p>
+    <w:p>
+      <w:pPr>
+        <w:pStyle w:val="ListParagraph"/>
+        <w:tabs>
+          <w:tab w:val="left" w:pos="5160"/>
+        </w:tabs>
+        <w:rPr>
+          <w:b/>
+          <w:bCs/>
+        </w:rPr>
+      </w:pPr>
+      <w:proofErr w:type="gramStart"/>
       <w:r>
         <w:rPr>
           <w:b/>
@@ -3631,6 +4931,7 @@
         </w:rPr>
         <w:t>Query:-</w:t>
       </w:r>
+      <w:proofErr w:type="gramEnd"/>
     </w:p>
     <w:p>
       <w:pPr>
@@ -3729,43 +5030,62 @@
           <w:bCs/>
         </w:rPr>
       </w:pPr>
+      <w:proofErr w:type="gramStart"/>
       <w:r>
         <w:rPr>
           <w:b/>
           <w:bCs/>
         </w:rPr>
         <w:lastRenderedPageBreak/>
-        <w:t>Update :-</w:t>
-      </w:r>
-    </w:p>
-    <w:p>
-      <w:pPr>
-        <w:pStyle w:val="ListParagraph"/>
-        <w:tabs>
-          <w:tab w:val="left" w:pos="5160"/>
-        </w:tabs>
-      </w:pPr>
+        <w:t>Update :</w:t>
+      </w:r>
+      <w:proofErr w:type="gramEnd"/>
+      <w:r>
+        <w:rPr>
+          <w:b/>
+          <w:bCs/>
+        </w:rPr>
+        <w:t>-</w:t>
+      </w:r>
+    </w:p>
+    <w:p>
+      <w:pPr>
+        <w:pStyle w:val="ListParagraph"/>
+        <w:tabs>
+          <w:tab w:val="left" w:pos="5160"/>
+        </w:tabs>
+      </w:pPr>
+      <w:proofErr w:type="gramStart"/>
       <w:r>
         <w:t>Query:-</w:t>
       </w:r>
-    </w:p>
-    <w:p>
-      <w:pPr>
-        <w:pStyle w:val="ListParagraph"/>
-        <w:tabs>
-          <w:tab w:val="left" w:pos="5160"/>
-        </w:tabs>
-      </w:pPr>
-    </w:p>
-    <w:p>
-      <w:pPr>
-        <w:pStyle w:val="ListParagraph"/>
-        <w:tabs>
-          <w:tab w:val="left" w:pos="5160"/>
-        </w:tabs>
-      </w:pPr>
-      <w:r>
-        <w:t>UPDATE expenses SET amount = 800.65 WHERE expense_id = 10;</w:t>
+      <w:proofErr w:type="gramEnd"/>
+    </w:p>
+    <w:p>
+      <w:pPr>
+        <w:pStyle w:val="ListParagraph"/>
+        <w:tabs>
+          <w:tab w:val="left" w:pos="5160"/>
+        </w:tabs>
+      </w:pPr>
+    </w:p>
+    <w:p>
+      <w:pPr>
+        <w:pStyle w:val="ListParagraph"/>
+        <w:tabs>
+          <w:tab w:val="left" w:pos="5160"/>
+        </w:tabs>
+      </w:pPr>
+      <w:r>
+        <w:t xml:space="preserve">UPDATE expenses SET amount = 800.65 WHERE </w:t>
+      </w:r>
+      <w:proofErr w:type="spellStart"/>
+      <w:r>
+        <w:t>expense_id</w:t>
+      </w:r>
+      <w:proofErr w:type="spellEnd"/>
+      <w:r>
+        <w:t xml:space="preserve"> = 10;</w:t>
       </w:r>
     </w:p>
     <w:p>
@@ -3905,12 +5225,21 @@
           <w:bCs/>
         </w:rPr>
       </w:pPr>
-      <w:r>
-        <w:rPr>
-          <w:b/>
-          <w:bCs/>
-        </w:rPr>
-        <w:t>Delete :-</w:t>
+      <w:proofErr w:type="gramStart"/>
+      <w:r>
+        <w:rPr>
+          <w:b/>
+          <w:bCs/>
+        </w:rPr>
+        <w:t>Delete :</w:t>
+      </w:r>
+      <w:proofErr w:type="gramEnd"/>
+      <w:r>
+        <w:rPr>
+          <w:b/>
+          <w:bCs/>
+        </w:rPr>
+        <w:t>-</w:t>
       </w:r>
     </w:p>
     <w:p>
@@ -3920,9 +5249,11 @@
         </w:tabs>
         <w:ind w:left="720"/>
       </w:pPr>
+      <w:proofErr w:type="gramStart"/>
       <w:r>
         <w:t>Query:-</w:t>
       </w:r>
+      <w:proofErr w:type="gramEnd"/>
     </w:p>
     <w:p>
       <w:pPr>
@@ -3932,7 +5263,15 @@
         <w:ind w:left="720"/>
       </w:pPr>
       <w:r>
-        <w:t>DELETE FROM expenses WHERE expense_id = 11;</w:t>
+        <w:t xml:space="preserve">DELETE FROM expenses WHERE </w:t>
+      </w:r>
+      <w:proofErr w:type="spellStart"/>
+      <w:r>
+        <w:t>expense_id</w:t>
+      </w:r>
+      <w:proofErr w:type="spellEnd"/>
+      <w:r>
+        <w:t xml:space="preserve"> = 11;</w:t>
       </w:r>
     </w:p>
     <w:p>
@@ -4106,6 +5445,7 @@
           <w:bCs/>
         </w:rPr>
       </w:pPr>
+      <w:proofErr w:type="gramStart"/>
       <w:r>
         <w:rPr>
           <w:b/>
@@ -4113,6 +5453,7 @@
         </w:rPr>
         <w:t>Query:-</w:t>
       </w:r>
+      <w:proofErr w:type="gramEnd"/>
     </w:p>
     <w:p>
       <w:pPr>
@@ -4145,40 +5486,74 @@
         </w:tabs>
       </w:pPr>
       <w:r>
-        <w:t>CREATE PROCEDURE GetMonthlyExpense(</w:t>
-      </w:r>
-    </w:p>
-    <w:p>
-      <w:pPr>
-        <w:pStyle w:val="ListParagraph"/>
-        <w:tabs>
-          <w:tab w:val="left" w:pos="5160"/>
-        </w:tabs>
-      </w:pPr>
-      <w:r>
-        <w:t xml:space="preserve">    IN p_user_id int,</w:t>
-      </w:r>
-    </w:p>
-    <w:p>
-      <w:pPr>
-        <w:pStyle w:val="ListParagraph"/>
-        <w:tabs>
-          <w:tab w:val="left" w:pos="5160"/>
-        </w:tabs>
-      </w:pPr>
-      <w:r>
-        <w:t xml:space="preserve">    IN p_month int,</w:t>
-      </w:r>
-    </w:p>
-    <w:p>
-      <w:pPr>
-        <w:pStyle w:val="ListParagraph"/>
-        <w:tabs>
-          <w:tab w:val="left" w:pos="5160"/>
-        </w:tabs>
-      </w:pPr>
-      <w:r>
-        <w:t xml:space="preserve">    IN p_year int</w:t>
+        <w:t xml:space="preserve">CREATE PROCEDURE </w:t>
+      </w:r>
+      <w:proofErr w:type="spellStart"/>
+      <w:proofErr w:type="gramStart"/>
+      <w:r>
+        <w:t>GetMonthlyExpense</w:t>
+      </w:r>
+      <w:proofErr w:type="spellEnd"/>
+      <w:r>
+        <w:t>(</w:t>
+      </w:r>
+      <w:proofErr w:type="gramEnd"/>
+    </w:p>
+    <w:p>
+      <w:pPr>
+        <w:pStyle w:val="ListParagraph"/>
+        <w:tabs>
+          <w:tab w:val="left" w:pos="5160"/>
+        </w:tabs>
+      </w:pPr>
+      <w:r>
+        <w:t xml:space="preserve">    IN </w:t>
+      </w:r>
+      <w:proofErr w:type="spellStart"/>
+      <w:r>
+        <w:t>p_user_id</w:t>
+      </w:r>
+      <w:proofErr w:type="spellEnd"/>
+      <w:r>
+        <w:t xml:space="preserve"> int,</w:t>
+      </w:r>
+    </w:p>
+    <w:p>
+      <w:pPr>
+        <w:pStyle w:val="ListParagraph"/>
+        <w:tabs>
+          <w:tab w:val="left" w:pos="5160"/>
+        </w:tabs>
+      </w:pPr>
+      <w:r>
+        <w:t xml:space="preserve">    IN </w:t>
+      </w:r>
+      <w:proofErr w:type="spellStart"/>
+      <w:r>
+        <w:t>p_month</w:t>
+      </w:r>
+      <w:proofErr w:type="spellEnd"/>
+      <w:r>
+        <w:t xml:space="preserve"> int,</w:t>
+      </w:r>
+    </w:p>
+    <w:p>
+      <w:pPr>
+        <w:pStyle w:val="ListParagraph"/>
+        <w:tabs>
+          <w:tab w:val="left" w:pos="5160"/>
+        </w:tabs>
+      </w:pPr>
+      <w:r>
+        <w:t xml:space="preserve">    IN </w:t>
+      </w:r>
+      <w:proofErr w:type="spellStart"/>
+      <w:r>
+        <w:t>p_year</w:t>
+      </w:r>
+      <w:proofErr w:type="spellEnd"/>
+      <w:r>
+        <w:t xml:space="preserve"> int</w:t>
       </w:r>
     </w:p>
     <w:p>
@@ -4211,11 +5586,111 @@
         </w:tabs>
       </w:pPr>
       <w:r>
-        <w:t xml:space="preserve">      SELECT users.name, SUM(expenses.amount) AS total_monthly_expense FROM   expenses JOIN users ON expenses.user_id = users.user_id WHERE </w:t>
+        <w:t xml:space="preserve">      SELECT users.name, </w:t>
+      </w:r>
+      <w:proofErr w:type="gramStart"/>
+      <w:r>
+        <w:t>SUM(</w:t>
+      </w:r>
+      <w:proofErr w:type="spellStart"/>
+      <w:r>
+        <w:t>expenses.amount</w:t>
+      </w:r>
+      <w:proofErr w:type="spellEnd"/>
+      <w:proofErr w:type="gramEnd"/>
+      <w:r>
+        <w:t xml:space="preserve">) AS </w:t>
+      </w:r>
+      <w:proofErr w:type="spellStart"/>
+      <w:r>
+        <w:t>total_monthly_expense</w:t>
+      </w:r>
+      <w:proofErr w:type="spellEnd"/>
+      <w:r>
+        <w:t xml:space="preserve"> FROM   expenses JOIN users ON </w:t>
+      </w:r>
+      <w:proofErr w:type="spellStart"/>
+      <w:r>
+        <w:t>expenses.user_id</w:t>
+      </w:r>
+      <w:proofErr w:type="spellEnd"/>
+      <w:r>
+        <w:t xml:space="preserve"> = </w:t>
+      </w:r>
+      <w:proofErr w:type="spellStart"/>
+      <w:r>
+        <w:t>users.user_id</w:t>
+      </w:r>
+      <w:proofErr w:type="spellEnd"/>
+      <w:r>
+        <w:t xml:space="preserve"> WHERE </w:t>
       </w:r>
       <w:r>
         <w:tab/>
-        <w:t>expenses.user_id = p_user_id AND MONTH(expenses.expense_date) = p_month AND YEAR(expenses.expense_date) = p_year GROUP BY users.name</w:t>
+      </w:r>
+      <w:proofErr w:type="spellStart"/>
+      <w:r>
+        <w:t>expenses.user_id</w:t>
+      </w:r>
+      <w:proofErr w:type="spellEnd"/>
+      <w:r>
+        <w:t xml:space="preserve"> = </w:t>
+      </w:r>
+      <w:proofErr w:type="spellStart"/>
+      <w:r>
+        <w:t>p_user_id</w:t>
+      </w:r>
+      <w:proofErr w:type="spellEnd"/>
+      <w:r>
+        <w:t xml:space="preserve"> AND </w:t>
+      </w:r>
+      <w:proofErr w:type="gramStart"/>
+      <w:r>
+        <w:t>MONTH(</w:t>
+      </w:r>
+      <w:proofErr w:type="spellStart"/>
+      <w:r>
+        <w:t>expenses.expense</w:t>
+      </w:r>
+      <w:proofErr w:type="gramEnd"/>
+      <w:r>
+        <w:t>_date</w:t>
+      </w:r>
+      <w:proofErr w:type="spellEnd"/>
+      <w:r>
+        <w:t xml:space="preserve">) = </w:t>
+      </w:r>
+      <w:proofErr w:type="spellStart"/>
+      <w:r>
+        <w:t>p_month</w:t>
+      </w:r>
+      <w:proofErr w:type="spellEnd"/>
+      <w:r>
+        <w:t xml:space="preserve"> AND </w:t>
+      </w:r>
+      <w:proofErr w:type="gramStart"/>
+      <w:r>
+        <w:t>YEAR(</w:t>
+      </w:r>
+      <w:proofErr w:type="spellStart"/>
+      <w:r>
+        <w:t>expenses.expense</w:t>
+      </w:r>
+      <w:proofErr w:type="gramEnd"/>
+      <w:r>
+        <w:t>_date</w:t>
+      </w:r>
+      <w:proofErr w:type="spellEnd"/>
+      <w:r>
+        <w:t xml:space="preserve">) = </w:t>
+      </w:r>
+      <w:proofErr w:type="spellStart"/>
+      <w:r>
+        <w:t>p_year</w:t>
+      </w:r>
+      <w:proofErr w:type="spellEnd"/>
+      <w:r>
+        <w:t xml:space="preserve"> GROUP BY users.name</w:t>
       </w:r>
     </w:p>
     <w:p>
@@ -4244,36 +5719,47 @@
           <w:tab w:val="left" w:pos="5160"/>
         </w:tabs>
       </w:pPr>
+      <w:proofErr w:type="gramStart"/>
       <w:r>
         <w:t>DELIMITER ;</w:t>
       </w:r>
-    </w:p>
-    <w:p>
-      <w:pPr>
-        <w:pStyle w:val="ListParagraph"/>
-        <w:tabs>
-          <w:tab w:val="left" w:pos="5160"/>
-        </w:tabs>
-      </w:pPr>
-    </w:p>
-    <w:p>
-      <w:pPr>
-        <w:pStyle w:val="ListParagraph"/>
-        <w:tabs>
-          <w:tab w:val="left" w:pos="5160"/>
-        </w:tabs>
-        <w:rPr>
-          <w:b/>
-          <w:bCs/>
-        </w:rPr>
-      </w:pPr>
-      <w:r>
-        <w:rPr>
-          <w:b/>
-          <w:bCs/>
-        </w:rPr>
-        <w:t>Execute Query:-</w:t>
-      </w:r>
+      <w:proofErr w:type="gramEnd"/>
+    </w:p>
+    <w:p>
+      <w:pPr>
+        <w:pStyle w:val="ListParagraph"/>
+        <w:tabs>
+          <w:tab w:val="left" w:pos="5160"/>
+        </w:tabs>
+      </w:pPr>
+    </w:p>
+    <w:p>
+      <w:pPr>
+        <w:pStyle w:val="ListParagraph"/>
+        <w:tabs>
+          <w:tab w:val="left" w:pos="5160"/>
+        </w:tabs>
+        <w:rPr>
+          <w:b/>
+          <w:bCs/>
+        </w:rPr>
+      </w:pPr>
+      <w:r>
+        <w:rPr>
+          <w:b/>
+          <w:bCs/>
+        </w:rPr>
+        <w:t xml:space="preserve">Execute </w:t>
+      </w:r>
+      <w:proofErr w:type="gramStart"/>
+      <w:r>
+        <w:rPr>
+          <w:b/>
+          <w:bCs/>
+        </w:rPr>
+        <w:t>Query:-</w:t>
+      </w:r>
+      <w:proofErr w:type="gramEnd"/>
       <w:r>
         <w:rPr>
           <w:b/>
@@ -4281,9 +5767,16 @@
         </w:rPr>
         <w:t xml:space="preserve"> CALL </w:t>
       </w:r>
-      <w:r>
-        <w:t>GetMonthlyExpense(</w:t>
-      </w:r>
+      <w:proofErr w:type="spellStart"/>
+      <w:proofErr w:type="gramStart"/>
+      <w:r>
+        <w:t>GetMonthlyExpense</w:t>
+      </w:r>
+      <w:proofErr w:type="spellEnd"/>
+      <w:r>
+        <w:t>(</w:t>
+      </w:r>
+      <w:proofErr w:type="gramEnd"/>
       <w:r>
         <w:t>1, 6, 2024</w:t>
       </w:r>
@@ -4459,37 +5952,47 @@
           <w:bCs/>
         </w:rPr>
       </w:pPr>
-      <w:r>
-        <w:rPr>
-          <w:b/>
-          <w:bCs/>
-        </w:rPr>
-        <w:t>ROLLBACK :-</w:t>
-      </w:r>
-    </w:p>
-    <w:p>
-      <w:pPr>
-        <w:pStyle w:val="ListParagraph"/>
-        <w:tabs>
-          <w:tab w:val="left" w:pos="5160"/>
-        </w:tabs>
-        <w:rPr>
-          <w:b/>
-          <w:bCs/>
-        </w:rPr>
-      </w:pPr>
-    </w:p>
-    <w:p>
-      <w:pPr>
-        <w:pStyle w:val="ListParagraph"/>
-        <w:tabs>
-          <w:tab w:val="left" w:pos="5160"/>
-        </w:tabs>
-        <w:rPr>
-          <w:b/>
-          <w:bCs/>
-        </w:rPr>
-      </w:pPr>
+      <w:proofErr w:type="gramStart"/>
+      <w:r>
+        <w:rPr>
+          <w:b/>
+          <w:bCs/>
+        </w:rPr>
+        <w:t>ROLLBACK :</w:t>
+      </w:r>
+      <w:proofErr w:type="gramEnd"/>
+      <w:r>
+        <w:rPr>
+          <w:b/>
+          <w:bCs/>
+        </w:rPr>
+        <w:t>-</w:t>
+      </w:r>
+    </w:p>
+    <w:p>
+      <w:pPr>
+        <w:pStyle w:val="ListParagraph"/>
+        <w:tabs>
+          <w:tab w:val="left" w:pos="5160"/>
+        </w:tabs>
+        <w:rPr>
+          <w:b/>
+          <w:bCs/>
+        </w:rPr>
+      </w:pPr>
+    </w:p>
+    <w:p>
+      <w:pPr>
+        <w:pStyle w:val="ListParagraph"/>
+        <w:tabs>
+          <w:tab w:val="left" w:pos="5160"/>
+        </w:tabs>
+        <w:rPr>
+          <w:b/>
+          <w:bCs/>
+        </w:rPr>
+      </w:pPr>
+      <w:proofErr w:type="gramStart"/>
       <w:r>
         <w:rPr>
           <w:b/>
@@ -4497,6 +6000,7 @@
         </w:rPr>
         <w:t>Query:-</w:t>
       </w:r>
+      <w:proofErr w:type="gramEnd"/>
     </w:p>
     <w:p>
       <w:pPr>
@@ -4537,26 +6041,66 @@
         </w:tabs>
       </w:pPr>
       <w:r>
-        <w:t>INSERT INTO expenses(expense_id,user_id,category_id,amount,expense_date)VALUES(12,2,1,600.00,'2024-06-12');</w:t>
-      </w:r>
-    </w:p>
-    <w:p>
-      <w:pPr>
-        <w:pStyle w:val="ListParagraph"/>
-        <w:tabs>
-          <w:tab w:val="left" w:pos="5160"/>
-        </w:tabs>
-      </w:pPr>
-    </w:p>
-    <w:p>
-      <w:pPr>
-        <w:pStyle w:val="ListParagraph"/>
-        <w:tabs>
-          <w:tab w:val="left" w:pos="5160"/>
-        </w:tabs>
-      </w:pPr>
-      <w:r>
-        <w:t>SELECT *FROM expenses WHERE expense_id = 12;</w:t>
+        <w:t>INSERT INTO expenses(expense_</w:t>
+      </w:r>
+      <w:proofErr w:type="gramStart"/>
+      <w:r>
+        <w:t>id,user</w:t>
+      </w:r>
+      <w:proofErr w:type="gramEnd"/>
+      <w:r>
+        <w:t>_</w:t>
+      </w:r>
+      <w:proofErr w:type="gramStart"/>
+      <w:r>
+        <w:t>id,category</w:t>
+      </w:r>
+      <w:proofErr w:type="gramEnd"/>
+      <w:r>
+        <w:t>_</w:t>
+      </w:r>
+      <w:proofErr w:type="gramStart"/>
+      <w:r>
+        <w:t>id,amount</w:t>
+      </w:r>
+      <w:proofErr w:type="gramEnd"/>
+      <w:r>
+        <w:t>,expense_</w:t>
+      </w:r>
+      <w:proofErr w:type="gramStart"/>
+      <w:r>
+        <w:t>date)VALUES</w:t>
+      </w:r>
+      <w:proofErr w:type="gramEnd"/>
+      <w:r>
+        <w:t>(12,2,1,600.00,'2024-06-12');</w:t>
+      </w:r>
+    </w:p>
+    <w:p>
+      <w:pPr>
+        <w:pStyle w:val="ListParagraph"/>
+        <w:tabs>
+          <w:tab w:val="left" w:pos="5160"/>
+        </w:tabs>
+      </w:pPr>
+    </w:p>
+    <w:p>
+      <w:pPr>
+        <w:pStyle w:val="ListParagraph"/>
+        <w:tabs>
+          <w:tab w:val="left" w:pos="5160"/>
+        </w:tabs>
+      </w:pPr>
+      <w:r>
+        <w:t xml:space="preserve">SELECT *FROM expenses WHERE </w:t>
+      </w:r>
+      <w:proofErr w:type="spellStart"/>
+      <w:r>
+        <w:t>expense_id</w:t>
+      </w:r>
+      <w:proofErr w:type="spellEnd"/>
+      <w:r>
+        <w:t xml:space="preserve"> = 12;</w:t>
       </w:r>
     </w:p>
     <w:p>
@@ -4655,6 +6199,7 @@
       <w:r>
         <w:t xml:space="preserve">             </w:t>
       </w:r>
+      <w:proofErr w:type="gramStart"/>
       <w:r>
         <w:rPr>
           <w:b/>
@@ -4667,36 +6212,60 @@
           <w:b/>
           <w:bCs/>
         </w:rPr>
-        <w:t>:-</w:t>
-      </w:r>
-    </w:p>
-    <w:p>
-      <w:pPr>
-        <w:tabs>
-          <w:tab w:val="left" w:pos="5160"/>
-        </w:tabs>
-        <w:rPr>
-          <w:b/>
-          <w:bCs/>
-        </w:rPr>
-      </w:pPr>
-      <w:r>
-        <w:rPr>
-          <w:b/>
-          <w:bCs/>
-        </w:rPr>
-        <w:t xml:space="preserve">             Query :-</w:t>
-      </w:r>
-    </w:p>
-    <w:p>
-      <w:pPr>
-        <w:tabs>
-          <w:tab w:val="left" w:pos="5160"/>
-        </w:tabs>
-      </w:pPr>
-      <w:r>
+        <w:t>:</w:t>
+      </w:r>
+      <w:proofErr w:type="gramEnd"/>
+      <w:r>
+        <w:rPr>
+          <w:b/>
+          <w:bCs/>
+        </w:rPr>
+        <w:t>-</w:t>
+      </w:r>
+    </w:p>
+    <w:p>
+      <w:pPr>
+        <w:tabs>
+          <w:tab w:val="left" w:pos="5160"/>
+        </w:tabs>
+        <w:rPr>
+          <w:b/>
+          <w:bCs/>
+        </w:rPr>
+      </w:pPr>
+      <w:r>
+        <w:rPr>
+          <w:b/>
+          <w:bCs/>
+        </w:rPr>
         <w:t xml:space="preserve">             </w:t>
       </w:r>
+      <w:proofErr w:type="gramStart"/>
+      <w:r>
+        <w:rPr>
+          <w:b/>
+          <w:bCs/>
+        </w:rPr>
+        <w:t>Query :</w:t>
+      </w:r>
+      <w:proofErr w:type="gramEnd"/>
+      <w:r>
+        <w:rPr>
+          <w:b/>
+          <w:bCs/>
+        </w:rPr>
+        <w:t>-</w:t>
+      </w:r>
+    </w:p>
+    <w:p>
+      <w:pPr>
+        <w:tabs>
+          <w:tab w:val="left" w:pos="5160"/>
+        </w:tabs>
+      </w:pPr>
+      <w:r>
+        <w:t xml:space="preserve">             </w:t>
+      </w:r>
       <w:r>
         <w:t>START TRANSACTION;</w:t>
       </w:r>
@@ -4717,7 +6286,31 @@
         <w:t xml:space="preserve">    </w:t>
       </w:r>
       <w:r>
-        <w:t>expenses(user_id,category_id,amount,expense_date)VALUES(3,2,700.00,'2024-06-13');</w:t>
+        <w:t>expenses(user_</w:t>
+      </w:r>
+      <w:proofErr w:type="gramStart"/>
+      <w:r>
+        <w:t>id,category</w:t>
+      </w:r>
+      <w:proofErr w:type="gramEnd"/>
+      <w:r>
+        <w:t>_</w:t>
+      </w:r>
+      <w:proofErr w:type="gramStart"/>
+      <w:r>
+        <w:t>id,amount</w:t>
+      </w:r>
+      <w:proofErr w:type="gramEnd"/>
+      <w:r>
+        <w:t>,expense_</w:t>
+      </w:r>
+      <w:proofErr w:type="gramStart"/>
+      <w:r>
+        <w:t>date)VALUES</w:t>
+      </w:r>
+      <w:proofErr w:type="gramEnd"/>
+      <w:r>
+        <w:t>(3,2,700.00,'2024-06-13');</w:t>
       </w:r>
     </w:p>
     <w:p>
